--- a/07_PROCEDIMIENTO_DE_IMPLEMENTACION/ES/WORD/07_Procedimiento_De_Implementacion.docx
+++ b/07_PROCEDIMIENTO_DE_IMPLEMENTACION/ES/WORD/07_Procedimiento_De_Implementacion.docx
@@ -2,7 +2,7 @@
 <file path=word/document.xml><?xml version="1.0" encoding="utf-8"?>
 <w:document xmlns:w="http://schemas.openxmlformats.org/wordprocessingml/2006/main" xmlns:m="http://schemas.openxmlformats.org/officeDocument/2006/math" xmlns:r="http://schemas.openxmlformats.org/officeDocument/2006/relationships" xmlns:o="urn:schemas-microsoft-com:office:office" xmlns:v="urn:schemas-microsoft-com:vml" xmlns:w10="urn:schemas-microsoft-com:office:word" xmlns:a="http://schemas.openxmlformats.org/drawingml/2006/main" xmlns:pic="http://schemas.openxmlformats.org/drawingml/2006/picture" xmlns:wp="http://schemas.openxmlformats.org/drawingml/2006/wordprocessingDrawing">
   <w:body>
-    <w:bookmarkStart w:id="70" w:name="X93687d44be0739ffd82fbd9652f89e4104e3c22"/>
+    <w:bookmarkStart w:id="69" w:name="X93687d44be0739ffd82fbd9652f89e4104e3c22"/>
     <w:p>
       <w:pPr>
         <w:pStyle w:val="Heading1"/>
@@ -64,7 +64,7 @@
         <w:pStyle w:val="BodyText"/>
       </w:pPr>
       <w:r>
-        <w:t xml:space="preserve">9 de octubre de 2026</w:t>
+        <w:t xml:space="preserve">16 de octubre de 2026</w:t>
       </w:r>
     </w:p>
     <w:p>
@@ -72,7 +72,7 @@
         <w:pStyle w:val="BodyText"/>
       </w:pPr>
       <w:r>
-        <w:t xml:space="preserve">Tipo de documento: Procedimiento de implementación (equipo de desarrollo, administrador de TI y responsable del negocio) · Versión 1.0</w:t>
+        <w:t xml:space="preserve">Tipo de documento: Procedimiento de implementación (equipo de desarrollo, administrador de TI y responsable del negocio) · Versión 2.0</w:t>
       </w:r>
     </w:p>
     <w:bookmarkStart w:id="20" w:name="control-de-versiones"/>
@@ -255,6 +255,52 @@
           </w:p>
         </w:tc>
       </w:tr>
+      <w:tr>
+        <w:tc>
+          <w:tcPr/>
+          <w:p>
+            <w:pPr>
+              <w:pStyle w:val="Compact"/>
+            </w:pPr>
+            <w:r>
+              <w:t xml:space="preserve">2.0</w:t>
+            </w:r>
+          </w:p>
+        </w:tc>
+        <w:tc>
+          <w:tcPr/>
+          <w:p>
+            <w:pPr>
+              <w:pStyle w:val="Compact"/>
+            </w:pPr>
+            <w:r>
+              <w:t xml:space="preserve">2026-10-16</w:t>
+            </w:r>
+          </w:p>
+        </w:tc>
+        <w:tc>
+          <w:tcPr/>
+          <w:p>
+            <w:pPr>
+              <w:pStyle w:val="Compact"/>
+            </w:pPr>
+            <w:r>
+              <w:t xml:space="preserve">Revisión contra el código del 16 de octubre de 2026 y el servidor público ya montado. Se actualizaron: servidor público en Azure con Caddy, HTTPS y la web servida con nginx, distribución del APK, primer administrador por variables de entorno, 57 tablas, cola de operations-service, salud de payment-service, pruebas web y de punta a punta en los criterios de entrada, asignación automática en las pruebas de humo, datos del negocio en la carga inicial y riesgos de la implementación.</w:t>
+            </w:r>
+          </w:p>
+        </w:tc>
+        <w:tc>
+          <w:tcPr/>
+          <w:p>
+            <w:pPr>
+              <w:pStyle w:val="Compact"/>
+            </w:pPr>
+            <w:r>
+              <w:t xml:space="preserve">Equipo de desarrollo</w:t>
+            </w:r>
+          </w:p>
+        </w:tc>
+      </w:tr>
     </w:tbl>
     <w:p>
       <w:pPr>
@@ -1183,7 +1229,7 @@
         <w:t xml:space="preserve"> </w:t>
       </w:r>
       <w:r>
-        <w:t xml:space="preserve">al 9 de octubre de 2026), en especial</w:t>
+        <w:t xml:space="preserve">al 16 de octubre de 2026), en especial</w:t>
       </w:r>
       <w:r>
         <w:t xml:space="preserve"> </w:t>
@@ -1196,10 +1242,7 @@
         <w:t xml:space="preserve">lavarapido-infra/docker-compose.yml</w:t>
       </w:r>
       <w:r>
-        <w:t xml:space="preserve"> </w:t>
-      </w:r>
-      <w:r>
-        <w:t xml:space="preserve">y</w:t>
+        <w:t xml:space="preserve">,</w:t>
       </w:r>
       <w:r>
         <w:t xml:space="preserve"> </w:t>
@@ -1209,10 +1252,39 @@
           <w:i/>
           <w:iCs/>
         </w:rPr>
+        <w:t xml:space="preserve">docker-compose.prod.yml</w:t>
+      </w:r>
+      <w:r>
+        <w:t xml:space="preserve">,</w:t>
+      </w:r>
+      <w:r>
+        <w:t xml:space="preserve"> </w:t>
+      </w:r>
+      <w:r>
+        <w:rPr>
+          <w:i/>
+          <w:iCs/>
+        </w:rPr>
         <w:t xml:space="preserve">.env.example</w:t>
       </w:r>
       <w:r>
-        <w:t xml:space="preserve">, y contra la documentación de despliegue, entornos, integración continua, operación, calidad y control del proyecto (Equipo de Desarrollo Vehicle Washing, 2026a, 2026b). Los procedimientos detallados de instalación, administración y uso no se repiten aquí: se remite al Manual de Instalación, al Manual de Administrador y al Manual de Usuario, versión 3.1, que forman parte del mismo conjunto documental.</w:t>
+        <w:t xml:space="preserve"> </w:t>
+      </w:r>
+      <w:r>
+        <w:t xml:space="preserve">y la carpeta</w:t>
+      </w:r>
+      <w:r>
+        <w:t xml:space="preserve"> </w:t>
+      </w:r>
+      <w:r>
+        <w:rPr>
+          <w:i/>
+          <w:iCs/>
+        </w:rPr>
+        <w:t xml:space="preserve">deploy</w:t>
+      </w:r>
+      <w:r>
+        <w:t xml:space="preserve">, y contra la documentación de despliegue, entornos, integración continua, operación, calidad y control del proyecto (Equipo de Desarrollo Vehicle Washing, 2026a, 2026b). Los procedimientos detallados de instalación, administración y uso no se repiten aquí: se remite al Manual de Instalación, al Manual de Administrador y al Manual de Usuario, versión 4.0, y al Documento de Despliegue de esta misma carpeta, que registra cómo se montó el servidor público.</w:t>
       </w:r>
     </w:p>
     <w:bookmarkEnd w:id="23"/>
@@ -1342,7 +1414,7 @@
         </w:numPr>
       </w:pPr>
       <w:r>
-        <w:t xml:space="preserve">La implementación de una versión etiquetada del backend (seis servicios y gateway), la base de datos, la mensajería y la aplicación web en un servidor o equipo con Docker, que es el único entorno que la documentación del proyecto declara dentro de su alcance (Equipo de Desarrollo Vehicle Washing, 2026a).</w:t>
+        <w:t xml:space="preserve">La implementación de una versión etiquetada del backend (seis servicios y gateway), la base de datos, la mensajería y la aplicación web en un equipo con Docker de la red local o en el servidor público (una máquina virtual de Azure con Docker, Caddy y HTTPS que el equipo enciende cuando la necesita).</w:t>
       </w:r>
     </w:p>
     <w:p>
@@ -1400,7 +1472,7 @@
         </w:numPr>
       </w:pPr>
       <w:r>
-        <w:t xml:space="preserve">Un entorno de producción en la nube o con alta disponibilidad: la documentación lo declara fuera del alcance académico. La sección 14 lista lo que faltaría para llegar a él.</w:t>
+        <w:t xml:space="preserve">Un entorno de producción con alta disponibilidad (varias réplicas, base de datos administrada por el proveedor): la documentación lo declara fuera del alcance académico. La sección 14 lista lo que faltaría para llegar a él. El montaje paso a paso del servidor público está en el Documento de Despliegue.</w:t>
       </w:r>
     </w:p>
     <w:p>
@@ -1412,7 +1484,7 @@
         </w:numPr>
       </w:pPr>
       <w:r>
-        <w:t xml:space="preserve">La publicación de la aplicación móvil en tiendas de aplicaciones; la aplicación Android sigue en desarrollo y se implementa solo como versión de desarrollo (sección 11.7).</w:t>
+        <w:t xml:space="preserve">La publicación de la aplicación móvil en tiendas de aplicaciones; la aplicación Android se distribuye como APK desde el servidor público (botón y código QR de la página de inicio).</w:t>
       </w:r>
     </w:p>
     <w:p>
@@ -3121,7 +3193,7 @@
         <w:pStyle w:val="FirstParagraph"/>
       </w:pPr>
       <w:r>
-        <w:t xml:space="preserve">El entorno de destino es un servidor o equipo con Docker (Windows 10 u 11 con WSL 2, Ubuntu 22.04 o posterior, o macOS) que ejecuta todos los componentes de la Tabla 4 con</w:t>
+        <w:t xml:space="preserve">El entorno de destino es un equipo o servidor con Docker (Windows 10 u 11 con WSL 2, Ubuntu 22.04 o posterior, o macOS) que ejecuta todos los componentes de la Tabla 4 con</w:t>
       </w:r>
       <w:r>
         <w:t xml:space="preserve"> </w:t>
@@ -3134,7 +3206,20 @@
         <w:t xml:space="preserve">docker compose --profile app</w:t>
       </w:r>
       <w:r>
-        <w:t xml:space="preserve">. Los requisitos de hardware y software y los puertos son los de las secciones 6 y 7 del Manual de Instalación (mínimo 4 núcleos, 8 GB de RAM con 5 GB para Docker y 20 GB de disco libre; recomendado 16 GB de RAM y SSD).</w:t>
+        <w:t xml:space="preserve">. Los requisitos de hardware y software y los puertos son los de las secciones 6 y 7 del Manual de Instalación (mínimo 4 núcleos, 8 GB de RAM con 5 GB para Docker y 20 GB de disco libre; recomendado 16 GB de RAM y SSD). En el servidor público se agrega</w:t>
+      </w:r>
+      <w:r>
+        <w:t xml:space="preserve"> </w:t>
+      </w:r>
+      <w:r>
+        <w:rPr>
+          <w:i/>
+          <w:iCs/>
+        </w:rPr>
+        <w:t xml:space="preserve">docker-compose.prod.yml</w:t>
+      </w:r>
+      <w:r>
+        <w:t xml:space="preserve">: la web se sirve compilada desde un contenedor con nginx, Caddy publica solo los puertos 80 y 443 con HTTPS y ningún servicio interno queda expuesto.</w:t>
       </w:r>
     </w:p>
     <w:p>
@@ -3961,7 +4046,7 @@
               <w:pStyle w:val="Compact"/>
             </w:pPr>
             <w:r>
-              <w:t xml:space="preserve">4200</w:t>
+              <w:t xml:space="preserve">4200 en la red local; contenedor con nginx detrás de Caddy en el servidor público</w:t>
             </w:r>
           </w:p>
         </w:tc>
@@ -3985,7 +4070,7 @@
               <w:pStyle w:val="Compact"/>
             </w:pPr>
             <w:r>
-              <w:t xml:space="preserve">Aplicación móvil (versión de desarrollo)</w:t>
+              <w:t xml:space="preserve">Aplicación móvil</w:t>
             </w:r>
           </w:p>
         </w:tc>
@@ -4017,18 +4102,34 @@
               <w:pStyle w:val="Compact"/>
             </w:pPr>
             <w:r>
-              <w:t xml:space="preserve">8081 (Metro)</w:t>
-            </w:r>
-          </w:p>
-        </w:tc>
-        <w:tc>
-          <w:tcPr/>
-          <w:p>
-            <w:pPr>
-              <w:pStyle w:val="Compact"/>
-            </w:pPr>
-            <w:r>
-              <w:t xml:space="preserve">Fase 6, opcional</w:t>
+              <w:t xml:space="preserve">APK compilado con EAS y publicado en</w:t>
+            </w:r>
+            <w:r>
+              <w:t xml:space="preserve"> </w:t>
+            </w:r>
+            <w:r>
+              <w:rPr>
+                <w:i/>
+                <w:iCs/>
+              </w:rPr>
+              <w:t xml:space="preserve">/app/</w:t>
+            </w:r>
+            <w:r>
+              <w:t xml:space="preserve"> </w:t>
+            </w:r>
+            <w:r>
+              <w:t xml:space="preserve">del servidor; 8081 (Metro) en desarrollo</w:t>
+            </w:r>
+          </w:p>
+        </w:tc>
+        <w:tc>
+          <w:tcPr/>
+          <w:p>
+            <w:pPr>
+              <w:pStyle w:val="Compact"/>
+            </w:pPr>
+            <w:r>
+              <w:t xml:space="preserve">Fase 6</w:t>
             </w:r>
           </w:p>
         </w:tc>
@@ -4065,7 +4166,7 @@
         <w:t xml:space="preserve"> </w:t>
       </w:r>
       <w:r>
-        <w:t xml:space="preserve">(9 de octubre de 2026). Desde el 8 de octubre de 2026, payment-service tiene Dockerfile y servicio en el archivo de Compose, y el contenedor del gateway recibe</w:t>
+        <w:t xml:space="preserve">y</w:t>
       </w:r>
       <w:r>
         <w:t xml:space="preserve"> </w:t>
@@ -4075,10 +4176,13 @@
           <w:i/>
           <w:iCs/>
         </w:rPr>
-        <w:t xml:space="preserve">ROUTE_PAYMENT_URL</w:t>
-      </w:r>
-      <w:r>
-        <w:t xml:space="preserve">; las limitaciones TD-014 descritas en la versión 3.0 de los manuales quedaron resueltas.</w:t>
+        <w:t xml:space="preserve">docker-compose.prod.yml</w:t>
+      </w:r>
+      <w:r>
+        <w:t xml:space="preserve"> </w:t>
+      </w:r>
+      <w:r>
+        <w:t xml:space="preserve">(16 de octubre de 2026).</w:t>
       </w:r>
     </w:p>
     <w:bookmarkEnd w:id="36"/>
@@ -4297,7 +4401,7 @@
               <w:pStyle w:val="Compact"/>
             </w:pPr>
             <w:r>
-              <w:t xml:space="preserve">Las pruebas automáticas del backend pasan:</w:t>
+              <w:t xml:space="preserve">Las pruebas automáticas pasan:</w:t>
             </w:r>
             <w:r>
               <w:t xml:space="preserve"> </w:t>
@@ -4313,7 +4417,7 @@
               <w:t xml:space="preserve"> </w:t>
             </w:r>
             <w:r>
-              <w:t xml:space="preserve">en los servicios Java y en el gateway, y</w:t>
+              <w:t xml:space="preserve">en los servicios Java y en el gateway,</w:t>
             </w:r>
             <w:r>
               <w:t xml:space="preserve"> </w:t>
@@ -4329,18 +4433,50 @@
               <w:t xml:space="preserve"> </w:t>
             </w:r>
             <w:r>
-              <w:t xml:space="preserve">en payment-service.</w:t>
-            </w:r>
-          </w:p>
-        </w:tc>
-        <w:tc>
-          <w:tcPr/>
-          <w:p>
-            <w:pPr>
-              <w:pStyle w:val="Compact"/>
-            </w:pPr>
-            <w:r>
-              <w:t xml:space="preserve">Salida con BUILD SUCCESS y resumen de xUnit sin fallos.</w:t>
+              <w:t xml:space="preserve">en payment-service,</w:t>
+            </w:r>
+            <w:r>
+              <w:t xml:space="preserve"> </w:t>
+            </w:r>
+            <w:r>
+              <w:rPr>
+                <w:i/>
+                <w:iCs/>
+              </w:rPr>
+              <w:t xml:space="preserve">ng test</w:t>
+            </w:r>
+            <w:r>
+              <w:t xml:space="preserve"> </w:t>
+            </w:r>
+            <w:r>
+              <w:t xml:space="preserve">en la web y la suite de punta a punta de</w:t>
+            </w:r>
+            <w:r>
+              <w:t xml:space="preserve"> </w:t>
+            </w:r>
+            <w:r>
+              <w:rPr>
+                <w:i/>
+                <w:iCs/>
+              </w:rPr>
+              <w:t xml:space="preserve">lavarapido-infra/e2e</w:t>
+            </w:r>
+            <w:r>
+              <w:t xml:space="preserve"> </w:t>
+            </w:r>
+            <w:r>
+              <w:t xml:space="preserve">contra los contenedores.</w:t>
+            </w:r>
+          </w:p>
+        </w:tc>
+        <w:tc>
+          <w:tcPr/>
+          <w:p>
+            <w:pPr>
+              <w:pStyle w:val="Compact"/>
+            </w:pPr>
+            <w:r>
+              <w:t xml:space="preserve">Resúmenes sin fallos (el 16 de octubre de 2026: 639 pruebas unitarias y 19 de punta a punta).</w:t>
             </w:r>
           </w:p>
         </w:tc>
@@ -4483,7 +4619,7 @@
               <w:pStyle w:val="Compact"/>
             </w:pPr>
             <w:r>
-              <w:t xml:space="preserve">Los manuales de instalación, administrador y usuario corresponden a la versión (versión 3.1 o posterior).</w:t>
+              <w:t xml:space="preserve">Los manuales de instalación, administrador y usuario corresponden a la versión (versión 4.0 o posterior).</w:t>
             </w:r>
           </w:p>
         </w:tc>
@@ -4762,7 +4898,7 @@
       </w:r>
     </w:p>
     <w:bookmarkEnd w:id="37"/>
-    <w:bookmarkStart w:id="52" w:name="X809e53cb1982ecd2534525596f4519260791c8b"/>
+    <w:bookmarkStart w:id="51" w:name="X809e53cb1982ecd2534525596f4519260791c8b"/>
     <w:p>
       <w:pPr>
         <w:pStyle w:val="Heading2"/>
@@ -5957,55 +6093,109 @@
                 <w:i/>
                 <w:iCs/>
               </w:rPr>
-              <w:t xml:space="preserve">http://servidor-lavadero:4200</w:t>
-            </w:r>
-            <w:r>
-              <w:t xml:space="preserve">).</w:t>
-            </w:r>
-          </w:p>
-        </w:tc>
-        <w:tc>
-          <w:tcPr/>
-          <w:p>
-            <w:pPr>
-              <w:pStyle w:val="Compact"/>
-            </w:pPr>
-            <w:r>
-              <w:t xml:space="preserve">Los navegadores rechazan otros orígenes.</w:t>
-            </w:r>
-          </w:p>
-        </w:tc>
-      </w:tr>
-      <w:tr>
-        <w:tc>
-          <w:tcPr/>
-          <w:p>
-            <w:pPr>
-              <w:pStyle w:val="Compact"/>
-            </w:pPr>
-            <w:r>
-              <w:t xml:space="preserve">PUSH_ENABLED</w:t>
-            </w:r>
-          </w:p>
-        </w:tc>
-        <w:tc>
-          <w:tcPr/>
-          <w:p>
-            <w:pPr>
-              <w:pStyle w:val="Compact"/>
-            </w:pPr>
+              <w:t xml:space="preserve">https://</w:t>
+            </w:r>
+            <w:r>
+              <w:t xml:space="preserve"> </w:t>
+            </w:r>
+            <w:r>
+              <w:t xml:space="preserve">en el servidor público o</w:t>
+            </w:r>
+            <w:r>
+              <w:t xml:space="preserve"> </w:t>
+            </w:r>
             <w:r>
               <w:rPr>
                 <w:i/>
                 <w:iCs/>
               </w:rPr>
-              <w:t xml:space="preserve">false</w:t>
+              <w:t xml:space="preserve">http://servidor-lavadero:4200</w:t>
             </w:r>
             <w:r>
               <w:t xml:space="preserve"> </w:t>
             </w:r>
             <w:r>
-              <w:t xml:space="preserve">hasta que exista una versión de la aplicación móvil construida con EAS.</w:t>
+              <w:t xml:space="preserve">en la red local).</w:t>
+            </w:r>
+          </w:p>
+        </w:tc>
+        <w:tc>
+          <w:tcPr/>
+          <w:p>
+            <w:pPr>
+              <w:pStyle w:val="Compact"/>
+            </w:pPr>
+            <w:r>
+              <w:t xml:space="preserve">Los navegadores rechazan otros orígenes.</w:t>
+            </w:r>
+          </w:p>
+        </w:tc>
+      </w:tr>
+      <w:tr>
+        <w:tc>
+          <w:tcPr/>
+          <w:p>
+            <w:pPr>
+              <w:pStyle w:val="Compact"/>
+            </w:pPr>
+            <w:r>
+              <w:t xml:space="preserve">ADMIN_EMAIL, ADMIN_PASSWORD</w:t>
+            </w:r>
+          </w:p>
+        </w:tc>
+        <w:tc>
+          <w:tcPr/>
+          <w:p>
+            <w:pPr>
+              <w:pStyle w:val="Compact"/>
+            </w:pPr>
+            <w:r>
+              <w:t xml:space="preserve">Correo y contraseña del primer administrador (solo la primera vez).</w:t>
+            </w:r>
+          </w:p>
+        </w:tc>
+        <w:tc>
+          <w:tcPr/>
+          <w:p>
+            <w:pPr>
+              <w:pStyle w:val="Compact"/>
+            </w:pPr>
+            <w:r>
+              <w:t xml:space="preserve">security-service crea la cuenta al arrancar si todavía no hay ningún administrador.</w:t>
+            </w:r>
+          </w:p>
+        </w:tc>
+      </w:tr>
+      <w:tr>
+        <w:tc>
+          <w:tcPr/>
+          <w:p>
+            <w:pPr>
+              <w:pStyle w:val="Compact"/>
+            </w:pPr>
+            <w:r>
+              <w:t xml:space="preserve">PUSH_ENABLED</w:t>
+            </w:r>
+          </w:p>
+        </w:tc>
+        <w:tc>
+          <w:tcPr/>
+          <w:p>
+            <w:pPr>
+              <w:pStyle w:val="Compact"/>
+            </w:pPr>
+            <w:r>
+              <w:rPr>
+                <w:i/>
+                <w:iCs/>
+              </w:rPr>
+              <w:t xml:space="preserve">true</w:t>
+            </w:r>
+            <w:r>
+              <w:t xml:space="preserve"> </w:t>
+            </w:r>
+            <w:r>
+              <w:t xml:space="preserve">cuando la aplicación móvil instalada es el APK compilado con EAS.</w:t>
             </w:r>
           </w:p>
         </w:tc>
@@ -6281,59 +6471,43 @@
         </w:numPr>
       </w:pPr>
       <w:r>
-        <w:t xml:space="preserve">Construir la aplicación web (</w:t>
+        <w:t xml:space="preserve">Ejecutar las pruebas de la web (</w:t>
       </w:r>
       <w:r>
         <w:rPr>
           <w:i/>
           <w:iCs/>
         </w:rPr>
-        <w:t xml:space="preserve">npm ci</w:t>
-      </w:r>
-      <w:r>
-        <w:t xml:space="preserve"> </w:t>
-      </w:r>
-      <w:r>
-        <w:t xml:space="preserve">y</w:t>
-      </w:r>
-      <w:r>
-        <w:t xml:space="preserve"> </w:t>
+        <w:t xml:space="preserve">npx ng test --watch=false</w:t>
+      </w:r>
+      <w:r>
+        <w:t xml:space="preserve">) y construirla (</w:t>
       </w:r>
       <w:r>
         <w:rPr>
           <w:i/>
           <w:iCs/>
         </w:rPr>
-        <w:t xml:space="preserve">npx ng build</w:t>
-      </w:r>
-      <w:r>
-        <w:t xml:space="preserve">). La suite de pruebas web (</w:t>
+        <w:t xml:space="preserve">npm ci</w:t>
+      </w:r>
+      <w:r>
+        <w:t xml:space="preserve"> </w:t>
+      </w:r>
+      <w:r>
+        <w:t xml:space="preserve">y</w:t>
+      </w:r>
+      <w:r>
+        <w:t xml:space="preserve"> </w:t>
       </w:r>
       <w:r>
         <w:rPr>
           <w:i/>
           <w:iCs/>
         </w:rPr>
-        <w:t xml:space="preserve">ng test</w:t>
-      </w:r>
-      <w:r>
-        <w:t xml:space="preserve">) no compila mientras existan los seis archivos</w:t>
-      </w:r>
-      <w:r>
-        <w:t xml:space="preserve"> </w:t>
-      </w:r>
-      <w:r>
-        <w:rPr>
-          <w:i/>
-          <w:iCs/>
-        </w:rPr>
-        <w:t xml:space="preserve">.spec.ts</w:t>
-      </w:r>
-      <w:r>
-        <w:t xml:space="preserve"> </w:t>
-      </w:r>
-      <w:r>
-        <w:t xml:space="preserve">obsoletos (TD-001); hasta que se corrijan, su resultado no bloquea la implementación y se registra como excepción aprobada por el líder de proyecto.</w:t>
+        <w:t xml:space="preserve">npx ng build</w:t>
+      </w:r>
+      <w:r>
+        <w:t xml:space="preserve">).</w:t>
       </w:r>
     </w:p>
     <w:p>
@@ -7507,7 +7681,7 @@
         </w:numPr>
       </w:pPr>
       <w:r>
-        <w:t xml:space="preserve">Verificar que la base tiene 49 tablas en los nueve esquemas (Manual de Instalación, sección 11.5) y que la topología de RabbitMQ existe (exchange</w:t>
+        <w:t xml:space="preserve">Verificar que la base tiene 57 tablas en los nueve esquemas (Manual de Instalación, sección 11.5) y que la topología de RabbitMQ existe (exchange</w:t>
       </w:r>
       <w:r>
         <w:t xml:space="preserve"> </w:t>
@@ -7520,7 +7694,10 @@
         <w:t xml:space="preserve">carwash.events</w:t>
       </w:r>
       <w:r>
-        <w:t xml:space="preserve">, colas</w:t>
+        <w:t xml:space="preserve"> </w:t>
+      </w:r>
+      <w:r>
+        <w:t xml:space="preserve">y las colas</w:t>
       </w:r>
       <w:r>
         <w:t xml:space="preserve"> </w:t>
@@ -7533,10 +7710,7 @@
         <w:t xml:space="preserve">customer-service.events</w:t>
       </w:r>
       <w:r>
-        <w:t xml:space="preserve"> </w:t>
-      </w:r>
-      <w:r>
-        <w:t xml:space="preserve">y</w:t>
+        <w:t xml:space="preserve">,</w:t>
       </w:r>
       <w:r>
         <w:t xml:space="preserve"> </w:t>
@@ -7552,7 +7726,7 @@
         <w:t xml:space="preserve"> </w:t>
       </w:r>
       <w:r>
-        <w:t xml:space="preserve">con sus</w:t>
+        <w:t xml:space="preserve">y</w:t>
       </w:r>
       <w:r>
         <w:t xml:space="preserve"> </w:t>
@@ -7562,6 +7736,22 @@
           <w:i/>
           <w:iCs/>
         </w:rPr>
+        <w:t xml:space="preserve">operations-service.events</w:t>
+      </w:r>
+      <w:r>
+        <w:t xml:space="preserve"> </w:t>
+      </w:r>
+      <w:r>
+        <w:t xml:space="preserve">con sus</w:t>
+      </w:r>
+      <w:r>
+        <w:t xml:space="preserve"> </w:t>
+      </w:r>
+      <w:r>
+        <w:rPr>
+          <w:i/>
+          <w:iCs/>
+        </w:rPr>
         <w:t xml:space="preserve">.dlq</w:t>
       </w:r>
       <w:r>
@@ -7599,7 +7789,7 @@
         <w:t xml:space="preserve"> </w:t>
       </w:r>
       <w:r>
-        <w:t xml:space="preserve">y el número de tablas es el esperado. El endpoint de salud de payment-service responde</w:t>
+        <w:t xml:space="preserve">y el número de tablas es el esperado. Todos los servicios, incluido payment-service, comprueban la base de datos en su endpoint de salud y responden</w:t>
       </w:r>
       <w:r>
         <w:t xml:space="preserve"> </w:t>
@@ -7609,13 +7799,13 @@
           <w:i/>
           <w:iCs/>
         </w:rPr>
-        <w:t xml:space="preserve">UP</w:t>
-      </w:r>
-      <w:r>
-        <w:t xml:space="preserve"> </w:t>
-      </w:r>
-      <w:r>
-        <w:t xml:space="preserve">aunque la base esté caída (TD-017); su conexión real se confirma en la fase 8 con una consulta de cuentas de pago.</w:t>
+        <w:t xml:space="preserve">DOWN</w:t>
+      </w:r>
+      <w:r>
+        <w:t xml:space="preserve"> </w:t>
+      </w:r>
+      <w:r>
+        <w:t xml:space="preserve">(503) si no está disponible.</w:t>
       </w:r>
     </w:p>
     <w:p>
@@ -7637,7 +7827,7 @@
       </w:r>
     </w:p>
     <w:bookmarkEnd w:id="43"/>
-    <w:bookmarkStart w:id="45" w:name="X605a89caf8dc1163ceb4bba4b50d2c5a8a534a1"/>
+    <w:bookmarkStart w:id="44" w:name="X605a89caf8dc1163ceb4bba4b50d2c5a8a534a1"/>
     <w:p>
       <w:pPr>
         <w:pStyle w:val="Heading3"/>
@@ -7699,7 +7889,7 @@
         <w:t xml:space="preserve"> </w:t>
       </w:r>
       <w:r>
-        <w:t xml:space="preserve">En el alcance actual se publica con el servidor de Angular, que reenvía</w:t>
+        <w:t xml:space="preserve">En la red local se publica con el servidor de Angular, que reenvía</w:t>
       </w:r>
       <w:r>
         <w:t xml:space="preserve"> </w:t>
@@ -7801,7 +7991,7 @@
         <w:pStyle w:val="FirstParagraph"/>
       </w:pPr>
       <w:r>
-        <w:t xml:space="preserve">Para un entorno de producción, la carpeta</w:t>
+        <w:t xml:space="preserve">En el servidor público la web no usa</w:t>
       </w:r>
       <w:r>
         <w:t xml:space="preserve"> </w:t>
@@ -7811,13 +8001,58 @@
           <w:i/>
           <w:iCs/>
         </w:rPr>
+        <w:t xml:space="preserve">ng serve</w:t>
+      </w:r>
+      <w:r>
+        <w:t xml:space="preserve">: el contenedor</w:t>
+      </w:r>
+      <w:r>
+        <w:t xml:space="preserve"> </w:t>
+      </w:r>
+      <w:r>
+        <w:rPr>
+          <w:i/>
+          <w:iCs/>
+        </w:rPr>
+        <w:t xml:space="preserve">web</w:t>
+      </w:r>
+      <w:r>
+        <w:t xml:space="preserve"> </w:t>
+      </w:r>
+      <w:r>
+        <w:t xml:space="preserve">compila la carpeta</w:t>
+      </w:r>
+      <w:r>
+        <w:t xml:space="preserve"> </w:t>
+      </w:r>
+      <w:r>
+        <w:rPr>
+          <w:i/>
+          <w:iCs/>
+        </w:rPr>
         <w:t xml:space="preserve">dist/</w:t>
       </w:r>
       <w:r>
         <w:t xml:space="preserve"> </w:t>
       </w:r>
       <w:r>
-        <w:t xml:space="preserve">generada en la fase 2 se debe publicar en un servidor web detrás del gateway y con HTTPS (sección 14, riesgo R-I08).</w:t>
+        <w:t xml:space="preserve">y la sirve con nginx (con encabezados de seguridad) detrás de Caddy y con HTTPS;</w:t>
+      </w:r>
+      <w:r>
+        <w:t xml:space="preserve"> </w:t>
+      </w:r>
+      <w:r>
+        <w:rPr>
+          <w:i/>
+          <w:iCs/>
+        </w:rPr>
+        <w:t xml:space="preserve">deploy/update-server.sh</w:t>
+      </w:r>
+      <w:r>
+        <w:t xml:space="preserve"> </w:t>
+      </w:r>
+      <w:r>
+        <w:t xml:space="preserve">lo reconstruye después de cada push (Documento de Despliegue).</w:t>
       </w:r>
     </w:p>
     <w:p>
@@ -7833,13 +8068,13 @@
           <w:b/>
           <w:bCs/>
         </w:rPr>
-        <w:t xml:space="preserve">Aplicación móvil (opcional).</w:t>
-      </w:r>
-      <w:r>
-        <w:t xml:space="preserve"> </w:t>
-      </w:r>
-      <w:r>
-        <w:t xml:space="preserve">Configurar</w:t>
+        <w:t xml:space="preserve">Aplicación móvil.</w:t>
+      </w:r>
+      <w:r>
+        <w:t xml:space="preserve"> </w:t>
+      </w:r>
+      <w:r>
+        <w:t xml:space="preserve">El APK se compila con EAS con</w:t>
       </w:r>
       <w:r>
         <w:t xml:space="preserve"> </w:t>
@@ -7855,33 +8090,20 @@
         <w:t xml:space="preserve"> </w:t>
       </w:r>
       <w:r>
-        <w:t xml:space="preserve">con la dirección IPv4 del servidor (por ejemplo,</w:t>
-      </w:r>
-      <w:r>
-        <w:t xml:space="preserve"> </w:t>
-      </w:r>
-      <w:hyperlink r:id="rId44">
-        <w:r>
-          <w:rPr>
-            <w:rStyle w:val="Hyperlink"/>
-            <w:i/>
-            <w:iCs/>
-          </w:rPr>
-          <w:t xml:space="preserve">http://192.168.1.10:8080/api/v1</w:t>
-        </w:r>
-      </w:hyperlink>
-      <w:r>
-        <w:t xml:space="preserve">) e iniciar Expo (</w:t>
+        <w:t xml:space="preserve">apuntando al dominio del servidor y se publica con</w:t>
+      </w:r>
+      <w:r>
+        <w:t xml:space="preserve"> </w:t>
       </w:r>
       <w:r>
         <w:rPr>
           <w:i/>
           <w:iCs/>
         </w:rPr>
-        <w:t xml:space="preserve">npx expo start</w:t>
-      </w:r>
-      <w:r>
-        <w:t xml:space="preserve">). Las notificaciones push requieren una versión construida con EAS y</w:t>
+        <w:t xml:space="preserve">npm run publish:apk</w:t>
+      </w:r>
+      <w:r>
+        <w:t xml:space="preserve">, que lo deja en</w:t>
       </w:r>
       <w:r>
         <w:t xml:space="preserve"> </w:t>
@@ -7891,10 +8113,29 @@
           <w:i/>
           <w:iCs/>
         </w:rPr>
-        <w:t xml:space="preserve">PUSH_ENABLED=true</w:t>
-      </w:r>
-      <w:r>
-        <w:t xml:space="preserve">.</w:t>
+        <w:t xml:space="preserve">/app/LavaRapidoVehicular.apk</w:t>
+      </w:r>
+      <w:r>
+        <w:t xml:space="preserve"> </w:t>
+      </w:r>
+      <w:r>
+        <w:t xml:space="preserve">y avisa por push a quienes tienen la aplicación. Para pruebas en la red local se puede usar</w:t>
+      </w:r>
+      <w:r>
+        <w:t xml:space="preserve"> </w:t>
+      </w:r>
+      <w:r>
+        <w:rPr>
+          <w:i/>
+          <w:iCs/>
+        </w:rPr>
+        <w:t xml:space="preserve">npx expo start</w:t>
+      </w:r>
+      <w:r>
+        <w:t xml:space="preserve"> </w:t>
+      </w:r>
+      <w:r>
+        <w:t xml:space="preserve">con la dirección IPv4 del equipo.</w:t>
       </w:r>
     </w:p>
     <w:p>
@@ -7915,8 +8156,8 @@
         <w:t xml:space="preserve">captura de la pantalla de bienvenida servida desde el servidor, con la barra de direcciones visible.</w:t>
       </w:r>
     </w:p>
-    <w:bookmarkEnd w:id="45"/>
-    <w:bookmarkStart w:id="46" w:name="X6cc5598072d6f0f8b265942af4475593608c9d9"/>
+    <w:bookmarkEnd w:id="44"/>
+    <w:bookmarkStart w:id="45" w:name="X6cc5598072d6f0f8b265942af4475593608c9d9"/>
     <w:p>
       <w:pPr>
         <w:pStyle w:val="Heading3"/>
@@ -8098,7 +8339,7 @@
               <w:pStyle w:val="Compact"/>
             </w:pPr>
             <w:r>
-              <w:t xml:space="preserve">Registro público y asignación del rol ADMIN en</w:t>
+              <w:t xml:space="preserve">Variables</w:t>
             </w:r>
             <w:r>
               <w:t xml:space="preserve"> </w:t>
@@ -8108,7 +8349,29 @@
                 <w:i/>
                 <w:iCs/>
               </w:rPr>
-              <w:t xml:space="preserve">security.user_role</w:t>
+              <w:t xml:space="preserve">ADMIN_EMAIL</w:t>
+            </w:r>
+            <w:r>
+              <w:t xml:space="preserve"> </w:t>
+            </w:r>
+            <w:r>
+              <w:t xml:space="preserve">y</w:t>
+            </w:r>
+            <w:r>
+              <w:t xml:space="preserve"> </w:t>
+            </w:r>
+            <w:r>
+              <w:rPr>
+                <w:i/>
+                <w:iCs/>
+              </w:rPr>
+              <w:t xml:space="preserve">ADMIN_PASSWORD</w:t>
+            </w:r>
+            <w:r>
+              <w:t xml:space="preserve"> </w:t>
+            </w:r>
+            <w:r>
+              <w:t xml:space="preserve">del archivo de entorno; security-service la crea al arrancar</w:t>
             </w:r>
           </w:p>
         </w:tc>
@@ -8492,6 +8755,52 @@
           </w:p>
         </w:tc>
       </w:tr>
+      <w:tr>
+        <w:tc>
+          <w:tcPr/>
+          <w:p>
+            <w:pPr>
+              <w:pStyle w:val="Compact"/>
+            </w:pPr>
+            <w:r>
+              <w:t xml:space="preserve">10</w:t>
+            </w:r>
+          </w:p>
+        </w:tc>
+        <w:tc>
+          <w:tcPr/>
+          <w:p>
+            <w:pPr>
+              <w:pStyle w:val="Compact"/>
+            </w:pPr>
+            <w:r>
+              <w:t xml:space="preserve">Datos del negocio (razón social, NIT, dirección, teléfonos y canales)</w:t>
+            </w:r>
+          </w:p>
+        </w:tc>
+        <w:tc>
+          <w:tcPr/>
+          <w:p>
+            <w:pPr>
+              <w:pStyle w:val="Compact"/>
+            </w:pPr>
+            <w:r>
+              <w:t xml:space="preserve">Configuración &gt; Datos del negocio</w:t>
+            </w:r>
+          </w:p>
+        </w:tc>
+        <w:tc>
+          <w:tcPr/>
+          <w:p>
+            <w:pPr>
+              <w:pStyle w:val="Compact"/>
+            </w:pPr>
+            <w:r>
+              <w:t xml:space="preserve">Manual de Administrador, sección 11.1</w:t>
+            </w:r>
+          </w:p>
+        </w:tc>
+      </w:tr>
     </w:tbl>
     <w:p>
       <w:pPr>
@@ -8508,20 +8817,7 @@
         <w:t xml:space="preserve"> </w:t>
       </w:r>
       <w:r>
-        <w:t xml:space="preserve">Los datos del negocio de Configuración &gt; Datos del negocio se guardan solo en el navegador (TD-013); los datos de la sede que ven los clientes (dirección, teléfono y correo) vienen de la tabla</w:t>
-      </w:r>
-      <w:r>
-        <w:t xml:space="preserve"> </w:t>
-      </w:r>
-      <w:r>
-        <w:rPr>
-          <w:i/>
-          <w:iCs/>
-        </w:rPr>
-        <w:t xml:space="preserve">booking.establishment</w:t>
-      </w:r>
-      <w:r>
-        <w:t xml:space="preserve">, cargada por la semilla 109, y se corrigen por SQL si no corresponden al lavadero. Elaborado por los autores.</w:t>
+        <w:t xml:space="preserve">Los datos del negocio se guardan en booking-service y son los que ven los clientes en la página de inicio y en el centro de ayuda. Elaborado por los autores.</w:t>
       </w:r>
     </w:p>
     <w:p>
@@ -8542,8 +8838,8 @@
         <w:t xml:space="preserve">captura de cada pantalla configurada y lista de cuentas creadas (sin contraseñas).</w:t>
       </w:r>
     </w:p>
-    <w:bookmarkEnd w:id="46"/>
-    <w:bookmarkStart w:id="47" w:name="Xc149dd31de19f36f8bc5d60195461b6bdb1f6a7"/>
+    <w:bookmarkEnd w:id="45"/>
+    <w:bookmarkStart w:id="46" w:name="Xc149dd31de19f36f8bc5d60195461b6bdb1f6a7"/>
     <w:p>
       <w:pPr>
         <w:pStyle w:val="Heading3"/>
@@ -8884,18 +9180,18 @@
               <w:pStyle w:val="Compact"/>
             </w:pPr>
             <w:r>
-              <w:t xml:space="preserve">Asignación de un operario por el administrador.</w:t>
-            </w:r>
-          </w:p>
-        </w:tc>
-        <w:tc>
-          <w:tcPr/>
-          <w:p>
-            <w:pPr>
-              <w:pStyle w:val="Compact"/>
-            </w:pPr>
-            <w:r>
-              <w:t xml:space="preserve">Notificación al operario.</w:t>
+              <w:t xml:space="preserve">Reserva sin elegir operario y reserva eligiendo uno libre.</w:t>
+            </w:r>
+          </w:p>
+        </w:tc>
+        <w:tc>
+          <w:tcPr/>
+          <w:p>
+            <w:pPr>
+              <w:pStyle w:val="Compact"/>
+            </w:pPr>
+            <w:r>
+              <w:t xml:space="preserve">El sistema asigna un operario en ambos casos (el elegido en la segunda); notificación al operario.</w:t>
             </w:r>
           </w:p>
         </w:tc>
@@ -9007,10 +9303,7 @@
               <w:t xml:space="preserve">notification-service.events.dlq</w:t>
             </w:r>
             <w:r>
-              <w:t xml:space="preserve"> </w:t>
-            </w:r>
-            <w:r>
-              <w:t xml:space="preserve">y</w:t>
+              <w:t xml:space="preserve">,</w:t>
             </w:r>
             <w:r>
               <w:t xml:space="preserve"> </w:t>
@@ -9026,6 +9319,22 @@
               <w:t xml:space="preserve"> </w:t>
             </w:r>
             <w:r>
+              <w:t xml:space="preserve">y</w:t>
+            </w:r>
+            <w:r>
+              <w:t xml:space="preserve"> </w:t>
+            </w:r>
+            <w:r>
+              <w:rPr>
+                <w:i/>
+                <w:iCs/>
+              </w:rPr>
+              <w:t xml:space="preserve">operations-service.events.dlq</w:t>
+            </w:r>
+            <w:r>
+              <w:t xml:space="preserve"> </w:t>
+            </w:r>
+            <w:r>
               <w:t xml:space="preserve">en cero.</w:t>
             </w:r>
           </w:p>
@@ -9068,8 +9377,8 @@
         <w:t xml:space="preserve">las nueve pruebas pasan. Una falla en H1 a H8 activa la evaluación de reversión (sección 12).</w:t>
       </w:r>
     </w:p>
-    <w:bookmarkEnd w:id="47"/>
-    <w:bookmarkStart w:id="48" w:name="X0c6420cf9a76cdbfdb44bf1d7ba7147d23aeb6e"/>
+    <w:bookmarkEnd w:id="46"/>
+    <w:bookmarkStart w:id="47" w:name="X0c6420cf9a76cdbfdb44bf1d7ba7147d23aeb6e"/>
     <w:p>
       <w:pPr>
         <w:pStyle w:val="Heading3"/>
@@ -9242,8 +9551,8 @@
         <w:t xml:space="preserve">acta de aceptación firmada y resultados de los casos.</w:t>
       </w:r>
     </w:p>
-    <w:bookmarkEnd w:id="48"/>
-    <w:bookmarkStart w:id="49" w:name="X699ba4a5f713b6099b2f99636987a147d91c332"/>
+    <w:bookmarkEnd w:id="47"/>
+    <w:bookmarkStart w:id="48" w:name="X699ba4a5f713b6099b2f99636987a147d91c332"/>
     <w:p>
       <w:pPr>
         <w:pStyle w:val="Heading3"/>
@@ -9592,8 +9901,8 @@
         <w:t xml:space="preserve">lista de asistencia con fecha, tema y firma.</w:t>
       </w:r>
     </w:p>
-    <w:bookmarkEnd w:id="49"/>
-    <w:bookmarkStart w:id="50" w:name="X17ee5b5cebc84b0ac83246502853c0378421245"/>
+    <w:bookmarkEnd w:id="48"/>
+    <w:bookmarkStart w:id="49" w:name="X17ee5b5cebc84b0ac83246502853c0378421245"/>
     <w:p>
       <w:pPr>
         <w:pStyle w:val="Heading3"/>
@@ -9935,8 +10244,8 @@
         <w:t xml:space="preserve">registro diario del monitoreo y de las incidencias atendidas.</w:t>
       </w:r>
     </w:p>
-    <w:bookmarkEnd w:id="50"/>
-    <w:bookmarkStart w:id="51" w:name="X4141c7948195946d7f5f4501a131efb2252b273"/>
+    <w:bookmarkEnd w:id="49"/>
+    <w:bookmarkStart w:id="50" w:name="X4141c7948195946d7f5f4501a131efb2252b273"/>
     <w:p>
       <w:pPr>
         <w:pStyle w:val="Heading3"/>
@@ -10027,9 +10336,9 @@
         <w:t xml:space="preserve">Archivar la bitácora, el acta de aceptación y las listas de asistencia con la versión implementada.</w:t>
       </w:r>
     </w:p>
+    <w:bookmarkEnd w:id="50"/>
     <w:bookmarkEnd w:id="51"/>
-    <w:bookmarkEnd w:id="52"/>
-    <w:bookmarkStart w:id="53" w:name="X3aaab0f76a4b4654e7386ecf7487d0cf0de6701"/>
+    <w:bookmarkStart w:id="52" w:name="X3aaab0f76a4b4654e7386ecf7487d0cf0de6701"/>
     <w:p>
       <w:pPr>
         <w:pStyle w:val="Heading2"/>
@@ -10488,8 +10797,8 @@
         <w:t xml:space="preserve">los registros posteriores al respaldo de la fase 3.</w:t>
       </w:r>
     </w:p>
-    <w:bookmarkEnd w:id="53"/>
-    <w:bookmarkStart w:id="54" w:name="X4fafcc0144f5b5a03c42d86ca8af6ac6ca87a2d"/>
+    <w:bookmarkEnd w:id="52"/>
+    <w:bookmarkStart w:id="53" w:name="X4fafcc0144f5b5a03c42d86ca8af6ac6ca87a2d"/>
     <w:p>
       <w:pPr>
         <w:pStyle w:val="Heading2"/>
@@ -10837,8 +11146,8 @@
         <w:t xml:space="preserve">El control de versiones de cada manual registra la versión del software a la que corresponde.</w:t>
       </w:r>
     </w:p>
-    <w:bookmarkEnd w:id="54"/>
-    <w:bookmarkStart w:id="55" w:name="X757d44fe9bb6d8de5c4fe8fd09e26b726e13a77"/>
+    <w:bookmarkEnd w:id="53"/>
+    <w:bookmarkStart w:id="54" w:name="X757d44fe9bb6d8de5c4fe8fd09e26b726e13a77"/>
     <w:p>
       <w:pPr>
         <w:pStyle w:val="Heading2"/>
@@ -11221,7 +11530,40 @@
               <w:pStyle w:val="Compact"/>
             </w:pPr>
             <w:r>
-              <w:t xml:space="preserve">La salud de payment-service dice</w:t>
+              <w:t xml:space="preserve">El servidor público está apagado cuando se necesita (se enciende bajo demanda).</w:t>
+            </w:r>
+          </w:p>
+        </w:tc>
+        <w:tc>
+          <w:tcPr/>
+          <w:p>
+            <w:pPr>
+              <w:pStyle w:val="Compact"/>
+            </w:pPr>
+            <w:r>
+              <w:t xml:space="preserve">Media</w:t>
+            </w:r>
+          </w:p>
+        </w:tc>
+        <w:tc>
+          <w:tcPr/>
+          <w:p>
+            <w:pPr>
+              <w:pStyle w:val="Compact"/>
+            </w:pPr>
+            <w:r>
+              <w:t xml:space="preserve">Medio</w:t>
+            </w:r>
+          </w:p>
+        </w:tc>
+        <w:tc>
+          <w:tcPr/>
+          <w:p>
+            <w:pPr>
+              <w:pStyle w:val="Compact"/>
+            </w:pPr>
+            <w:r>
+              <w:t xml:space="preserve">Avisar con anticipación al responsable de DevOps y ejecutar</w:t>
             </w:r>
             <w:r>
               <w:t xml:space="preserve"> </w:t>
@@ -11231,46 +11573,13 @@
                 <w:i/>
                 <w:iCs/>
               </w:rPr>
-              <w:t xml:space="preserve">UP</w:t>
+              <w:t xml:space="preserve">deploy/update-server.sh</w:t>
             </w:r>
             <w:r>
               <w:t xml:space="preserve"> </w:t>
             </w:r>
             <w:r>
-              <w:t xml:space="preserve">con la base caída (TD-017).</w:t>
-            </w:r>
-          </w:p>
-        </w:tc>
-        <w:tc>
-          <w:tcPr/>
-          <w:p>
-            <w:pPr>
-              <w:pStyle w:val="Compact"/>
-            </w:pPr>
-            <w:r>
-              <w:t xml:space="preserve">Baja</w:t>
-            </w:r>
-          </w:p>
-        </w:tc>
-        <w:tc>
-          <w:tcPr/>
-          <w:p>
-            <w:pPr>
-              <w:pStyle w:val="Compact"/>
-            </w:pPr>
-            <w:r>
-              <w:t xml:space="preserve">Medio</w:t>
-            </w:r>
-          </w:p>
-        </w:tc>
-        <w:tc>
-          <w:tcPr/>
-          <w:p>
-            <w:pPr>
-              <w:pStyle w:val="Compact"/>
-            </w:pPr>
-            <w:r>
-              <w:t xml:space="preserve">Prueba H5 con una consulta real.</w:t>
+              <w:t xml:space="preserve">después del último push.</w:t>
             </w:r>
           </w:p>
         </w:tc>
@@ -11294,7 +11603,7 @@
               <w:pStyle w:val="Compact"/>
             </w:pPr>
             <w:r>
-              <w:t xml:space="preserve">No hay límite de intentos de inicio de sesión (TD-003).</w:t>
+              <w:t xml:space="preserve">No hay límite de solicitudes en el gateway ni en Caddy (TD-022); el bloqueo de cuentas solo protege cada cuenta por separado.</w:t>
             </w:r>
           </w:p>
         </w:tc>
@@ -11316,18 +11625,18 @@
               <w:pStyle w:val="Compact"/>
             </w:pPr>
             <w:r>
-              <w:t xml:space="preserve">Alto</w:t>
-            </w:r>
-          </w:p>
-        </w:tc>
-        <w:tc>
-          <w:tcPr/>
-          <w:p>
-            <w:pPr>
-              <w:pStyle w:val="Compact"/>
-            </w:pPr>
-            <w:r>
-              <w:t xml:space="preserve">No exponer el sistema a internet; contraseñas largas y únicas para los administradores.</w:t>
+              <w:t xml:space="preserve">Medio</w:t>
+            </w:r>
+          </w:p>
+        </w:tc>
+        <w:tc>
+          <w:tcPr/>
+          <w:p>
+            <w:pPr>
+              <w:pStyle w:val="Compact"/>
+            </w:pPr>
+            <w:r>
+              <w:t xml:space="preserve">Contraseñas largas y únicas para los administradores; revisar los registros de Caddy.</w:t>
             </w:r>
           </w:p>
         </w:tc>
@@ -11481,7 +11790,7 @@
               <w:pStyle w:val="Compact"/>
             </w:pPr>
             <w:r>
-              <w:t xml:space="preserve">La aplicación web se sirve con</w:t>
+              <w:t xml:space="preserve">En la red local la web se sirve con</w:t>
             </w:r>
             <w:r>
               <w:t xml:space="preserve"> </w:t>
@@ -11497,7 +11806,7 @@
               <w:t xml:space="preserve"> </w:t>
             </w:r>
             <w:r>
-              <w:t xml:space="preserve">y sin HTTPS fuera de la red local.</w:t>
+              <w:t xml:space="preserve">y sin HTTPS.</w:t>
             </w:r>
           </w:p>
         </w:tc>
@@ -11519,34 +11828,18 @@
               <w:pStyle w:val="Compact"/>
             </w:pPr>
             <w:r>
-              <w:t xml:space="preserve">Alto</w:t>
-            </w:r>
-          </w:p>
-        </w:tc>
-        <w:tc>
-          <w:tcPr/>
-          <w:p>
-            <w:pPr>
-              <w:pStyle w:val="Compact"/>
-            </w:pPr>
-            <w:r>
-              <w:t xml:space="preserve">Mantener el sistema en la red local; para producción, servir</w:t>
-            </w:r>
-            <w:r>
-              <w:t xml:space="preserve"> </w:t>
-            </w:r>
-            <w:r>
-              <w:rPr>
-                <w:i/>
-                <w:iCs/>
-              </w:rPr>
-              <w:t xml:space="preserve">dist/</w:t>
-            </w:r>
-            <w:r>
-              <w:t xml:space="preserve"> </w:t>
-            </w:r>
-            <w:r>
-              <w:t xml:space="preserve">detrás del gateway con TLS 1.2 o superior.</w:t>
+              <w:t xml:space="preserve">Medio</w:t>
+            </w:r>
+          </w:p>
+        </w:tc>
+        <w:tc>
+          <w:tcPr/>
+          <w:p>
+            <w:pPr>
+              <w:pStyle w:val="Compact"/>
+            </w:pPr>
+            <w:r>
+              <w:t xml:space="preserve">Usarla solo dentro de la red del lavadero; fuera de ella, usar el servidor público con HTTPS.</w:t>
             </w:r>
           </w:p>
         </w:tc>
@@ -11570,7 +11863,7 @@
               <w:pStyle w:val="Compact"/>
             </w:pPr>
             <w:r>
-              <w:t xml:space="preserve">La suite de pruebas web no compila (TD-001) y una regresión del cliente pasa sin detectarse.</w:t>
+              <w:t xml:space="preserve">Todavía no hay integración continua (TD-006) y una regresión puede pasar sin detectarse.</w:t>
             </w:r>
           </w:p>
         </w:tc>
@@ -11603,7 +11896,7 @@
               <w:pStyle w:val="Compact"/>
             </w:pPr>
             <w:r>
-              <w:t xml:space="preserve">Pruebas de humo y de aceptación manuales completas; corregir TD-001.</w:t>
+              <w:t xml:space="preserve">Ejecutar las pruebas unitarias, la suite de punta a punta y las pruebas de humo antes de cada despliegue.</w:t>
             </w:r>
           </w:p>
         </w:tc>
@@ -11689,7 +11982,7 @@
         <w:pStyle w:val="BodyText"/>
       </w:pPr>
       <w:r>
-        <w:t xml:space="preserve">Para llevar el sistema a un entorno de producción real, además de lo anterior faltaría: integración continua por repositorio, SQL Server y RabbitMQ alojados con los secretos en un almacén del proveedor, la aplicación web compilada y servida detrás del gateway, HTTPS, un inicio de sesión de base de datos por servicio en lugar de</w:t>
+        <w:t xml:space="preserve">Para llevar el sistema a un entorno de producción real, además de lo anterior faltaría: integración continua por repositorio, SQL Server y RabbitMQ alojados con los secretos en un almacén del proveedor, un inicio de sesión de base de datos por servicio en lugar de</w:t>
       </w:r>
       <w:r>
         <w:t xml:space="preserve"> </w:t>
@@ -11702,11 +11995,11 @@
         <w:t xml:space="preserve">sa</w:t>
       </w:r>
       <w:r>
-        <w:t xml:space="preserve">, y un Outbox para los eventos si no se acepta perder un evento durante una caída del intermediario (Equipo de Desarrollo Vehicle Washing, 2026a).</w:t>
-      </w:r>
-    </w:p>
-    <w:bookmarkEnd w:id="55"/>
-    <w:bookmarkStart w:id="56" w:name="X140bcfa54aa7749a3d1a63c07bb24d91d8024f3"/>
+        <w:t xml:space="preserve">, un límite de solicitudes y un Outbox para los eventos si no se acepta perder un evento durante una caída del intermediario (Equipo de Desarrollo Vehicle Washing, 2026a).</w:t>
+      </w:r>
+    </w:p>
+    <w:bookmarkEnd w:id="54"/>
+    <w:bookmarkStart w:id="55" w:name="X140bcfa54aa7749a3d1a63c07bb24d91d8024f3"/>
     <w:p>
       <w:pPr>
         <w:pStyle w:val="Heading2"/>
@@ -12183,8 +12476,8 @@
         <w:t xml:space="preserve">Elaborado por los autores a partir de la gestión de incidentes del proyecto.</w:t>
       </w:r>
     </w:p>
-    <w:bookmarkEnd w:id="56"/>
-    <w:bookmarkStart w:id="57" w:name="X55141ffe2caec989cd81a215e92af83eacaff12"/>
+    <w:bookmarkEnd w:id="55"/>
+    <w:bookmarkStart w:id="56" w:name="X55141ffe2caec989cd81a215e92af83eacaff12"/>
     <w:p>
       <w:pPr>
         <w:pStyle w:val="Heading2"/>
@@ -12301,8 +12594,8 @@
         <w:t xml:space="preserve">La bitácora, el acta y las lecciones aprendidas están archivadas con la versión.</w:t>
       </w:r>
     </w:p>
-    <w:bookmarkEnd w:id="57"/>
-    <w:bookmarkStart w:id="58" w:name="X5c5d60b771c24ae01308d34b8db86f688b0f152"/>
+    <w:bookmarkEnd w:id="56"/>
+    <w:bookmarkStart w:id="57" w:name="X5c5d60b771c24ae01308d34b8db86f688b0f152"/>
     <w:p>
       <w:pPr>
         <w:pStyle w:val="Heading2"/>
@@ -12737,8 +13030,8 @@
         <w:t xml:space="preserve">Elaborado por los autores a partir de ISO et al. (2017) y de la documentación del proyecto.</w:t>
       </w:r>
     </w:p>
-    <w:bookmarkEnd w:id="58"/>
-    <w:bookmarkStart w:id="63" w:name="referencias"/>
+    <w:bookmarkEnd w:id="57"/>
+    <w:bookmarkStart w:id="62" w:name="referencias"/>
     <w:p>
       <w:pPr>
         <w:pStyle w:val="Heading2"/>
@@ -12773,7 +13066,7 @@
       <w:r>
         <w:t xml:space="preserve"> </w:t>
       </w:r>
-      <w:hyperlink r:id="rId59">
+      <w:hyperlink r:id="rId58">
         <w:r>
           <w:rPr>
             <w:rStyle w:val="Hyperlink"/>
@@ -12808,7 +13101,7 @@
       <w:r>
         <w:t xml:space="preserve"> </w:t>
       </w:r>
-      <w:hyperlink r:id="rId60">
+      <w:hyperlink r:id="rId59">
         <w:r>
           <w:rPr>
             <w:rStyle w:val="Hyperlink"/>
@@ -12864,7 +13157,7 @@
       <w:r>
         <w:t xml:space="preserve"> </w:t>
       </w:r>
-      <w:hyperlink r:id="rId61">
+      <w:hyperlink r:id="rId60">
         <w:r>
           <w:rPr>
             <w:rStyle w:val="Hyperlink"/>
@@ -12920,7 +13213,7 @@
       <w:r>
         <w:t xml:space="preserve"> </w:t>
       </w:r>
-      <w:hyperlink r:id="rId62">
+      <w:hyperlink r:id="rId61">
         <w:r>
           <w:rPr>
             <w:rStyle w:val="Hyperlink"/>
@@ -12929,8 +13222,8 @@
         </w:r>
       </w:hyperlink>
     </w:p>
-    <w:bookmarkEnd w:id="63"/>
-    <w:bookmarkStart w:id="69" w:name="X2e3e49dda673ee34f20c24c82b99ea2a956b06e"/>
+    <w:bookmarkEnd w:id="62"/>
+    <w:bookmarkStart w:id="68" w:name="X2e3e49dda673ee34f20c24c82b99ea2a956b06e"/>
     <w:p>
       <w:pPr>
         <w:pStyle w:val="Heading2"/>
@@ -12939,7 +13232,7 @@
         <w:t xml:space="preserve">18. Anexos</w:t>
       </w:r>
     </w:p>
-    <w:bookmarkStart w:id="64" w:name="Xfccd58a0f26cd76b59aae39ab3b08f03c293317"/>
+    <w:bookmarkStart w:id="63" w:name="Xfccd58a0f26cd76b59aae39ab3b08f03c293317"/>
     <w:p>
       <w:pPr>
         <w:pStyle w:val="Heading3"/>
@@ -13347,8 +13640,8 @@
         <w:t xml:space="preserve">Elaborado por los autores.</w:t>
       </w:r>
     </w:p>
-    <w:bookmarkEnd w:id="64"/>
-    <w:bookmarkStart w:id="65" w:name="anexo-b-casos-de-prueba-de-aceptación"/>
+    <w:bookmarkEnd w:id="63"/>
+    <w:bookmarkStart w:id="64" w:name="anexo-b-casos-de-prueba-de-aceptación"/>
     <w:p>
       <w:pPr>
         <w:pStyle w:val="Heading3"/>
@@ -14385,8 +14678,8 @@
         <w:t xml:space="preserve">Elaborado por los autores a partir de los requisitos funcionales y de los manuales de usuario y administrador.</w:t>
       </w:r>
     </w:p>
-    <w:bookmarkEnd w:id="65"/>
-    <w:bookmarkStart w:id="66" w:name="anexo-c-plantilla-de-acta-de-aceptación"/>
+    <w:bookmarkEnd w:id="64"/>
+    <w:bookmarkStart w:id="65" w:name="anexo-c-plantilla-de-acta-de-aceptación"/>
     <w:p>
       <w:pPr>
         <w:pStyle w:val="Heading3"/>
@@ -14658,8 +14951,8 @@
         </w:tc>
       </w:tr>
     </w:tbl>
-    <w:bookmarkEnd w:id="66"/>
-    <w:bookmarkStart w:id="67" w:name="Xf0d40a5350a7d39b8eb90cb8b290ff8d9375684"/>
+    <w:bookmarkEnd w:id="65"/>
+    <w:bookmarkStart w:id="66" w:name="Xf0d40a5350a7d39b8eb90cb8b290ff8d9375684"/>
     <w:p>
       <w:pPr>
         <w:pStyle w:val="Heading3"/>
@@ -14828,516 +15121,600 @@
         </w:tc>
       </w:tr>
     </w:tbl>
+    <w:bookmarkEnd w:id="66"/>
+    <w:bookmarkStart w:id="67" w:name="anexo-e-resumen-de-comandos"/>
+    <w:p>
+      <w:pPr>
+        <w:pStyle w:val="Heading3"/>
+      </w:pPr>
+      <w:r>
+        <w:t xml:space="preserve">Anexo E. Resumen de Comandos</w:t>
+      </w:r>
+    </w:p>
+    <w:p>
+      <w:pPr>
+        <w:pStyle w:val="SourceCode"/>
+      </w:pPr>
+      <w:r>
+        <w:rPr>
+          <w:rStyle w:val="CommentTok"/>
+        </w:rPr>
+        <w:t xml:space="preserve"># Fase 2: construcción y verificación</w:t>
+      </w:r>
+      <w:r>
+        <w:br/>
+      </w:r>
+      <w:r>
+        <w:rPr>
+          <w:rStyle w:val="ExtensionTok"/>
+        </w:rPr>
+        <w:t xml:space="preserve">./mvnw</w:t>
+      </w:r>
+      <w:r>
+        <w:rPr>
+          <w:rStyle w:val="NormalTok"/>
+        </w:rPr>
+        <w:t xml:space="preserve"> </w:t>
+      </w:r>
+      <w:r>
+        <w:rPr>
+          <w:rStyle w:val="AttributeTok"/>
+        </w:rPr>
+        <w:t xml:space="preserve">-B</w:t>
+      </w:r>
+      <w:r>
+        <w:rPr>
+          <w:rStyle w:val="NormalTok"/>
+        </w:rPr>
+        <w:t xml:space="preserve"> verify                                   </w:t>
+      </w:r>
+      <w:r>
+        <w:rPr>
+          <w:rStyle w:val="CommentTok"/>
+        </w:rPr>
+        <w:t xml:space="preserve"># cada servicio Java y el gateway</w:t>
+      </w:r>
+      <w:r>
+        <w:br/>
+      </w:r>
+      <w:r>
+        <w:rPr>
+          <w:rStyle w:val="ExtensionTok"/>
+        </w:rPr>
+        <w:t xml:space="preserve">dotnet</w:t>
+      </w:r>
+      <w:r>
+        <w:rPr>
+          <w:rStyle w:val="NormalTok"/>
+        </w:rPr>
+        <w:t xml:space="preserve"> test                                        </w:t>
+      </w:r>
+      <w:r>
+        <w:rPr>
+          <w:rStyle w:val="CommentTok"/>
+        </w:rPr>
+        <w:t xml:space="preserve"># lavarapido-payment-service</w:t>
+      </w:r>
+      <w:r>
+        <w:br/>
+      </w:r>
+      <w:r>
+        <w:rPr>
+          <w:rStyle w:val="ExtensionTok"/>
+        </w:rPr>
+        <w:t xml:space="preserve">npx</w:t>
+      </w:r>
+      <w:r>
+        <w:rPr>
+          <w:rStyle w:val="NormalTok"/>
+        </w:rPr>
+        <w:t xml:space="preserve"> ng test </w:t>
+      </w:r>
+      <w:r>
+        <w:rPr>
+          <w:rStyle w:val="AttributeTok"/>
+        </w:rPr>
+        <w:t xml:space="preserve">--watch</w:t>
+      </w:r>
+      <w:r>
+        <w:rPr>
+          <w:rStyle w:val="OperatorTok"/>
+        </w:rPr>
+        <w:t xml:space="preserve">=</w:t>
+      </w:r>
+      <w:r>
+        <w:rPr>
+          <w:rStyle w:val="NormalTok"/>
+        </w:rPr>
+        <w:t xml:space="preserve">false                          </w:t>
+      </w:r>
+      <w:r>
+        <w:rPr>
+          <w:rStyle w:val="CommentTok"/>
+        </w:rPr>
+        <w:t xml:space="preserve"># Front-end-proyecto-web</w:t>
+      </w:r>
+      <w:r>
+        <w:br/>
+      </w:r>
+      <w:r>
+        <w:rPr>
+          <w:rStyle w:val="ExtensionTok"/>
+        </w:rPr>
+        <w:t xml:space="preserve">node</w:t>
+      </w:r>
+      <w:r>
+        <w:rPr>
+          <w:rStyle w:val="NormalTok"/>
+        </w:rPr>
+        <w:t xml:space="preserve"> </w:t>
+      </w:r>
+      <w:r>
+        <w:rPr>
+          <w:rStyle w:val="AttributeTok"/>
+        </w:rPr>
+        <w:t xml:space="preserve">--test</w:t>
+      </w:r>
+      <w:r>
+        <w:rPr>
+          <w:rStyle w:val="NormalTok"/>
+        </w:rPr>
+        <w:t xml:space="preserve"> </w:t>
+      </w:r>
+      <w:r>
+        <w:rPr>
+          <w:rStyle w:val="StringTok"/>
+        </w:rPr>
+        <w:t xml:space="preserve">"e2e/*.test.js"</w:t>
+      </w:r>
+      <w:r>
+        <w:rPr>
+          <w:rStyle w:val="NormalTok"/>
+        </w:rPr>
+        <w:t xml:space="preserve">                       </w:t>
+      </w:r>
+      <w:r>
+        <w:rPr>
+          <w:rStyle w:val="CommentTok"/>
+        </w:rPr>
+        <w:t xml:space="preserve"># desde lavarapido-infra, con los contenedores arriba</w:t>
+      </w:r>
+      <w:r>
+        <w:br/>
+      </w:r>
+      <w:r>
+        <w:rPr>
+          <w:rStyle w:val="ExtensionTok"/>
+        </w:rPr>
+        <w:t xml:space="preserve">npm</w:t>
+      </w:r>
+      <w:r>
+        <w:rPr>
+          <w:rStyle w:val="NormalTok"/>
+        </w:rPr>
+        <w:t xml:space="preserve"> ci </w:t>
+      </w:r>
+      <w:r>
+        <w:rPr>
+          <w:rStyle w:val="KeywordTok"/>
+        </w:rPr>
+        <w:t xml:space="preserve">&amp;&amp;</w:t>
+      </w:r>
+      <w:r>
+        <w:rPr>
+          <w:rStyle w:val="NormalTok"/>
+        </w:rPr>
+        <w:t xml:space="preserve"> </w:t>
+      </w:r>
+      <w:r>
+        <w:rPr>
+          <w:rStyle w:val="ExtensionTok"/>
+        </w:rPr>
+        <w:t xml:space="preserve">npx</w:t>
+      </w:r>
+      <w:r>
+        <w:rPr>
+          <w:rStyle w:val="NormalTok"/>
+        </w:rPr>
+        <w:t xml:space="preserve"> ng build                             </w:t>
+      </w:r>
+      <w:r>
+        <w:rPr>
+          <w:rStyle w:val="CommentTok"/>
+        </w:rPr>
+        <w:t xml:space="preserve"># Front-end-proyecto-web</w:t>
+      </w:r>
+      <w:r>
+        <w:br/>
+      </w:r>
+      <w:r>
+        <w:rPr>
+          <w:rStyle w:val="ExtensionTok"/>
+        </w:rPr>
+        <w:t xml:space="preserve">docker</w:t>
+      </w:r>
+      <w:r>
+        <w:rPr>
+          <w:rStyle w:val="NormalTok"/>
+        </w:rPr>
+        <w:t xml:space="preserve"> compose config </w:t>
+      </w:r>
+      <w:r>
+        <w:rPr>
+          <w:rStyle w:val="AttributeTok"/>
+        </w:rPr>
+        <w:t xml:space="preserve">--quiet</w:t>
+      </w:r>
+      <w:r>
+        <w:rPr>
+          <w:rStyle w:val="NormalTok"/>
+        </w:rPr>
+        <w:t xml:space="preserve"> </w:t>
+      </w:r>
+      <w:r>
+        <w:rPr>
+          <w:rStyle w:val="KeywordTok"/>
+        </w:rPr>
+        <w:t xml:space="preserve">&amp;&amp;</w:t>
+      </w:r>
+      <w:r>
+        <w:rPr>
+          <w:rStyle w:val="NormalTok"/>
+        </w:rPr>
+        <w:t xml:space="preserve"> </w:t>
+      </w:r>
+      <w:r>
+        <w:rPr>
+          <w:rStyle w:val="ExtensionTok"/>
+        </w:rPr>
+        <w:t xml:space="preserve">docker</w:t>
+      </w:r>
+      <w:r>
+        <w:rPr>
+          <w:rStyle w:val="NormalTok"/>
+        </w:rPr>
+        <w:t xml:space="preserve"> compose </w:t>
+      </w:r>
+      <w:r>
+        <w:rPr>
+          <w:rStyle w:val="AttributeTok"/>
+        </w:rPr>
+        <w:t xml:space="preserve">--profile</w:t>
+      </w:r>
+      <w:r>
+        <w:rPr>
+          <w:rStyle w:val="NormalTok"/>
+        </w:rPr>
+        <w:t xml:space="preserve"> app build</w:t>
+      </w:r>
+      <w:r>
+        <w:br/>
+      </w:r>
+      <w:r>
+        <w:br/>
+      </w:r>
+      <w:r>
+        <w:rPr>
+          <w:rStyle w:val="CommentTok"/>
+        </w:rPr>
+        <w:t xml:space="preserve"># Fase 3: respaldo previo (ver sección 11.4)</w:t>
+      </w:r>
+      <w:r>
+        <w:br/>
+      </w:r>
+      <w:r>
+        <w:br/>
+      </w:r>
+      <w:r>
+        <w:rPr>
+          <w:rStyle w:val="CommentTok"/>
+        </w:rPr>
+        <w:t xml:space="preserve"># Fase 4: infraestructura y base de datos</w:t>
+      </w:r>
+      <w:r>
+        <w:br/>
+      </w:r>
+      <w:r>
+        <w:rPr>
+          <w:rStyle w:val="ExtensionTok"/>
+        </w:rPr>
+        <w:t xml:space="preserve">docker</w:t>
+      </w:r>
+      <w:r>
+        <w:rPr>
+          <w:rStyle w:val="NormalTok"/>
+        </w:rPr>
+        <w:t xml:space="preserve"> compose up </w:t>
+      </w:r>
+      <w:r>
+        <w:rPr>
+          <w:rStyle w:val="AttributeTok"/>
+        </w:rPr>
+        <w:t xml:space="preserve">-d</w:t>
+      </w:r>
+      <w:r>
+        <w:rPr>
+          <w:rStyle w:val="NormalTok"/>
+        </w:rPr>
+        <w:t xml:space="preserve"> </w:t>
+      </w:r>
+      <w:r>
+        <w:rPr>
+          <w:rStyle w:val="KeywordTok"/>
+        </w:rPr>
+        <w:t xml:space="preserve">&amp;&amp;</w:t>
+      </w:r>
+      <w:r>
+        <w:rPr>
+          <w:rStyle w:val="NormalTok"/>
+        </w:rPr>
+        <w:t xml:space="preserve"> </w:t>
+      </w:r>
+      <w:r>
+        <w:rPr>
+          <w:rStyle w:val="ExtensionTok"/>
+        </w:rPr>
+        <w:t xml:space="preserve">docker</w:t>
+      </w:r>
+      <w:r>
+        <w:rPr>
+          <w:rStyle w:val="NormalTok"/>
+        </w:rPr>
+        <w:t xml:space="preserve"> compose ps</w:t>
+      </w:r>
+      <w:r>
+        <w:br/>
+      </w:r>
+      <w:r>
+        <w:br/>
+      </w:r>
+      <w:r>
+        <w:rPr>
+          <w:rStyle w:val="CommentTok"/>
+        </w:rPr>
+        <w:t xml:space="preserve"># Fase 5: servicios y gateway</w:t>
+      </w:r>
+      <w:r>
+        <w:br/>
+      </w:r>
+      <w:r>
+        <w:rPr>
+          <w:rStyle w:val="ExtensionTok"/>
+        </w:rPr>
+        <w:t xml:space="preserve">docker</w:t>
+      </w:r>
+      <w:r>
+        <w:rPr>
+          <w:rStyle w:val="NormalTok"/>
+        </w:rPr>
+        <w:t xml:space="preserve"> compose </w:t>
+      </w:r>
+      <w:r>
+        <w:rPr>
+          <w:rStyle w:val="AttributeTok"/>
+        </w:rPr>
+        <w:t xml:space="preserve">--profile</w:t>
+      </w:r>
+      <w:r>
+        <w:rPr>
+          <w:rStyle w:val="NormalTok"/>
+        </w:rPr>
+        <w:t xml:space="preserve"> app up </w:t>
+      </w:r>
+      <w:r>
+        <w:rPr>
+          <w:rStyle w:val="AttributeTok"/>
+        </w:rPr>
+        <w:t xml:space="preserve">-d</w:t>
+      </w:r>
+      <w:r>
+        <w:br/>
+      </w:r>
+      <w:r>
+        <w:rPr>
+          <w:rStyle w:val="ControlFlowTok"/>
+        </w:rPr>
+        <w:t xml:space="preserve">for</w:t>
+      </w:r>
+      <w:r>
+        <w:rPr>
+          <w:rStyle w:val="NormalTok"/>
+        </w:rPr>
+        <w:t xml:space="preserve"> port </w:t>
+      </w:r>
+      <w:r>
+        <w:rPr>
+          <w:rStyle w:val="KeywordTok"/>
+        </w:rPr>
+        <w:t xml:space="preserve">in</w:t>
+      </w:r>
+      <w:r>
+        <w:rPr>
+          <w:rStyle w:val="NormalTok"/>
+        </w:rPr>
+        <w:t xml:space="preserve"> 3001 3002 3003 3004 3005 3006 8080</w:t>
+      </w:r>
+      <w:r>
+        <w:rPr>
+          <w:rStyle w:val="KeywordTok"/>
+        </w:rPr>
+        <w:t xml:space="preserve">;</w:t>
+      </w:r>
+      <w:r>
+        <w:rPr>
+          <w:rStyle w:val="NormalTok"/>
+        </w:rPr>
+        <w:t xml:space="preserve"> </w:t>
+      </w:r>
+      <w:r>
+        <w:rPr>
+          <w:rStyle w:val="ControlFlowTok"/>
+        </w:rPr>
+        <w:t xml:space="preserve">do</w:t>
+      </w:r>
+      <w:r>
+        <w:rPr>
+          <w:rStyle w:val="NormalTok"/>
+        </w:rPr>
+        <w:t xml:space="preserve"> </w:t>
+      </w:r>
+      <w:r>
+        <w:rPr>
+          <w:rStyle w:val="ExtensionTok"/>
+        </w:rPr>
+        <w:t xml:space="preserve">curl</w:t>
+      </w:r>
+      <w:r>
+        <w:rPr>
+          <w:rStyle w:val="NormalTok"/>
+        </w:rPr>
+        <w:t xml:space="preserve"> </w:t>
+      </w:r>
+      <w:r>
+        <w:rPr>
+          <w:rStyle w:val="AttributeTok"/>
+        </w:rPr>
+        <w:t xml:space="preserve">-s</w:t>
+      </w:r>
+      <w:r>
+        <w:rPr>
+          <w:rStyle w:val="NormalTok"/>
+        </w:rPr>
+        <w:t xml:space="preserve"> http://localhost:</w:t>
+      </w:r>
+      <w:r>
+        <w:rPr>
+          <w:rStyle w:val="VariableTok"/>
+        </w:rPr>
+        <w:t xml:space="preserve">$port</w:t>
+      </w:r>
+      <w:r>
+        <w:rPr>
+          <w:rStyle w:val="NormalTok"/>
+        </w:rPr>
+        <w:t xml:space="preserve">/actuator/health</w:t>
+      </w:r>
+      <w:r>
+        <w:rPr>
+          <w:rStyle w:val="KeywordTok"/>
+        </w:rPr>
+        <w:t xml:space="preserve">;</w:t>
+      </w:r>
+      <w:r>
+        <w:rPr>
+          <w:rStyle w:val="NormalTok"/>
+        </w:rPr>
+        <w:t xml:space="preserve"> </w:t>
+      </w:r>
+      <w:r>
+        <w:rPr>
+          <w:rStyle w:val="BuiltInTok"/>
+        </w:rPr>
+        <w:t xml:space="preserve">echo</w:t>
+      </w:r>
+      <w:r>
+        <w:rPr>
+          <w:rStyle w:val="KeywordTok"/>
+        </w:rPr>
+        <w:t xml:space="preserve">;</w:t>
+      </w:r>
+      <w:r>
+        <w:rPr>
+          <w:rStyle w:val="NormalTok"/>
+        </w:rPr>
+        <w:t xml:space="preserve"> </w:t>
+      </w:r>
+      <w:r>
+        <w:rPr>
+          <w:rStyle w:val="ControlFlowTok"/>
+        </w:rPr>
+        <w:t xml:space="preserve">done</w:t>
+      </w:r>
+      <w:r>
+        <w:br/>
+      </w:r>
+      <w:r>
+        <w:br/>
+      </w:r>
+      <w:r>
+        <w:rPr>
+          <w:rStyle w:val="CommentTok"/>
+        </w:rPr>
+        <w:t xml:space="preserve"># Fase 6: aplicación web</w:t>
+      </w:r>
+      <w:r>
+        <w:br/>
+      </w:r>
+      <w:r>
+        <w:rPr>
+          <w:rStyle w:val="ExtensionTok"/>
+        </w:rPr>
+        <w:t xml:space="preserve">npx</w:t>
+      </w:r>
+      <w:r>
+        <w:rPr>
+          <w:rStyle w:val="NormalTok"/>
+        </w:rPr>
+        <w:t xml:space="preserve"> ng serve </w:t>
+      </w:r>
+      <w:r>
+        <w:rPr>
+          <w:rStyle w:val="AttributeTok"/>
+        </w:rPr>
+        <w:t xml:space="preserve">--host</w:t>
+      </w:r>
+      <w:r>
+        <w:rPr>
+          <w:rStyle w:val="NormalTok"/>
+        </w:rPr>
+        <w:t xml:space="preserve"> 0.0.0.0</w:t>
+      </w:r>
+      <w:r>
+        <w:br/>
+      </w:r>
+      <w:r>
+        <w:br/>
+      </w:r>
+      <w:r>
+        <w:rPr>
+          <w:rStyle w:val="CommentTok"/>
+        </w:rPr>
+        <w:t xml:space="preserve"># Reversión (ver sección 12)</w:t>
+      </w:r>
+      <w:r>
+        <w:br/>
+      </w:r>
+      <w:r>
+        <w:rPr>
+          <w:rStyle w:val="ExtensionTok"/>
+        </w:rPr>
+        <w:t xml:space="preserve">docker</w:t>
+      </w:r>
+      <w:r>
+        <w:rPr>
+          <w:rStyle w:val="NormalTok"/>
+        </w:rPr>
+        <w:t xml:space="preserve"> compose stop api-gateway security-service customer-service booking-service </w:t>
+      </w:r>
+      <w:r>
+        <w:rPr>
+          <w:rStyle w:val="DataTypeTok"/>
+        </w:rPr>
+        <w:t xml:space="preserve">\</w:t>
+      </w:r>
+      <w:r>
+        <w:br/>
+      </w:r>
+      <w:r>
+        <w:rPr>
+          <w:rStyle w:val="NormalTok"/>
+        </w:rPr>
+        <w:t xml:space="preserve">  operations-service payment-service notification-service</w:t>
+      </w:r>
+    </w:p>
     <w:bookmarkEnd w:id="67"/>
-    <w:bookmarkStart w:id="68" w:name="anexo-e-resumen-de-comandos"/>
-    <w:p>
-      <w:pPr>
-        <w:pStyle w:val="Heading3"/>
-      </w:pPr>
-      <w:r>
-        <w:t xml:space="preserve">Anexo E. Resumen de Comandos</w:t>
-      </w:r>
-    </w:p>
-    <w:p>
-      <w:pPr>
-        <w:pStyle w:val="SourceCode"/>
-      </w:pPr>
-      <w:r>
-        <w:rPr>
-          <w:rStyle w:val="CommentTok"/>
-        </w:rPr>
-        <w:t xml:space="preserve"># Fase 2: construcción y verificación</w:t>
-      </w:r>
-      <w:r>
-        <w:br/>
-      </w:r>
-      <w:r>
-        <w:rPr>
-          <w:rStyle w:val="ExtensionTok"/>
-        </w:rPr>
-        <w:t xml:space="preserve">./mvnw</w:t>
-      </w:r>
-      <w:r>
-        <w:rPr>
-          <w:rStyle w:val="NormalTok"/>
-        </w:rPr>
-        <w:t xml:space="preserve"> </w:t>
-      </w:r>
-      <w:r>
-        <w:rPr>
-          <w:rStyle w:val="AttributeTok"/>
-        </w:rPr>
-        <w:t xml:space="preserve">-B</w:t>
-      </w:r>
-      <w:r>
-        <w:rPr>
-          <w:rStyle w:val="NormalTok"/>
-        </w:rPr>
-        <w:t xml:space="preserve"> verify                                   </w:t>
-      </w:r>
-      <w:r>
-        <w:rPr>
-          <w:rStyle w:val="CommentTok"/>
-        </w:rPr>
-        <w:t xml:space="preserve"># cada servicio Java y el gateway</w:t>
-      </w:r>
-      <w:r>
-        <w:br/>
-      </w:r>
-      <w:r>
-        <w:rPr>
-          <w:rStyle w:val="ExtensionTok"/>
-        </w:rPr>
-        <w:t xml:space="preserve">dotnet</w:t>
-      </w:r>
-      <w:r>
-        <w:rPr>
-          <w:rStyle w:val="NormalTok"/>
-        </w:rPr>
-        <w:t xml:space="preserve"> test                                        </w:t>
-      </w:r>
-      <w:r>
-        <w:rPr>
-          <w:rStyle w:val="CommentTok"/>
-        </w:rPr>
-        <w:t xml:space="preserve"># lavarapido-payment-service</w:t>
-      </w:r>
-      <w:r>
-        <w:br/>
-      </w:r>
-      <w:r>
-        <w:rPr>
-          <w:rStyle w:val="ExtensionTok"/>
-        </w:rPr>
-        <w:t xml:space="preserve">npm</w:t>
-      </w:r>
-      <w:r>
-        <w:rPr>
-          <w:rStyle w:val="NormalTok"/>
-        </w:rPr>
-        <w:t xml:space="preserve"> ci </w:t>
-      </w:r>
-      <w:r>
-        <w:rPr>
-          <w:rStyle w:val="KeywordTok"/>
-        </w:rPr>
-        <w:t xml:space="preserve">&amp;&amp;</w:t>
-      </w:r>
-      <w:r>
-        <w:rPr>
-          <w:rStyle w:val="NormalTok"/>
-        </w:rPr>
-        <w:t xml:space="preserve"> </w:t>
-      </w:r>
-      <w:r>
-        <w:rPr>
-          <w:rStyle w:val="ExtensionTok"/>
-        </w:rPr>
-        <w:t xml:space="preserve">npx</w:t>
-      </w:r>
-      <w:r>
-        <w:rPr>
-          <w:rStyle w:val="NormalTok"/>
-        </w:rPr>
-        <w:t xml:space="preserve"> ng build                             </w:t>
-      </w:r>
-      <w:r>
-        <w:rPr>
-          <w:rStyle w:val="CommentTok"/>
-        </w:rPr>
-        <w:t xml:space="preserve"># Front-end-proyecto-web</w:t>
-      </w:r>
-      <w:r>
-        <w:br/>
-      </w:r>
-      <w:r>
-        <w:rPr>
-          <w:rStyle w:val="ExtensionTok"/>
-        </w:rPr>
-        <w:t xml:space="preserve">docker</w:t>
-      </w:r>
-      <w:r>
-        <w:rPr>
-          <w:rStyle w:val="NormalTok"/>
-        </w:rPr>
-        <w:t xml:space="preserve"> compose config </w:t>
-      </w:r>
-      <w:r>
-        <w:rPr>
-          <w:rStyle w:val="AttributeTok"/>
-        </w:rPr>
-        <w:t xml:space="preserve">--quiet</w:t>
-      </w:r>
-      <w:r>
-        <w:rPr>
-          <w:rStyle w:val="NormalTok"/>
-        </w:rPr>
-        <w:t xml:space="preserve"> </w:t>
-      </w:r>
-      <w:r>
-        <w:rPr>
-          <w:rStyle w:val="KeywordTok"/>
-        </w:rPr>
-        <w:t xml:space="preserve">&amp;&amp;</w:t>
-      </w:r>
-      <w:r>
-        <w:rPr>
-          <w:rStyle w:val="NormalTok"/>
-        </w:rPr>
-        <w:t xml:space="preserve"> </w:t>
-      </w:r>
-      <w:r>
-        <w:rPr>
-          <w:rStyle w:val="ExtensionTok"/>
-        </w:rPr>
-        <w:t xml:space="preserve">docker</w:t>
-      </w:r>
-      <w:r>
-        <w:rPr>
-          <w:rStyle w:val="NormalTok"/>
-        </w:rPr>
-        <w:t xml:space="preserve"> compose </w:t>
-      </w:r>
-      <w:r>
-        <w:rPr>
-          <w:rStyle w:val="AttributeTok"/>
-        </w:rPr>
-        <w:t xml:space="preserve">--profile</w:t>
-      </w:r>
-      <w:r>
-        <w:rPr>
-          <w:rStyle w:val="NormalTok"/>
-        </w:rPr>
-        <w:t xml:space="preserve"> app build</w:t>
-      </w:r>
-      <w:r>
-        <w:br/>
-      </w:r>
-      <w:r>
-        <w:br/>
-      </w:r>
-      <w:r>
-        <w:rPr>
-          <w:rStyle w:val="CommentTok"/>
-        </w:rPr>
-        <w:t xml:space="preserve"># Fase 3: respaldo previo (ver sección 11.4)</w:t>
-      </w:r>
-      <w:r>
-        <w:br/>
-      </w:r>
-      <w:r>
-        <w:br/>
-      </w:r>
-      <w:r>
-        <w:rPr>
-          <w:rStyle w:val="CommentTok"/>
-        </w:rPr>
-        <w:t xml:space="preserve"># Fase 4: infraestructura y base de datos</w:t>
-      </w:r>
-      <w:r>
-        <w:br/>
-      </w:r>
-      <w:r>
-        <w:rPr>
-          <w:rStyle w:val="ExtensionTok"/>
-        </w:rPr>
-        <w:t xml:space="preserve">docker</w:t>
-      </w:r>
-      <w:r>
-        <w:rPr>
-          <w:rStyle w:val="NormalTok"/>
-        </w:rPr>
-        <w:t xml:space="preserve"> compose up </w:t>
-      </w:r>
-      <w:r>
-        <w:rPr>
-          <w:rStyle w:val="AttributeTok"/>
-        </w:rPr>
-        <w:t xml:space="preserve">-d</w:t>
-      </w:r>
-      <w:r>
-        <w:rPr>
-          <w:rStyle w:val="NormalTok"/>
-        </w:rPr>
-        <w:t xml:space="preserve"> </w:t>
-      </w:r>
-      <w:r>
-        <w:rPr>
-          <w:rStyle w:val="KeywordTok"/>
-        </w:rPr>
-        <w:t xml:space="preserve">&amp;&amp;</w:t>
-      </w:r>
-      <w:r>
-        <w:rPr>
-          <w:rStyle w:val="NormalTok"/>
-        </w:rPr>
-        <w:t xml:space="preserve"> </w:t>
-      </w:r>
-      <w:r>
-        <w:rPr>
-          <w:rStyle w:val="ExtensionTok"/>
-        </w:rPr>
-        <w:t xml:space="preserve">docker</w:t>
-      </w:r>
-      <w:r>
-        <w:rPr>
-          <w:rStyle w:val="NormalTok"/>
-        </w:rPr>
-        <w:t xml:space="preserve"> compose ps</w:t>
-      </w:r>
-      <w:r>
-        <w:br/>
-      </w:r>
-      <w:r>
-        <w:br/>
-      </w:r>
-      <w:r>
-        <w:rPr>
-          <w:rStyle w:val="CommentTok"/>
-        </w:rPr>
-        <w:t xml:space="preserve"># Fase 5: servicios y gateway</w:t>
-      </w:r>
-      <w:r>
-        <w:br/>
-      </w:r>
-      <w:r>
-        <w:rPr>
-          <w:rStyle w:val="ExtensionTok"/>
-        </w:rPr>
-        <w:t xml:space="preserve">docker</w:t>
-      </w:r>
-      <w:r>
-        <w:rPr>
-          <w:rStyle w:val="NormalTok"/>
-        </w:rPr>
-        <w:t xml:space="preserve"> compose </w:t>
-      </w:r>
-      <w:r>
-        <w:rPr>
-          <w:rStyle w:val="AttributeTok"/>
-        </w:rPr>
-        <w:t xml:space="preserve">--profile</w:t>
-      </w:r>
-      <w:r>
-        <w:rPr>
-          <w:rStyle w:val="NormalTok"/>
-        </w:rPr>
-        <w:t xml:space="preserve"> app up </w:t>
-      </w:r>
-      <w:r>
-        <w:rPr>
-          <w:rStyle w:val="AttributeTok"/>
-        </w:rPr>
-        <w:t xml:space="preserve">-d</w:t>
-      </w:r>
-      <w:r>
-        <w:br/>
-      </w:r>
-      <w:r>
-        <w:rPr>
-          <w:rStyle w:val="ControlFlowTok"/>
-        </w:rPr>
-        <w:t xml:space="preserve">for</w:t>
-      </w:r>
-      <w:r>
-        <w:rPr>
-          <w:rStyle w:val="NormalTok"/>
-        </w:rPr>
-        <w:t xml:space="preserve"> port </w:t>
-      </w:r>
-      <w:r>
-        <w:rPr>
-          <w:rStyle w:val="KeywordTok"/>
-        </w:rPr>
-        <w:t xml:space="preserve">in</w:t>
-      </w:r>
-      <w:r>
-        <w:rPr>
-          <w:rStyle w:val="NormalTok"/>
-        </w:rPr>
-        <w:t xml:space="preserve"> 3001 3002 3003 3004 3005 3006 8080</w:t>
-      </w:r>
-      <w:r>
-        <w:rPr>
-          <w:rStyle w:val="KeywordTok"/>
-        </w:rPr>
-        <w:t xml:space="preserve">;</w:t>
-      </w:r>
-      <w:r>
-        <w:rPr>
-          <w:rStyle w:val="NormalTok"/>
-        </w:rPr>
-        <w:t xml:space="preserve"> </w:t>
-      </w:r>
-      <w:r>
-        <w:rPr>
-          <w:rStyle w:val="ControlFlowTok"/>
-        </w:rPr>
-        <w:t xml:space="preserve">do</w:t>
-      </w:r>
-      <w:r>
-        <w:rPr>
-          <w:rStyle w:val="NormalTok"/>
-        </w:rPr>
-        <w:t xml:space="preserve"> </w:t>
-      </w:r>
-      <w:r>
-        <w:rPr>
-          <w:rStyle w:val="ExtensionTok"/>
-        </w:rPr>
-        <w:t xml:space="preserve">curl</w:t>
-      </w:r>
-      <w:r>
-        <w:rPr>
-          <w:rStyle w:val="NormalTok"/>
-        </w:rPr>
-        <w:t xml:space="preserve"> </w:t>
-      </w:r>
-      <w:r>
-        <w:rPr>
-          <w:rStyle w:val="AttributeTok"/>
-        </w:rPr>
-        <w:t xml:space="preserve">-s</w:t>
-      </w:r>
-      <w:r>
-        <w:rPr>
-          <w:rStyle w:val="NormalTok"/>
-        </w:rPr>
-        <w:t xml:space="preserve"> http://localhost:</w:t>
-      </w:r>
-      <w:r>
-        <w:rPr>
-          <w:rStyle w:val="VariableTok"/>
-        </w:rPr>
-        <w:t xml:space="preserve">$port</w:t>
-      </w:r>
-      <w:r>
-        <w:rPr>
-          <w:rStyle w:val="NormalTok"/>
-        </w:rPr>
-        <w:t xml:space="preserve">/actuator/health</w:t>
-      </w:r>
-      <w:r>
-        <w:rPr>
-          <w:rStyle w:val="KeywordTok"/>
-        </w:rPr>
-        <w:t xml:space="preserve">;</w:t>
-      </w:r>
-      <w:r>
-        <w:rPr>
-          <w:rStyle w:val="NormalTok"/>
-        </w:rPr>
-        <w:t xml:space="preserve"> </w:t>
-      </w:r>
-      <w:r>
-        <w:rPr>
-          <w:rStyle w:val="BuiltInTok"/>
-        </w:rPr>
-        <w:t xml:space="preserve">echo</w:t>
-      </w:r>
-      <w:r>
-        <w:rPr>
-          <w:rStyle w:val="KeywordTok"/>
-        </w:rPr>
-        <w:t xml:space="preserve">;</w:t>
-      </w:r>
-      <w:r>
-        <w:rPr>
-          <w:rStyle w:val="NormalTok"/>
-        </w:rPr>
-        <w:t xml:space="preserve"> </w:t>
-      </w:r>
-      <w:r>
-        <w:rPr>
-          <w:rStyle w:val="ControlFlowTok"/>
-        </w:rPr>
-        <w:t xml:space="preserve">done</w:t>
-      </w:r>
-      <w:r>
-        <w:br/>
-      </w:r>
-      <w:r>
-        <w:br/>
-      </w:r>
-      <w:r>
-        <w:rPr>
-          <w:rStyle w:val="CommentTok"/>
-        </w:rPr>
-        <w:t xml:space="preserve"># Fase 6: aplicación web</w:t>
-      </w:r>
-      <w:r>
-        <w:br/>
-      </w:r>
-      <w:r>
-        <w:rPr>
-          <w:rStyle w:val="ExtensionTok"/>
-        </w:rPr>
-        <w:t xml:space="preserve">npx</w:t>
-      </w:r>
-      <w:r>
-        <w:rPr>
-          <w:rStyle w:val="NormalTok"/>
-        </w:rPr>
-        <w:t xml:space="preserve"> ng serve </w:t>
-      </w:r>
-      <w:r>
-        <w:rPr>
-          <w:rStyle w:val="AttributeTok"/>
-        </w:rPr>
-        <w:t xml:space="preserve">--host</w:t>
-      </w:r>
-      <w:r>
-        <w:rPr>
-          <w:rStyle w:val="NormalTok"/>
-        </w:rPr>
-        <w:t xml:space="preserve"> 0.0.0.0</w:t>
-      </w:r>
-      <w:r>
-        <w:br/>
-      </w:r>
-      <w:r>
-        <w:br/>
-      </w:r>
-      <w:r>
-        <w:rPr>
-          <w:rStyle w:val="CommentTok"/>
-        </w:rPr>
-        <w:t xml:space="preserve"># Reversión (ver sección 12)</w:t>
-      </w:r>
-      <w:r>
-        <w:br/>
-      </w:r>
-      <w:r>
-        <w:rPr>
-          <w:rStyle w:val="ExtensionTok"/>
-        </w:rPr>
-        <w:t xml:space="preserve">docker</w:t>
-      </w:r>
-      <w:r>
-        <w:rPr>
-          <w:rStyle w:val="NormalTok"/>
-        </w:rPr>
-        <w:t xml:space="preserve"> compose stop api-gateway security-service customer-service booking-service </w:t>
-      </w:r>
-      <w:r>
-        <w:rPr>
-          <w:rStyle w:val="DataTypeTok"/>
-        </w:rPr>
-        <w:t xml:space="preserve">\</w:t>
-      </w:r>
-      <w:r>
-        <w:br/>
-      </w:r>
-      <w:r>
-        <w:rPr>
-          <w:rStyle w:val="NormalTok"/>
-        </w:rPr>
-        <w:t xml:space="preserve">  operations-service payment-service notification-service</w:t>
-      </w:r>
-    </w:p>
     <w:bookmarkEnd w:id="68"/>
     <w:bookmarkEnd w:id="69"/>
-    <w:bookmarkEnd w:id="70"/>
     <w:sectPr>
       <w:footnotePr>
         <w:numRestart w:val="eachSect"/>
@@ -17281,7 +17658,7 @@
       <w:color w:themeColor="accent1" w:themeShade="BF" w:val="365F91"/>
     </w:rPr>
   </w:style>
-  <w:style w:type="paragraph" w:customStyle="1" w:styleId="SourceCode">
+  <w:style w:customStyle="1" w:styleId="SourceCode" w:type="paragraph">
     <w:name w:val="Source Code"/>
     <w:basedOn w:val="Normal"/>
     <w:link w:val="VerbatimChar"/>
@@ -17289,7 +17666,7 @@
       <w:wordWrap w:val="off"/>
     </w:pPr>
   </w:style>
-  <w:style w:type="character" w:customStyle="1" w:styleId="KeywordTok">
+  <w:style w:customStyle="1" w:styleId="KeywordTok" w:type="character">
     <w:name w:val="KeywordTok"/>
     <w:basedOn w:val="VerbatimChar"/>
     <w:rPr>
@@ -17297,77 +17674,77 @@
       <w:color w:val="007020"/>
     </w:rPr>
   </w:style>
-  <w:style w:type="character" w:customStyle="1" w:styleId="DataTypeTok">
+  <w:style w:customStyle="1" w:styleId="DataTypeTok" w:type="character">
     <w:name w:val="DataTypeTok"/>
     <w:basedOn w:val="VerbatimChar"/>
     <w:rPr>
       <w:color w:val="902000"/>
     </w:rPr>
   </w:style>
-  <w:style w:type="character" w:customStyle="1" w:styleId="DecValTok">
+  <w:style w:customStyle="1" w:styleId="DecValTok" w:type="character">
     <w:name w:val="DecValTok"/>
     <w:basedOn w:val="VerbatimChar"/>
     <w:rPr>
       <w:color w:val="40a070"/>
     </w:rPr>
   </w:style>
-  <w:style w:type="character" w:customStyle="1" w:styleId="BaseNTok">
+  <w:style w:customStyle="1" w:styleId="BaseNTok" w:type="character">
     <w:name w:val="BaseNTok"/>
     <w:basedOn w:val="VerbatimChar"/>
     <w:rPr>
       <w:color w:val="40a070"/>
     </w:rPr>
   </w:style>
-  <w:style w:type="character" w:customStyle="1" w:styleId="FloatTok">
+  <w:style w:customStyle="1" w:styleId="FloatTok" w:type="character">
     <w:name w:val="FloatTok"/>
     <w:basedOn w:val="VerbatimChar"/>
     <w:rPr>
       <w:color w:val="40a070"/>
     </w:rPr>
   </w:style>
-  <w:style w:type="character" w:customStyle="1" w:styleId="ConstantTok">
+  <w:style w:customStyle="1" w:styleId="ConstantTok" w:type="character">
     <w:name w:val="ConstantTok"/>
     <w:basedOn w:val="VerbatimChar"/>
     <w:rPr>
       <w:color w:val="880000"/>
     </w:rPr>
   </w:style>
-  <w:style w:type="character" w:customStyle="1" w:styleId="CharTok">
+  <w:style w:customStyle="1" w:styleId="CharTok" w:type="character">
     <w:name w:val="CharTok"/>
     <w:basedOn w:val="VerbatimChar"/>
     <w:rPr>
       <w:color w:val="4070a0"/>
     </w:rPr>
   </w:style>
-  <w:style w:type="character" w:customStyle="1" w:styleId="SpecialCharTok">
+  <w:style w:customStyle="1" w:styleId="SpecialCharTok" w:type="character">
     <w:name w:val="SpecialCharTok"/>
     <w:basedOn w:val="VerbatimChar"/>
     <w:rPr>
       <w:color w:val="4070a0"/>
     </w:rPr>
   </w:style>
-  <w:style w:type="character" w:customStyle="1" w:styleId="StringTok">
+  <w:style w:customStyle="1" w:styleId="StringTok" w:type="character">
     <w:name w:val="StringTok"/>
     <w:basedOn w:val="VerbatimChar"/>
     <w:rPr>
       <w:color w:val="4070a0"/>
     </w:rPr>
   </w:style>
-  <w:style w:type="character" w:customStyle="1" w:styleId="VerbatimStringTok">
+  <w:style w:customStyle="1" w:styleId="VerbatimStringTok" w:type="character">
     <w:name w:val="VerbatimStringTok"/>
     <w:basedOn w:val="VerbatimChar"/>
     <w:rPr>
       <w:color w:val="4070a0"/>
     </w:rPr>
   </w:style>
-  <w:style w:type="character" w:customStyle="1" w:styleId="SpecialStringTok">
+  <w:style w:customStyle="1" w:styleId="SpecialStringTok" w:type="character">
     <w:name w:val="SpecialStringTok"/>
     <w:basedOn w:val="VerbatimChar"/>
     <w:rPr>
       <w:color w:val="bb6688"/>
     </w:rPr>
   </w:style>
-  <w:style w:type="character" w:customStyle="1" w:styleId="ImportTok">
+  <w:style w:customStyle="1" w:styleId="ImportTok" w:type="character">
     <w:name w:val="ImportTok"/>
     <w:basedOn w:val="VerbatimChar"/>
     <w:rPr>
@@ -17375,7 +17752,7 @@
       <w:color w:val="008000"/>
     </w:rPr>
   </w:style>
-  <w:style w:type="character" w:customStyle="1" w:styleId="CommentTok">
+  <w:style w:customStyle="1" w:styleId="CommentTok" w:type="character">
     <w:name w:val="CommentTok"/>
     <w:basedOn w:val="VerbatimChar"/>
     <w:rPr>
@@ -17383,7 +17760,7 @@
       <w:color w:val="60a0b0"/>
     </w:rPr>
   </w:style>
-  <w:style w:type="character" w:customStyle="1" w:styleId="DocumentationTok">
+  <w:style w:customStyle="1" w:styleId="DocumentationTok" w:type="character">
     <w:name w:val="DocumentationTok"/>
     <w:basedOn w:val="VerbatimChar"/>
     <w:rPr>
@@ -17391,7 +17768,7 @@
       <w:color w:val="ba2121"/>
     </w:rPr>
   </w:style>
-  <w:style w:type="character" w:customStyle="1" w:styleId="AnnotationTok">
+  <w:style w:customStyle="1" w:styleId="AnnotationTok" w:type="character">
     <w:name w:val="AnnotationTok"/>
     <w:basedOn w:val="VerbatimChar"/>
     <w:rPr>
@@ -17400,7 +17777,7 @@
       <w:color w:val="60a0b0"/>
     </w:rPr>
   </w:style>
-  <w:style w:type="character" w:customStyle="1" w:styleId="CommentVarTok">
+  <w:style w:customStyle="1" w:styleId="CommentVarTok" w:type="character">
     <w:name w:val="CommentVarTok"/>
     <w:basedOn w:val="VerbatimChar"/>
     <w:rPr>
@@ -17409,28 +17786,28 @@
       <w:color w:val="60a0b0"/>
     </w:rPr>
   </w:style>
-  <w:style w:type="character" w:customStyle="1" w:styleId="OtherTok">
+  <w:style w:customStyle="1" w:styleId="OtherTok" w:type="character">
     <w:name w:val="OtherTok"/>
     <w:basedOn w:val="VerbatimChar"/>
     <w:rPr>
       <w:color w:val="007020"/>
     </w:rPr>
   </w:style>
-  <w:style w:type="character" w:customStyle="1" w:styleId="FunctionTok">
+  <w:style w:customStyle="1" w:styleId="FunctionTok" w:type="character">
     <w:name w:val="FunctionTok"/>
     <w:basedOn w:val="VerbatimChar"/>
     <w:rPr>
       <w:color w:val="06287e"/>
     </w:rPr>
   </w:style>
-  <w:style w:type="character" w:customStyle="1" w:styleId="VariableTok">
+  <w:style w:customStyle="1" w:styleId="VariableTok" w:type="character">
     <w:name w:val="VariableTok"/>
     <w:basedOn w:val="VerbatimChar"/>
     <w:rPr>
       <w:color w:val="19177c"/>
     </w:rPr>
   </w:style>
-  <w:style w:type="character" w:customStyle="1" w:styleId="ControlFlowTok">
+  <w:style w:customStyle="1" w:styleId="ControlFlowTok" w:type="character">
     <w:name w:val="ControlFlowTok"/>
     <w:basedOn w:val="VerbatimChar"/>
     <w:rPr>
@@ -17438,45 +17815,45 @@
       <w:color w:val="007020"/>
     </w:rPr>
   </w:style>
-  <w:style w:type="character" w:customStyle="1" w:styleId="OperatorTok">
+  <w:style w:customStyle="1" w:styleId="OperatorTok" w:type="character">
     <w:name w:val="OperatorTok"/>
     <w:basedOn w:val="VerbatimChar"/>
     <w:rPr>
       <w:color w:val="666666"/>
     </w:rPr>
   </w:style>
-  <w:style w:type="character" w:customStyle="1" w:styleId="BuiltInTok">
+  <w:style w:customStyle="1" w:styleId="BuiltInTok" w:type="character">
     <w:name w:val="BuiltInTok"/>
     <w:basedOn w:val="VerbatimChar"/>
     <w:rPr>
       <w:color w:val="008000"/>
     </w:rPr>
   </w:style>
-  <w:style w:type="character" w:customStyle="1" w:styleId="ExtensionTok">
+  <w:style w:customStyle="1" w:styleId="ExtensionTok" w:type="character">
     <w:name w:val="ExtensionTok"/>
     <w:basedOn w:val="VerbatimChar"/>
     <w:rPr/>
   </w:style>
-  <w:style w:type="character" w:customStyle="1" w:styleId="PreprocessorTok">
+  <w:style w:customStyle="1" w:styleId="PreprocessorTok" w:type="character">
     <w:name w:val="PreprocessorTok"/>
     <w:basedOn w:val="VerbatimChar"/>
     <w:rPr>
       <w:color w:val="bc7a00"/>
     </w:rPr>
   </w:style>
-  <w:style w:type="character" w:customStyle="1" w:styleId="AttributeTok">
+  <w:style w:customStyle="1" w:styleId="AttributeTok" w:type="character">
     <w:name w:val="AttributeTok"/>
     <w:basedOn w:val="VerbatimChar"/>
     <w:rPr>
       <w:color w:val="7d9029"/>
     </w:rPr>
   </w:style>
-  <w:style w:type="character" w:customStyle="1" w:styleId="RegionMarkerTok">
+  <w:style w:customStyle="1" w:styleId="RegionMarkerTok" w:type="character">
     <w:name w:val="RegionMarkerTok"/>
     <w:basedOn w:val="VerbatimChar"/>
     <w:rPr/>
   </w:style>
-  <w:style w:type="character" w:customStyle="1" w:styleId="InformationTok">
+  <w:style w:customStyle="1" w:styleId="InformationTok" w:type="character">
     <w:name w:val="InformationTok"/>
     <w:basedOn w:val="VerbatimChar"/>
     <w:rPr>
@@ -17485,7 +17862,7 @@
       <w:color w:val="60a0b0"/>
     </w:rPr>
   </w:style>
-  <w:style w:type="character" w:customStyle="1" w:styleId="WarningTok">
+  <w:style w:customStyle="1" w:styleId="WarningTok" w:type="character">
     <w:name w:val="WarningTok"/>
     <w:basedOn w:val="VerbatimChar"/>
     <w:rPr>
@@ -17494,7 +17871,7 @@
       <w:color w:val="60a0b0"/>
     </w:rPr>
   </w:style>
-  <w:style w:type="character" w:customStyle="1" w:styleId="AlertTok">
+  <w:style w:customStyle="1" w:styleId="AlertTok" w:type="character">
     <w:name w:val="AlertTok"/>
     <w:basedOn w:val="VerbatimChar"/>
     <w:rPr>
@@ -17502,7 +17879,7 @@
       <w:color w:val="ff0000"/>
     </w:rPr>
   </w:style>
-  <w:style w:type="character" w:customStyle="1" w:styleId="ErrorTok">
+  <w:style w:customStyle="1" w:styleId="ErrorTok" w:type="character">
     <w:name w:val="ErrorTok"/>
     <w:basedOn w:val="VerbatimChar"/>
     <w:rPr>
@@ -17510,7 +17887,7 @@
       <w:color w:val="ff0000"/>
     </w:rPr>
   </w:style>
-  <w:style w:type="character" w:customStyle="1" w:styleId="NormalTok">
+  <w:style w:customStyle="1" w:styleId="NormalTok" w:type="character">
     <w:name w:val="NormalTok"/>
     <w:basedOn w:val="VerbatimChar"/>
     <w:rPr/>

--- a/07_PROCEDIMIENTO_DE_IMPLEMENTACION/ES/WORD/07_Procedimiento_De_Implementacion.docx
+++ b/07_PROCEDIMIENTO_DE_IMPLEMENTACION/ES/WORD/07_Procedimiento_De_Implementacion.docx
@@ -64,7 +64,7 @@
         <w:pStyle w:val="BodyText"/>
       </w:pPr>
       <w:r>
-        <w:t xml:space="preserve">16 de octubre de 2026</w:t>
+        <w:t xml:space="preserve">17 de octubre de 2026</w:t>
       </w:r>
     </w:p>
     <w:p>
@@ -72,7 +72,7 @@
         <w:pStyle w:val="BodyText"/>
       </w:pPr>
       <w:r>
-        <w:t xml:space="preserve">Tipo de documento: Procedimiento de implementación (equipo de desarrollo, administrador de TI y responsable del negocio) · Versión 2.0</w:t>
+        <w:t xml:space="preserve">Tipo de documento: Procedimiento de implementación (equipo de desarrollo, administrador de TI y responsable del negocio) · Versión 2.1</w:t>
       </w:r>
     </w:p>
     <w:bookmarkStart w:id="20" w:name="control-de-versiones"/>
@@ -301,6 +301,52 @@
           </w:p>
         </w:tc>
       </w:tr>
+      <w:tr>
+        <w:tc>
+          <w:tcPr/>
+          <w:p>
+            <w:pPr>
+              <w:pStyle w:val="Compact"/>
+            </w:pPr>
+            <w:r>
+              <w:t xml:space="preserve">2.1</w:t>
+            </w:r>
+          </w:p>
+        </w:tc>
+        <w:tc>
+          <w:tcPr/>
+          <w:p>
+            <w:pPr>
+              <w:pStyle w:val="Compact"/>
+            </w:pPr>
+            <w:r>
+              <w:t xml:space="preserve">2026-10-17</w:t>
+            </w:r>
+          </w:p>
+        </w:tc>
+        <w:tc>
+          <w:tcPr/>
+          <w:p>
+            <w:pPr>
+              <w:pStyle w:val="Compact"/>
+            </w:pPr>
+            <w:r>
+              <w:t xml:space="preserve">Revisión contra el código del 17 de octubre de 2026. Se indicó que la aplicación móvil necesita un APK nuevo por los módulos nativos del informe de inspección (sección 11.7, Fase 6).</w:t>
+            </w:r>
+          </w:p>
+        </w:tc>
+        <w:tc>
+          <w:tcPr/>
+          <w:p>
+            <w:pPr>
+              <w:pStyle w:val="Compact"/>
+            </w:pPr>
+            <w:r>
+              <w:t xml:space="preserve">Equipo de desarrollo</w:t>
+            </w:r>
+          </w:p>
+        </w:tc>
+      </w:tr>
     </w:tbl>
     <w:p>
       <w:pPr>
@@ -1229,7 +1275,7 @@
         <w:t xml:space="preserve"> </w:t>
       </w:r>
       <w:r>
-        <w:t xml:space="preserve">al 16 de octubre de 2026), en especial</w:t>
+        <w:t xml:space="preserve">al 17 de octubre de 2026), en especial</w:t>
       </w:r>
       <w:r>
         <w:t xml:space="preserve"> </w:t>
@@ -8135,7 +8181,49 @@
         <w:t xml:space="preserve"> </w:t>
       </w:r>
       <w:r>
-        <w:t xml:space="preserve">con la dirección IPv4 del equipo.</w:t>
+        <w:t xml:space="preserve">con la dirección IPv4 del equipo. La versión del 17 de octubre de 2026 agrega los módulos nativos</w:t>
+      </w:r>
+      <w:r>
+        <w:t xml:space="preserve"> </w:t>
+      </w:r>
+      <w:r>
+        <w:rPr>
+          <w:i/>
+          <w:iCs/>
+        </w:rPr>
+        <w:t xml:space="preserve">expo-image-picker</w:t>
+      </w:r>
+      <w:r>
+        <w:t xml:space="preserve"> </w:t>
+      </w:r>
+      <w:r>
+        <w:t xml:space="preserve">y</w:t>
+      </w:r>
+      <w:r>
+        <w:t xml:space="preserve"> </w:t>
+      </w:r>
+      <w:r>
+        <w:rPr>
+          <w:i/>
+          <w:iCs/>
+        </w:rPr>
+        <w:t xml:space="preserve">expo-image-manipulator</w:t>
+      </w:r>
+      <w:r>
+        <w:t xml:space="preserve"> </w:t>
+      </w:r>
+      <w:r>
+        <w:t xml:space="preserve">(fotos del informe de inspección), por lo que exige compilar y publicar un APK nuevo; una actualización por internet (</w:t>
+      </w:r>
+      <w:r>
+        <w:rPr>
+          <w:i/>
+          <w:iCs/>
+        </w:rPr>
+        <w:t xml:space="preserve">npm run publish:update</w:t>
+      </w:r>
+      <w:r>
+        <w:t xml:space="preserve">) no basta, porque solo cambia el código de las pantallas.</w:t>
       </w:r>
     </w:p>
     <w:p>
@@ -17658,7 +17746,7 @@
       <w:color w:themeColor="accent1" w:themeShade="BF" w:val="365F91"/>
     </w:rPr>
   </w:style>
-  <w:style w:customStyle="1" w:styleId="SourceCode" w:type="paragraph">
+  <w:style w:type="paragraph" w:customStyle="1" w:styleId="SourceCode">
     <w:name w:val="Source Code"/>
     <w:basedOn w:val="Normal"/>
     <w:link w:val="VerbatimChar"/>
@@ -17666,7 +17754,7 @@
       <w:wordWrap w:val="off"/>
     </w:pPr>
   </w:style>
-  <w:style w:customStyle="1" w:styleId="KeywordTok" w:type="character">
+  <w:style w:type="character" w:customStyle="1" w:styleId="KeywordTok">
     <w:name w:val="KeywordTok"/>
     <w:basedOn w:val="VerbatimChar"/>
     <w:rPr>
@@ -17674,77 +17762,77 @@
       <w:color w:val="007020"/>
     </w:rPr>
   </w:style>
-  <w:style w:customStyle="1" w:styleId="DataTypeTok" w:type="character">
+  <w:style w:type="character" w:customStyle="1" w:styleId="DataTypeTok">
     <w:name w:val="DataTypeTok"/>
     <w:basedOn w:val="VerbatimChar"/>
     <w:rPr>
       <w:color w:val="902000"/>
     </w:rPr>
   </w:style>
-  <w:style w:customStyle="1" w:styleId="DecValTok" w:type="character">
+  <w:style w:type="character" w:customStyle="1" w:styleId="DecValTok">
     <w:name w:val="DecValTok"/>
     <w:basedOn w:val="VerbatimChar"/>
     <w:rPr>
       <w:color w:val="40a070"/>
     </w:rPr>
   </w:style>
-  <w:style w:customStyle="1" w:styleId="BaseNTok" w:type="character">
+  <w:style w:type="character" w:customStyle="1" w:styleId="BaseNTok">
     <w:name w:val="BaseNTok"/>
     <w:basedOn w:val="VerbatimChar"/>
     <w:rPr>
       <w:color w:val="40a070"/>
     </w:rPr>
   </w:style>
-  <w:style w:customStyle="1" w:styleId="FloatTok" w:type="character">
+  <w:style w:type="character" w:customStyle="1" w:styleId="FloatTok">
     <w:name w:val="FloatTok"/>
     <w:basedOn w:val="VerbatimChar"/>
     <w:rPr>
       <w:color w:val="40a070"/>
     </w:rPr>
   </w:style>
-  <w:style w:customStyle="1" w:styleId="ConstantTok" w:type="character">
+  <w:style w:type="character" w:customStyle="1" w:styleId="ConstantTok">
     <w:name w:val="ConstantTok"/>
     <w:basedOn w:val="VerbatimChar"/>
     <w:rPr>
       <w:color w:val="880000"/>
     </w:rPr>
   </w:style>
-  <w:style w:customStyle="1" w:styleId="CharTok" w:type="character">
+  <w:style w:type="character" w:customStyle="1" w:styleId="CharTok">
     <w:name w:val="CharTok"/>
     <w:basedOn w:val="VerbatimChar"/>
     <w:rPr>
       <w:color w:val="4070a0"/>
     </w:rPr>
   </w:style>
-  <w:style w:customStyle="1" w:styleId="SpecialCharTok" w:type="character">
+  <w:style w:type="character" w:customStyle="1" w:styleId="SpecialCharTok">
     <w:name w:val="SpecialCharTok"/>
     <w:basedOn w:val="VerbatimChar"/>
     <w:rPr>
       <w:color w:val="4070a0"/>
     </w:rPr>
   </w:style>
-  <w:style w:customStyle="1" w:styleId="StringTok" w:type="character">
+  <w:style w:type="character" w:customStyle="1" w:styleId="StringTok">
     <w:name w:val="StringTok"/>
     <w:basedOn w:val="VerbatimChar"/>
     <w:rPr>
       <w:color w:val="4070a0"/>
     </w:rPr>
   </w:style>
-  <w:style w:customStyle="1" w:styleId="VerbatimStringTok" w:type="character">
+  <w:style w:type="character" w:customStyle="1" w:styleId="VerbatimStringTok">
     <w:name w:val="VerbatimStringTok"/>
     <w:basedOn w:val="VerbatimChar"/>
     <w:rPr>
       <w:color w:val="4070a0"/>
     </w:rPr>
   </w:style>
-  <w:style w:customStyle="1" w:styleId="SpecialStringTok" w:type="character">
+  <w:style w:type="character" w:customStyle="1" w:styleId="SpecialStringTok">
     <w:name w:val="SpecialStringTok"/>
     <w:basedOn w:val="VerbatimChar"/>
     <w:rPr>
       <w:color w:val="bb6688"/>
     </w:rPr>
   </w:style>
-  <w:style w:customStyle="1" w:styleId="ImportTok" w:type="character">
+  <w:style w:type="character" w:customStyle="1" w:styleId="ImportTok">
     <w:name w:val="ImportTok"/>
     <w:basedOn w:val="VerbatimChar"/>
     <w:rPr>
@@ -17752,7 +17840,7 @@
       <w:color w:val="008000"/>
     </w:rPr>
   </w:style>
-  <w:style w:customStyle="1" w:styleId="CommentTok" w:type="character">
+  <w:style w:type="character" w:customStyle="1" w:styleId="CommentTok">
     <w:name w:val="CommentTok"/>
     <w:basedOn w:val="VerbatimChar"/>
     <w:rPr>
@@ -17760,7 +17848,7 @@
       <w:color w:val="60a0b0"/>
     </w:rPr>
   </w:style>
-  <w:style w:customStyle="1" w:styleId="DocumentationTok" w:type="character">
+  <w:style w:type="character" w:customStyle="1" w:styleId="DocumentationTok">
     <w:name w:val="DocumentationTok"/>
     <w:basedOn w:val="VerbatimChar"/>
     <w:rPr>
@@ -17768,7 +17856,7 @@
       <w:color w:val="ba2121"/>
     </w:rPr>
   </w:style>
-  <w:style w:customStyle="1" w:styleId="AnnotationTok" w:type="character">
+  <w:style w:type="character" w:customStyle="1" w:styleId="AnnotationTok">
     <w:name w:val="AnnotationTok"/>
     <w:basedOn w:val="VerbatimChar"/>
     <w:rPr>
@@ -17777,7 +17865,7 @@
       <w:color w:val="60a0b0"/>
     </w:rPr>
   </w:style>
-  <w:style w:customStyle="1" w:styleId="CommentVarTok" w:type="character">
+  <w:style w:type="character" w:customStyle="1" w:styleId="CommentVarTok">
     <w:name w:val="CommentVarTok"/>
     <w:basedOn w:val="VerbatimChar"/>
     <w:rPr>
@@ -17786,28 +17874,28 @@
       <w:color w:val="60a0b0"/>
     </w:rPr>
   </w:style>
-  <w:style w:customStyle="1" w:styleId="OtherTok" w:type="character">
+  <w:style w:type="character" w:customStyle="1" w:styleId="OtherTok">
     <w:name w:val="OtherTok"/>
     <w:basedOn w:val="VerbatimChar"/>
     <w:rPr>
       <w:color w:val="007020"/>
     </w:rPr>
   </w:style>
-  <w:style w:customStyle="1" w:styleId="FunctionTok" w:type="character">
+  <w:style w:type="character" w:customStyle="1" w:styleId="FunctionTok">
     <w:name w:val="FunctionTok"/>
     <w:basedOn w:val="VerbatimChar"/>
     <w:rPr>
       <w:color w:val="06287e"/>
     </w:rPr>
   </w:style>
-  <w:style w:customStyle="1" w:styleId="VariableTok" w:type="character">
+  <w:style w:type="character" w:customStyle="1" w:styleId="VariableTok">
     <w:name w:val="VariableTok"/>
     <w:basedOn w:val="VerbatimChar"/>
     <w:rPr>
       <w:color w:val="19177c"/>
     </w:rPr>
   </w:style>
-  <w:style w:customStyle="1" w:styleId="ControlFlowTok" w:type="character">
+  <w:style w:type="character" w:customStyle="1" w:styleId="ControlFlowTok">
     <w:name w:val="ControlFlowTok"/>
     <w:basedOn w:val="VerbatimChar"/>
     <w:rPr>
@@ -17815,45 +17903,45 @@
       <w:color w:val="007020"/>
     </w:rPr>
   </w:style>
-  <w:style w:customStyle="1" w:styleId="OperatorTok" w:type="character">
+  <w:style w:type="character" w:customStyle="1" w:styleId="OperatorTok">
     <w:name w:val="OperatorTok"/>
     <w:basedOn w:val="VerbatimChar"/>
     <w:rPr>
       <w:color w:val="666666"/>
     </w:rPr>
   </w:style>
-  <w:style w:customStyle="1" w:styleId="BuiltInTok" w:type="character">
+  <w:style w:type="character" w:customStyle="1" w:styleId="BuiltInTok">
     <w:name w:val="BuiltInTok"/>
     <w:basedOn w:val="VerbatimChar"/>
     <w:rPr>
       <w:color w:val="008000"/>
     </w:rPr>
   </w:style>
-  <w:style w:customStyle="1" w:styleId="ExtensionTok" w:type="character">
+  <w:style w:type="character" w:customStyle="1" w:styleId="ExtensionTok">
     <w:name w:val="ExtensionTok"/>
     <w:basedOn w:val="VerbatimChar"/>
     <w:rPr/>
   </w:style>
-  <w:style w:customStyle="1" w:styleId="PreprocessorTok" w:type="character">
+  <w:style w:type="character" w:customStyle="1" w:styleId="PreprocessorTok">
     <w:name w:val="PreprocessorTok"/>
     <w:basedOn w:val="VerbatimChar"/>
     <w:rPr>
       <w:color w:val="bc7a00"/>
     </w:rPr>
   </w:style>
-  <w:style w:customStyle="1" w:styleId="AttributeTok" w:type="character">
+  <w:style w:type="character" w:customStyle="1" w:styleId="AttributeTok">
     <w:name w:val="AttributeTok"/>
     <w:basedOn w:val="VerbatimChar"/>
     <w:rPr>
       <w:color w:val="7d9029"/>
     </w:rPr>
   </w:style>
-  <w:style w:customStyle="1" w:styleId="RegionMarkerTok" w:type="character">
+  <w:style w:type="character" w:customStyle="1" w:styleId="RegionMarkerTok">
     <w:name w:val="RegionMarkerTok"/>
     <w:basedOn w:val="VerbatimChar"/>
     <w:rPr/>
   </w:style>
-  <w:style w:customStyle="1" w:styleId="InformationTok" w:type="character">
+  <w:style w:type="character" w:customStyle="1" w:styleId="InformationTok">
     <w:name w:val="InformationTok"/>
     <w:basedOn w:val="VerbatimChar"/>
     <w:rPr>
@@ -17862,7 +17950,7 @@
       <w:color w:val="60a0b0"/>
     </w:rPr>
   </w:style>
-  <w:style w:customStyle="1" w:styleId="WarningTok" w:type="character">
+  <w:style w:type="character" w:customStyle="1" w:styleId="WarningTok">
     <w:name w:val="WarningTok"/>
     <w:basedOn w:val="VerbatimChar"/>
     <w:rPr>
@@ -17871,7 +17959,7 @@
       <w:color w:val="60a0b0"/>
     </w:rPr>
   </w:style>
-  <w:style w:customStyle="1" w:styleId="AlertTok" w:type="character">
+  <w:style w:type="character" w:customStyle="1" w:styleId="AlertTok">
     <w:name w:val="AlertTok"/>
     <w:basedOn w:val="VerbatimChar"/>
     <w:rPr>
@@ -17879,7 +17967,7 @@
       <w:color w:val="ff0000"/>
     </w:rPr>
   </w:style>
-  <w:style w:customStyle="1" w:styleId="ErrorTok" w:type="character">
+  <w:style w:type="character" w:customStyle="1" w:styleId="ErrorTok">
     <w:name w:val="ErrorTok"/>
     <w:basedOn w:val="VerbatimChar"/>
     <w:rPr>
@@ -17887,7 +17975,7 @@
       <w:color w:val="ff0000"/>
     </w:rPr>
   </w:style>
-  <w:style w:customStyle="1" w:styleId="NormalTok" w:type="character">
+  <w:style w:type="character" w:customStyle="1" w:styleId="NormalTok">
     <w:name w:val="NormalTok"/>
     <w:basedOn w:val="VerbatimChar"/>
     <w:rPr/>

--- a/07_PROCEDIMIENTO_DE_IMPLEMENTACION/ES/WORD/07_Procedimiento_De_Implementacion.docx
+++ b/07_PROCEDIMIENTO_DE_IMPLEMENTACION/ES/WORD/07_Procedimiento_De_Implementacion.docx
@@ -347,6 +347,52 @@
           </w:p>
         </w:tc>
       </w:tr>
+      <w:tr>
+        <w:tc>
+          <w:tcPr/>
+          <w:p>
+            <w:pPr>
+              <w:pStyle w:val="Compact"/>
+            </w:pPr>
+            <w:r>
+              <w:t xml:space="preserve">2.2</w:t>
+            </w:r>
+          </w:p>
+        </w:tc>
+        <w:tc>
+          <w:tcPr/>
+          <w:p>
+            <w:pPr>
+              <w:pStyle w:val="Compact"/>
+            </w:pPr>
+            <w:r>
+              <w:t xml:space="preserve">2026-10-19</w:t>
+            </w:r>
+          </w:p>
+        </w:tc>
+        <w:tc>
+          <w:tcPr/>
+          <w:p>
+            <w:pPr>
+              <w:pStyle w:val="Compact"/>
+            </w:pPr>
+            <w:r>
+              <w:t xml:space="preserve">Integración continua con GitHub Actions en los 10 repositorios y despliegue desde GitHub: se actualizaron el alcance (6.2) y el riesgo R-I09.</w:t>
+            </w:r>
+          </w:p>
+        </w:tc>
+        <w:tc>
+          <w:tcPr/>
+          <w:p>
+            <w:pPr>
+              <w:pStyle w:val="Compact"/>
+            </w:pPr>
+            <w:r>
+              <w:t xml:space="preserve">Equipo de desarrollo</w:t>
+            </w:r>
+          </w:p>
+        </w:tc>
+      </w:tr>
     </w:tbl>
     <w:p>
       <w:pPr>
@@ -1542,7 +1588,7 @@
         </w:numPr>
       </w:pPr>
       <w:r>
-        <w:t xml:space="preserve">La integración continua: Jenkins está planeado pero no configurado (deuda técnica TD-006), por lo que la construcción de la versión se hace con los comandos de la sección 11.3.</w:t>
+        <w:t xml:space="preserve">La configuración de la integración continua: desde el 19 de octubre de 2026 cada repositorio compila y corre sus pruebas con GitHub Actions en cada cambio, y la actualización del servidor también se puede lanzar desde GitHub (Documento de Despliegue). La fase 2 se mantiene para verificar la versión antes de implementarla.</w:t>
       </w:r>
     </w:p>
     <w:p>
@@ -11951,18 +11997,18 @@
               <w:pStyle w:val="Compact"/>
             </w:pPr>
             <w:r>
-              <w:t xml:space="preserve">Todavía no hay integración continua (TD-006) y una regresión puede pasar sin detectarse.</w:t>
-            </w:r>
-          </w:p>
-        </w:tc>
-        <w:tc>
-          <w:tcPr/>
-          <w:p>
-            <w:pPr>
-              <w:pStyle w:val="Compact"/>
-            </w:pPr>
-            <w:r>
-              <w:t xml:space="preserve">Media</w:t>
+              <w:t xml:space="preserve">La integración continua no corre las pruebas de punta a punta, que necesitan el sistema completo, y una regresión entre servicios puede pasar sin detectarse.</w:t>
+            </w:r>
+          </w:p>
+        </w:tc>
+        <w:tc>
+          <w:tcPr/>
+          <w:p>
+            <w:pPr>
+              <w:pStyle w:val="Compact"/>
+            </w:pPr>
+            <w:r>
+              <w:t xml:space="preserve">Baja</w:t>
             </w:r>
           </w:p>
         </w:tc>
@@ -11984,7 +12030,7 @@
               <w:pStyle w:val="Compact"/>
             </w:pPr>
             <w:r>
-              <w:t xml:space="preserve">Ejecutar las pruebas unitarias, la suite de punta a punta y las pruebas de humo antes de cada despliegue.</w:t>
+              <w:t xml:space="preserve">Confirmar que GitHub Actions está en verde en los 10 repositorios y ejecutar la suite de punta a punta y las pruebas de humo antes de cada despliegue.</w:t>
             </w:r>
           </w:p>
         </w:tc>
@@ -12070,7 +12116,7 @@
         <w:pStyle w:val="BodyText"/>
       </w:pPr>
       <w:r>
-        <w:t xml:space="preserve">Para llevar el sistema a un entorno de producción real, además de lo anterior faltaría: integración continua por repositorio, SQL Server y RabbitMQ alojados con los secretos en un almacén del proveedor, un inicio de sesión de base de datos por servicio en lugar de</w:t>
+        <w:t xml:space="preserve">Para llevar el sistema a un entorno de producción real, además de lo anterior faltaría: SQL Server y RabbitMQ alojados con los secretos en un almacén del proveedor, un inicio de sesión de base de datos por servicio en lugar de</w:t>
       </w:r>
       <w:r>
         <w:t xml:space="preserve"> </w:t>
@@ -17746,7 +17792,7 @@
       <w:color w:themeColor="accent1" w:themeShade="BF" w:val="365F91"/>
     </w:rPr>
   </w:style>
-  <w:style w:type="paragraph" w:customStyle="1" w:styleId="SourceCode">
+  <w:style w:customStyle="1" w:styleId="SourceCode" w:type="paragraph">
     <w:name w:val="Source Code"/>
     <w:basedOn w:val="Normal"/>
     <w:link w:val="VerbatimChar"/>
@@ -17754,7 +17800,7 @@
       <w:wordWrap w:val="off"/>
     </w:pPr>
   </w:style>
-  <w:style w:type="character" w:customStyle="1" w:styleId="KeywordTok">
+  <w:style w:customStyle="1" w:styleId="KeywordTok" w:type="character">
     <w:name w:val="KeywordTok"/>
     <w:basedOn w:val="VerbatimChar"/>
     <w:rPr>
@@ -17762,77 +17808,77 @@
       <w:color w:val="007020"/>
     </w:rPr>
   </w:style>
-  <w:style w:type="character" w:customStyle="1" w:styleId="DataTypeTok">
+  <w:style w:customStyle="1" w:styleId="DataTypeTok" w:type="character">
     <w:name w:val="DataTypeTok"/>
     <w:basedOn w:val="VerbatimChar"/>
     <w:rPr>
       <w:color w:val="902000"/>
     </w:rPr>
   </w:style>
-  <w:style w:type="character" w:customStyle="1" w:styleId="DecValTok">
+  <w:style w:customStyle="1" w:styleId="DecValTok" w:type="character">
     <w:name w:val="DecValTok"/>
     <w:basedOn w:val="VerbatimChar"/>
     <w:rPr>
       <w:color w:val="40a070"/>
     </w:rPr>
   </w:style>
-  <w:style w:type="character" w:customStyle="1" w:styleId="BaseNTok">
+  <w:style w:customStyle="1" w:styleId="BaseNTok" w:type="character">
     <w:name w:val="BaseNTok"/>
     <w:basedOn w:val="VerbatimChar"/>
     <w:rPr>
       <w:color w:val="40a070"/>
     </w:rPr>
   </w:style>
-  <w:style w:type="character" w:customStyle="1" w:styleId="FloatTok">
+  <w:style w:customStyle="1" w:styleId="FloatTok" w:type="character">
     <w:name w:val="FloatTok"/>
     <w:basedOn w:val="VerbatimChar"/>
     <w:rPr>
       <w:color w:val="40a070"/>
     </w:rPr>
   </w:style>
-  <w:style w:type="character" w:customStyle="1" w:styleId="ConstantTok">
+  <w:style w:customStyle="1" w:styleId="ConstantTok" w:type="character">
     <w:name w:val="ConstantTok"/>
     <w:basedOn w:val="VerbatimChar"/>
     <w:rPr>
       <w:color w:val="880000"/>
     </w:rPr>
   </w:style>
-  <w:style w:type="character" w:customStyle="1" w:styleId="CharTok">
+  <w:style w:customStyle="1" w:styleId="CharTok" w:type="character">
     <w:name w:val="CharTok"/>
     <w:basedOn w:val="VerbatimChar"/>
     <w:rPr>
       <w:color w:val="4070a0"/>
     </w:rPr>
   </w:style>
-  <w:style w:type="character" w:customStyle="1" w:styleId="SpecialCharTok">
+  <w:style w:customStyle="1" w:styleId="SpecialCharTok" w:type="character">
     <w:name w:val="SpecialCharTok"/>
     <w:basedOn w:val="VerbatimChar"/>
     <w:rPr>
       <w:color w:val="4070a0"/>
     </w:rPr>
   </w:style>
-  <w:style w:type="character" w:customStyle="1" w:styleId="StringTok">
+  <w:style w:customStyle="1" w:styleId="StringTok" w:type="character">
     <w:name w:val="StringTok"/>
     <w:basedOn w:val="VerbatimChar"/>
     <w:rPr>
       <w:color w:val="4070a0"/>
     </w:rPr>
   </w:style>
-  <w:style w:type="character" w:customStyle="1" w:styleId="VerbatimStringTok">
+  <w:style w:customStyle="1" w:styleId="VerbatimStringTok" w:type="character">
     <w:name w:val="VerbatimStringTok"/>
     <w:basedOn w:val="VerbatimChar"/>
     <w:rPr>
       <w:color w:val="4070a0"/>
     </w:rPr>
   </w:style>
-  <w:style w:type="character" w:customStyle="1" w:styleId="SpecialStringTok">
+  <w:style w:customStyle="1" w:styleId="SpecialStringTok" w:type="character">
     <w:name w:val="SpecialStringTok"/>
     <w:basedOn w:val="VerbatimChar"/>
     <w:rPr>
       <w:color w:val="bb6688"/>
     </w:rPr>
   </w:style>
-  <w:style w:type="character" w:customStyle="1" w:styleId="ImportTok">
+  <w:style w:customStyle="1" w:styleId="ImportTok" w:type="character">
     <w:name w:val="ImportTok"/>
     <w:basedOn w:val="VerbatimChar"/>
     <w:rPr>
@@ -17840,7 +17886,7 @@
       <w:color w:val="008000"/>
     </w:rPr>
   </w:style>
-  <w:style w:type="character" w:customStyle="1" w:styleId="CommentTok">
+  <w:style w:customStyle="1" w:styleId="CommentTok" w:type="character">
     <w:name w:val="CommentTok"/>
     <w:basedOn w:val="VerbatimChar"/>
     <w:rPr>
@@ -17848,7 +17894,7 @@
       <w:color w:val="60a0b0"/>
     </w:rPr>
   </w:style>
-  <w:style w:type="character" w:customStyle="1" w:styleId="DocumentationTok">
+  <w:style w:customStyle="1" w:styleId="DocumentationTok" w:type="character">
     <w:name w:val="DocumentationTok"/>
     <w:basedOn w:val="VerbatimChar"/>
     <w:rPr>
@@ -17856,7 +17902,7 @@
       <w:color w:val="ba2121"/>
     </w:rPr>
   </w:style>
-  <w:style w:type="character" w:customStyle="1" w:styleId="AnnotationTok">
+  <w:style w:customStyle="1" w:styleId="AnnotationTok" w:type="character">
     <w:name w:val="AnnotationTok"/>
     <w:basedOn w:val="VerbatimChar"/>
     <w:rPr>
@@ -17865,7 +17911,7 @@
       <w:color w:val="60a0b0"/>
     </w:rPr>
   </w:style>
-  <w:style w:type="character" w:customStyle="1" w:styleId="CommentVarTok">
+  <w:style w:customStyle="1" w:styleId="CommentVarTok" w:type="character">
     <w:name w:val="CommentVarTok"/>
     <w:basedOn w:val="VerbatimChar"/>
     <w:rPr>
@@ -17874,28 +17920,28 @@
       <w:color w:val="60a0b0"/>
     </w:rPr>
   </w:style>
-  <w:style w:type="character" w:customStyle="1" w:styleId="OtherTok">
+  <w:style w:customStyle="1" w:styleId="OtherTok" w:type="character">
     <w:name w:val="OtherTok"/>
     <w:basedOn w:val="VerbatimChar"/>
     <w:rPr>
       <w:color w:val="007020"/>
     </w:rPr>
   </w:style>
-  <w:style w:type="character" w:customStyle="1" w:styleId="FunctionTok">
+  <w:style w:customStyle="1" w:styleId="FunctionTok" w:type="character">
     <w:name w:val="FunctionTok"/>
     <w:basedOn w:val="VerbatimChar"/>
     <w:rPr>
       <w:color w:val="06287e"/>
     </w:rPr>
   </w:style>
-  <w:style w:type="character" w:customStyle="1" w:styleId="VariableTok">
+  <w:style w:customStyle="1" w:styleId="VariableTok" w:type="character">
     <w:name w:val="VariableTok"/>
     <w:basedOn w:val="VerbatimChar"/>
     <w:rPr>
       <w:color w:val="19177c"/>
     </w:rPr>
   </w:style>
-  <w:style w:type="character" w:customStyle="1" w:styleId="ControlFlowTok">
+  <w:style w:customStyle="1" w:styleId="ControlFlowTok" w:type="character">
     <w:name w:val="ControlFlowTok"/>
     <w:basedOn w:val="VerbatimChar"/>
     <w:rPr>
@@ -17903,45 +17949,45 @@
       <w:color w:val="007020"/>
     </w:rPr>
   </w:style>
-  <w:style w:type="character" w:customStyle="1" w:styleId="OperatorTok">
+  <w:style w:customStyle="1" w:styleId="OperatorTok" w:type="character">
     <w:name w:val="OperatorTok"/>
     <w:basedOn w:val="VerbatimChar"/>
     <w:rPr>
       <w:color w:val="666666"/>
     </w:rPr>
   </w:style>
-  <w:style w:type="character" w:customStyle="1" w:styleId="BuiltInTok">
+  <w:style w:customStyle="1" w:styleId="BuiltInTok" w:type="character">
     <w:name w:val="BuiltInTok"/>
     <w:basedOn w:val="VerbatimChar"/>
     <w:rPr>
       <w:color w:val="008000"/>
     </w:rPr>
   </w:style>
-  <w:style w:type="character" w:customStyle="1" w:styleId="ExtensionTok">
+  <w:style w:customStyle="1" w:styleId="ExtensionTok" w:type="character">
     <w:name w:val="ExtensionTok"/>
     <w:basedOn w:val="VerbatimChar"/>
     <w:rPr/>
   </w:style>
-  <w:style w:type="character" w:customStyle="1" w:styleId="PreprocessorTok">
+  <w:style w:customStyle="1" w:styleId="PreprocessorTok" w:type="character">
     <w:name w:val="PreprocessorTok"/>
     <w:basedOn w:val="VerbatimChar"/>
     <w:rPr>
       <w:color w:val="bc7a00"/>
     </w:rPr>
   </w:style>
-  <w:style w:type="character" w:customStyle="1" w:styleId="AttributeTok">
+  <w:style w:customStyle="1" w:styleId="AttributeTok" w:type="character">
     <w:name w:val="AttributeTok"/>
     <w:basedOn w:val="VerbatimChar"/>
     <w:rPr>
       <w:color w:val="7d9029"/>
     </w:rPr>
   </w:style>
-  <w:style w:type="character" w:customStyle="1" w:styleId="RegionMarkerTok">
+  <w:style w:customStyle="1" w:styleId="RegionMarkerTok" w:type="character">
     <w:name w:val="RegionMarkerTok"/>
     <w:basedOn w:val="VerbatimChar"/>
     <w:rPr/>
   </w:style>
-  <w:style w:type="character" w:customStyle="1" w:styleId="InformationTok">
+  <w:style w:customStyle="1" w:styleId="InformationTok" w:type="character">
     <w:name w:val="InformationTok"/>
     <w:basedOn w:val="VerbatimChar"/>
     <w:rPr>
@@ -17950,7 +17996,7 @@
       <w:color w:val="60a0b0"/>
     </w:rPr>
   </w:style>
-  <w:style w:type="character" w:customStyle="1" w:styleId="WarningTok">
+  <w:style w:customStyle="1" w:styleId="WarningTok" w:type="character">
     <w:name w:val="WarningTok"/>
     <w:basedOn w:val="VerbatimChar"/>
     <w:rPr>
@@ -17959,7 +18005,7 @@
       <w:color w:val="60a0b0"/>
     </w:rPr>
   </w:style>
-  <w:style w:type="character" w:customStyle="1" w:styleId="AlertTok">
+  <w:style w:customStyle="1" w:styleId="AlertTok" w:type="character">
     <w:name w:val="AlertTok"/>
     <w:basedOn w:val="VerbatimChar"/>
     <w:rPr>
@@ -17967,7 +18013,7 @@
       <w:color w:val="ff0000"/>
     </w:rPr>
   </w:style>
-  <w:style w:type="character" w:customStyle="1" w:styleId="ErrorTok">
+  <w:style w:customStyle="1" w:styleId="ErrorTok" w:type="character">
     <w:name w:val="ErrorTok"/>
     <w:basedOn w:val="VerbatimChar"/>
     <w:rPr>
@@ -17975,7 +18021,7 @@
       <w:color w:val="ff0000"/>
     </w:rPr>
   </w:style>
-  <w:style w:type="character" w:customStyle="1" w:styleId="NormalTok">
+  <w:style w:customStyle="1" w:styleId="NormalTok" w:type="character">
     <w:name w:val="NormalTok"/>
     <w:basedOn w:val="VerbatimChar"/>
     <w:rPr/>

--- a/07_PROCEDIMIENTO_DE_IMPLEMENTACION/ES/WORD/07_Procedimiento_De_Implementacion.docx
+++ b/07_PROCEDIMIENTO_DE_IMPLEMENTACION/ES/WORD/07_Procedimiento_De_Implementacion.docx
@@ -32,7 +32,7 @@
         <w:pStyle w:val="BodyText"/>
       </w:pPr>
       <w:r>
-        <w:t xml:space="preserve">Brayan Estiven Patiño Cabrera (líder de proyecto), Juan Camilo Guilombo Osorio (líder de frontend) y Merari Urbano (líder de backend)</w:t>
+        <w:t xml:space="preserve">Brayan Estiven Patiño Cabrera (líder de proyecto), Juan Camilo Guilombo Osorio (líder de frontend) y Merari Urbano Quintero (líder de backend)</w:t>
       </w:r>
     </w:p>
     <w:p>
@@ -64,7 +64,7 @@
         <w:pStyle w:val="BodyText"/>
       </w:pPr>
       <w:r>
-        <w:t xml:space="preserve">17 de octubre de 2026</w:t>
+        <w:t xml:space="preserve">20 de octubre de 2026</w:t>
       </w:r>
     </w:p>
     <w:p>
@@ -72,7 +72,7 @@
         <w:pStyle w:val="BodyText"/>
       </w:pPr>
       <w:r>
-        <w:t xml:space="preserve">Tipo de documento: Procedimiento de implementación (equipo de desarrollo, administrador de TI y responsable del negocio) · Versión 2.1</w:t>
+        <w:t xml:space="preserve">Tipo de documento: Procedimiento de implementación (equipo de desarrollo, administrador de TI y responsable del negocio) · Versión 2.3</w:t>
       </w:r>
     </w:p>
     <w:bookmarkStart w:id="20" w:name="control-de-versiones"/>
@@ -378,6 +378,52 @@
             </w:pPr>
             <w:r>
               <w:t xml:space="preserve">Integración continua con GitHub Actions en los 10 repositorios y despliegue desde GitHub: se actualizaron el alcance (6.2) y el riesgo R-I09.</w:t>
+            </w:r>
+          </w:p>
+        </w:tc>
+        <w:tc>
+          <w:tcPr/>
+          <w:p>
+            <w:pPr>
+              <w:pStyle w:val="Compact"/>
+            </w:pPr>
+            <w:r>
+              <w:t xml:space="preserve">Equipo de desarrollo</w:t>
+            </w:r>
+          </w:p>
+        </w:tc>
+      </w:tr>
+      <w:tr>
+        <w:tc>
+          <w:tcPr/>
+          <w:p>
+            <w:pPr>
+              <w:pStyle w:val="Compact"/>
+            </w:pPr>
+            <w:r>
+              <w:t xml:space="preserve">2.3</w:t>
+            </w:r>
+          </w:p>
+        </w:tc>
+        <w:tc>
+          <w:tcPr/>
+          <w:p>
+            <w:pPr>
+              <w:pStyle w:val="Compact"/>
+            </w:pPr>
+            <w:r>
+              <w:t xml:space="preserve">2026-10-20</w:t>
+            </w:r>
+          </w:p>
+        </w:tc>
+        <w:tc>
+          <w:tcPr/>
+          <w:p>
+            <w:pPr>
+              <w:pStyle w:val="Compact"/>
+            </w:pPr>
+            <w:r>
+              <w:t xml:space="preserve">Revisión contra el código del 20 de octubre de 2026: criterio E2 con las pruebas del 19 de octubre (655 automatizadas y 19 de punta a punta) y colas de RabbitMQ corregidas (la cola de operations-service no tiene cola de mensajes muertos) y plan de comunicación (el panel no envía avisos generales).</w:t>
             </w:r>
           </w:p>
         </w:tc>
@@ -1693,7 +1739,7 @@
               <w:pStyle w:val="Compact"/>
             </w:pPr>
             <w:r>
-              <w:t xml:space="preserve">Líder de backend (Merari Urbano)</w:t>
+              <w:t xml:space="preserve">Líder de backend (Merari Urbano Quintero)</w:t>
             </w:r>
           </w:p>
         </w:tc>
@@ -4568,7 +4614,7 @@
               <w:pStyle w:val="Compact"/>
             </w:pPr>
             <w:r>
-              <w:t xml:space="preserve">Resúmenes sin fallos (el 16 de octubre de 2026: 639 pruebas unitarias y 19 de punta a punta).</w:t>
+              <w:t xml:space="preserve">Resúmenes sin fallos (el 19 de octubre de 2026: 655 pruebas automatizadas y 19 de punta a punta).</w:t>
             </w:r>
           </w:p>
         </w:tc>
@@ -7802,7 +7848,10 @@
         <w:t xml:space="preserve">customer-service.events</w:t>
       </w:r>
       <w:r>
-        <w:t xml:space="preserve">,</w:t>
+        <w:t xml:space="preserve"> </w:t>
+      </w:r>
+      <w:r>
+        <w:t xml:space="preserve">y</w:t>
       </w:r>
       <w:r>
         <w:t xml:space="preserve"> </w:t>
@@ -7815,10 +7864,7 @@
         <w:t xml:space="preserve">notification-service.events</w:t>
       </w:r>
       <w:r>
-        <w:t xml:space="preserve"> </w:t>
-      </w:r>
-      <w:r>
-        <w:t xml:space="preserve">y</w:t>
+        <w:t xml:space="preserve">, cada una con su</w:t>
       </w:r>
       <w:r>
         <w:t xml:space="preserve"> </w:t>
@@ -7828,13 +7874,10 @@
           <w:i/>
           <w:iCs/>
         </w:rPr>
-        <w:t xml:space="preserve">operations-service.events</w:t>
-      </w:r>
-      <w:r>
-        <w:t xml:space="preserve"> </w:t>
-      </w:r>
-      <w:r>
-        <w:t xml:space="preserve">con sus</w:t>
+        <w:t xml:space="preserve">.dlq</w:t>
+      </w:r>
+      <w:r>
+        <w:t xml:space="preserve">, y</w:t>
       </w:r>
       <w:r>
         <w:t xml:space="preserve"> </w:t>
@@ -7844,10 +7887,10 @@
           <w:i/>
           <w:iCs/>
         </w:rPr>
-        <w:t xml:space="preserve">.dlq</w:t>
-      </w:r>
-      <w:r>
-        <w:t xml:space="preserve">).</w:t>
+        <w:t xml:space="preserve">operations-service.events</w:t>
+      </w:r>
+      <w:r>
+        <w:t xml:space="preserve">, que no tiene cola de mensajes muertos).</w:t>
       </w:r>
     </w:p>
     <w:p>
@@ -9437,7 +9480,10 @@
               <w:t xml:space="preserve">notification-service.events.dlq</w:t>
             </w:r>
             <w:r>
-              <w:t xml:space="preserve">,</w:t>
+              <w:t xml:space="preserve"> </w:t>
+            </w:r>
+            <w:r>
+              <w:t xml:space="preserve">y</w:t>
             </w:r>
             <w:r>
               <w:t xml:space="preserve"> </w:t>
@@ -9448,22 +9494,6 @@
                 <w:iCs/>
               </w:rPr>
               <w:t xml:space="preserve">customer-service.events.dlq</w:t>
-            </w:r>
-            <w:r>
-              <w:t xml:space="preserve"> </w:t>
-            </w:r>
-            <w:r>
-              <w:t xml:space="preserve">y</w:t>
-            </w:r>
-            <w:r>
-              <w:t xml:space="preserve"> </w:t>
-            </w:r>
-            <w:r>
-              <w:rPr>
-                <w:i/>
-                <w:iCs/>
-              </w:rPr>
-              <w:t xml:space="preserve">operations-service.events.dlq</w:t>
             </w:r>
             <w:r>
               <w:t xml:space="preserve"> </w:t>
@@ -12508,17 +12538,7 @@
               <w:pStyle w:val="Compact"/>
             </w:pPr>
             <w:r>
-              <w:t xml:space="preserve">Aviso del administrador desde el panel (</w:t>
-            </w:r>
-            <w:r>
-              <w:rPr>
-                <w:i/>
-                <w:iCs/>
-              </w:rPr>
-              <w:t xml:space="preserve">SYSTEM_MESSAGE</w:t>
-            </w:r>
-            <w:r>
-              <w:t xml:space="preserve">) y mensaje directo</w:t>
+              <w:t xml:space="preserve">Mensaje directo y aviso en el lavadero (la web y la app no tienen una pantalla para enviar avisos generales; acción de mejora AM-13)</w:t>
             </w:r>
           </w:p>
         </w:tc>

--- a/07_PROCEDIMIENTO_DE_IMPLEMENTACION/ES/WORD/07_Procedimiento_De_Implementacion.docx
+++ b/07_PROCEDIMIENTO_DE_IMPLEMENTACION/ES/WORD/07_Procedimiento_De_Implementacion.docx
@@ -64,7 +64,7 @@
         <w:pStyle w:val="BodyText"/>
       </w:pPr>
       <w:r>
-        <w:t xml:space="preserve">20 de octubre de 2026</w:t>
+        <w:t xml:space="preserve">21 de octubre de 2026</w:t>
       </w:r>
     </w:p>
     <w:p>
@@ -72,7 +72,7 @@
         <w:pStyle w:val="BodyText"/>
       </w:pPr>
       <w:r>
-        <w:t xml:space="preserve">Tipo de documento: Procedimiento de implementación (equipo de desarrollo, administrador de TI y responsable del negocio) · Versión 2.3</w:t>
+        <w:t xml:space="preserve">Tipo de documento: Procedimiento de implementación (equipo de desarrollo, administrador de TI y responsable del negocio) · Versión 2.5</w:t>
       </w:r>
     </w:p>
     <w:bookmarkStart w:id="20" w:name="control-de-versiones"/>
@@ -439,6 +439,114 @@
           </w:p>
         </w:tc>
       </w:tr>
+      <w:tr>
+        <w:tc>
+          <w:tcPr/>
+          <w:p>
+            <w:pPr>
+              <w:pStyle w:val="Compact"/>
+            </w:pPr>
+            <w:r>
+              <w:t xml:space="preserve">2.4</w:t>
+            </w:r>
+          </w:p>
+        </w:tc>
+        <w:tc>
+          <w:tcPr/>
+          <w:p>
+            <w:pPr>
+              <w:pStyle w:val="Compact"/>
+            </w:pPr>
+            <w:r>
+              <w:t xml:space="preserve">2026-10-21</w:t>
+            </w:r>
+          </w:p>
+        </w:tc>
+        <w:tc>
+          <w:tcPr/>
+          <w:p>
+            <w:pPr>
+              <w:pStyle w:val="Compact"/>
+            </w:pPr>
+            <w:r>
+              <w:t xml:space="preserve">Revisión contra el código y el servidor del 21 de octubre de 2026: criterio E2 con las pruebas de ese día (689 automatizadas y 19 de punta a punta), respaldo previo automático en el servidor público (fase 3, monitoreo y reversión), prueba de humo H10 (el token de una sesión cerrada deja de servir), variables nuevas con valor por defecto, actualizaciones de la app sin APK nuevo y riesgo R-I11.</w:t>
+            </w:r>
+          </w:p>
+        </w:tc>
+        <w:tc>
+          <w:tcPr/>
+          <w:p>
+            <w:pPr>
+              <w:pStyle w:val="Compact"/>
+            </w:pPr>
+            <w:r>
+              <w:t xml:space="preserve">Equipo de desarrollo</w:t>
+            </w:r>
+          </w:p>
+        </w:tc>
+      </w:tr>
+      <w:tr>
+        <w:tc>
+          <w:tcPr/>
+          <w:p>
+            <w:pPr>
+              <w:pStyle w:val="Compact"/>
+            </w:pPr>
+            <w:r>
+              <w:t xml:space="preserve">2.5</w:t>
+            </w:r>
+          </w:p>
+        </w:tc>
+        <w:tc>
+          <w:tcPr/>
+          <w:p>
+            <w:pPr>
+              <w:pStyle w:val="Compact"/>
+            </w:pPr>
+            <w:r>
+              <w:t xml:space="preserve">2026-10-21</w:t>
+            </w:r>
+          </w:p>
+        </w:tc>
+        <w:tc>
+          <w:tcPr/>
+          <w:p>
+            <w:pPr>
+              <w:pStyle w:val="Compact"/>
+            </w:pPr>
+            <w:r>
+              <w:t xml:space="preserve">Revisión contra el código de la noche del 21 de octubre de 2026: criterio E2 con la ejecución final de ese día (707 pruebas automatizadas y 19 de punta a punta), variables</w:t>
+            </w:r>
+            <w:r>
+              <w:t xml:space="preserve"> </w:t>
+            </w:r>
+            <w:r>
+              <w:rPr>
+                <w:i/>
+                <w:iCs/>
+              </w:rPr>
+              <w:t xml:space="preserve">FOLLOW_UP_*</w:t>
+            </w:r>
+            <w:r>
+              <w:t xml:space="preserve"> </w:t>
+            </w:r>
+            <w:r>
+              <w:t xml:space="preserve">de operations-service, prueba de humo H11 (lista "Por cerrar" del administrador) y regla de configuración actualizada. Las reservas confirmadas con operario que nadie registró ya no se cierran solas como "No asistió": las resuelve el administrador.</w:t>
+            </w:r>
+          </w:p>
+        </w:tc>
+        <w:tc>
+          <w:tcPr/>
+          <w:p>
+            <w:pPr>
+              <w:pStyle w:val="Compact"/>
+            </w:pPr>
+            <w:r>
+              <w:t xml:space="preserve">Equipo de desarrollo</w:t>
+            </w:r>
+          </w:p>
+        </w:tc>
+      </w:tr>
     </w:tbl>
     <w:p>
       <w:pPr>
@@ -1367,7 +1475,7 @@
         <w:t xml:space="preserve"> </w:t>
       </w:r>
       <w:r>
-        <w:t xml:space="preserve">al 17 de octubre de 2026), en especial</w:t>
+        <w:t xml:space="preserve">al 21 de octubre de 2026), en especial</w:t>
       </w:r>
       <w:r>
         <w:t xml:space="preserve"> </w:t>
@@ -4614,7 +4722,7 @@
               <w:pStyle w:val="Compact"/>
             </w:pPr>
             <w:r>
-              <w:t xml:space="preserve">Resúmenes sin fallos (el 19 de octubre de 2026: 655 pruebas automatizadas y 19 de punta a punta).</w:t>
+              <w:t xml:space="preserve">Resúmenes sin fallos (ejecución final del 21 de octubre de 2026: 707 pruebas automatizadas y 19 de punta a punta).</w:t>
             </w:r>
           </w:p>
         </w:tc>
@@ -4976,7 +5084,52 @@
               <w:t xml:space="preserve"> </w:t>
             </w:r>
             <w:r>
-              <w:t xml:space="preserve">y salida de RESTORE VERIFYONLY.</w:t>
+              <w:t xml:space="preserve">y salida de RESTORE VERIFYONLY; en el servidor público, las líneas</w:t>
+            </w:r>
+            <w:r>
+              <w:t xml:space="preserve"> </w:t>
+            </w:r>
+            <w:r>
+              <w:rPr>
+                <w:i/>
+                <w:iCs/>
+              </w:rPr>
+              <w:t xml:space="preserve">RESPALDO | OK</w:t>
+            </w:r>
+            <w:r>
+              <w:t xml:space="preserve"> </w:t>
+            </w:r>
+            <w:r>
+              <w:t xml:space="preserve">y</w:t>
+            </w:r>
+            <w:r>
+              <w:t xml:space="preserve"> </w:t>
+            </w:r>
+            <w:r>
+              <w:rPr>
+                <w:i/>
+                <w:iCs/>
+              </w:rPr>
+              <w:t xml:space="preserve">VERIFICACIÓN | OK</w:t>
+            </w:r>
+            <w:r>
+              <w:t xml:space="preserve"> </w:t>
+            </w:r>
+            <w:r>
+              <w:t xml:space="preserve">de</w:t>
+            </w:r>
+            <w:r>
+              <w:t xml:space="preserve"> </w:t>
+            </w:r>
+            <w:r>
+              <w:rPr>
+                <w:i/>
+                <w:iCs/>
+              </w:rPr>
+              <w:t xml:space="preserve">~/lavarapido/backups/backup.log</w:t>
+            </w:r>
+            <w:r>
+              <w:t xml:space="preserve">.</w:t>
             </w:r>
           </w:p>
         </w:tc>
@@ -6388,6 +6541,54 @@
           </w:p>
         </w:tc>
       </w:tr>
+      <w:tr>
+        <w:tc>
+          <w:tcPr/>
+          <w:p>
+            <w:pPr>
+              <w:pStyle w:val="Compact"/>
+            </w:pPr>
+            <w:r>
+              <w:t xml:space="preserve">SESSION_CHECK_*, BOOKING_EXPIRY_*, FOLLOW_UP_*</w:t>
+            </w:r>
+          </w:p>
+        </w:tc>
+        <w:tc>
+          <w:tcPr/>
+          <w:p>
+            <w:pPr>
+              <w:pStyle w:val="Compact"/>
+            </w:pPr>
+            <w:r>
+              <w:t xml:space="preserve">No se definen.</w:t>
+            </w:r>
+          </w:p>
+        </w:tc>
+        <w:tc>
+          <w:tcPr/>
+          <w:p>
+            <w:pPr>
+              <w:pStyle w:val="Compact"/>
+            </w:pPr>
+            <w:r>
+              <w:t xml:space="preserve">Tienen valor por defecto (chequeo de sesión del gateway activo con 30 s y 3 s; cancelación de las reservas programadas que vencieron sin confirmarse cada 5 minutos, con 60 minutos de margen después del fin; seguimiento de operations-service cada 5 minutos para las reservas que terminaron y nadie cerró, que usa el mismo margen y</w:t>
+            </w:r>
+            <w:r>
+              <w:t xml:space="preserve"> </w:t>
+            </w:r>
+            <w:r>
+              <w:rPr>
+                <w:i/>
+                <w:iCs/>
+              </w:rPr>
+              <w:t xml:space="preserve">INTERNAL_API_KEY</w:t>
+            </w:r>
+            <w:r>
+              <w:t xml:space="preserve">) y el archivo de Compose no las pasa a los contenedores.</w:t>
+            </w:r>
+          </w:p>
+        </w:tc>
+      </w:tr>
     </w:tbl>
     <w:p>
       <w:pPr>
@@ -6873,6 +7074,75 @@
     </w:p>
     <w:p>
       <w:pPr>
+        <w:pStyle w:val="BodyText"/>
+      </w:pPr>
+      <w:r>
+        <w:t xml:space="preserve">En el servidor público esta fase es automática:</w:t>
+      </w:r>
+      <w:r>
+        <w:t xml:space="preserve"> </w:t>
+      </w:r>
+      <w:r>
+        <w:rPr>
+          <w:i/>
+          <w:iCs/>
+        </w:rPr>
+        <w:t xml:space="preserve">deploy/update-server.sh</w:t>
+      </w:r>
+      <w:r>
+        <w:t xml:space="preserve"> </w:t>
+      </w:r>
+      <w:r>
+        <w:t xml:space="preserve">corre primero</w:t>
+      </w:r>
+      <w:r>
+        <w:t xml:space="preserve"> </w:t>
+      </w:r>
+      <w:r>
+        <w:rPr>
+          <w:i/>
+          <w:iCs/>
+        </w:rPr>
+        <w:t xml:space="preserve">deploy/backup-db.sh</w:t>
+      </w:r>
+      <w:r>
+        <w:t xml:space="preserve"> </w:t>
+      </w:r>
+      <w:r>
+        <w:t xml:space="preserve">(respaldo completo con suma de comprobación,</w:t>
+      </w:r>
+      <w:r>
+        <w:t xml:space="preserve"> </w:t>
+      </w:r>
+      <w:r>
+        <w:rPr>
+          <w:i/>
+          <w:iCs/>
+        </w:rPr>
+        <w:t xml:space="preserve">RESTORE VERIFYONLY</w:t>
+      </w:r>
+      <w:r>
+        <w:t xml:space="preserve"> </w:t>
+      </w:r>
+      <w:r>
+        <w:t xml:space="preserve">y copia comprimida en</w:t>
+      </w:r>
+      <w:r>
+        <w:t xml:space="preserve"> </w:t>
+      </w:r>
+      <w:r>
+        <w:rPr>
+          <w:i/>
+          <w:iCs/>
+        </w:rPr>
+        <w:t xml:space="preserve">~/lavarapido/backups/</w:t>
+      </w:r>
+      <w:r>
+        <w:t xml:space="preserve">, donde se guardan los últimos 14) y, si el respaldo falla, no actualiza (Documento de Despliegue, sección 3.2). Los pasos siguientes son para un equipo de la red local.</w:t>
+      </w:r>
+    </w:p>
+    <w:p>
+      <w:pPr>
         <w:pStyle w:val="Compact"/>
         <w:numPr>
           <w:ilvl w:val="0"/>
@@ -7195,7 +7465,36 @@
         <w:t xml:space="preserve"> </w:t>
       </w:r>
       <w:r>
-        <w:t xml:space="preserve">nombre, tamaño y resultado de la verificación del respaldo.</w:t>
+        <w:t xml:space="preserve">nombre, tamaño y resultado de la verificación del respaldo (en el servidor público, la línea</w:t>
+      </w:r>
+      <w:r>
+        <w:t xml:space="preserve"> </w:t>
+      </w:r>
+      <w:r>
+        <w:rPr>
+          <w:i/>
+          <w:iCs/>
+        </w:rPr>
+        <w:t xml:space="preserve">RESPALDO | OK</w:t>
+      </w:r>
+      <w:r>
+        <w:t xml:space="preserve"> </w:t>
+      </w:r>
+      <w:r>
+        <w:t xml:space="preserve">de</w:t>
+      </w:r>
+      <w:r>
+        <w:t xml:space="preserve"> </w:t>
+      </w:r>
+      <w:r>
+        <w:rPr>
+          <w:i/>
+          <w:iCs/>
+        </w:rPr>
+        <w:t xml:space="preserve">backup.log</w:t>
+      </w:r>
+      <w:r>
+        <w:t xml:space="preserve">).</w:t>
       </w:r>
     </w:p>
     <w:bookmarkEnd w:id="41"/>
@@ -8312,7 +8611,36 @@
         <w:t xml:space="preserve">npm run publish:update</w:t>
       </w:r>
       <w:r>
-        <w:t xml:space="preserve">) no basta, porque solo cambia el código de las pantallas.</w:t>
+        <w:t xml:space="preserve">) no basta, porque solo cambia el código de las pantallas. Los cambios de la app del 21 de octubre de 2026 (comprobante comprimido, lupa del QR y pantalla de actualización obligatoria) no agregan módulos nativos y sí llegan con</w:t>
+      </w:r>
+      <w:r>
+        <w:t xml:space="preserve"> </w:t>
+      </w:r>
+      <w:r>
+        <w:rPr>
+          <w:i/>
+          <w:iCs/>
+        </w:rPr>
+        <w:t xml:space="preserve">npm run publish:update</w:t>
+      </w:r>
+      <w:r>
+        <w:t xml:space="preserve">; desde entonces, si el servidor publica un APK con</w:t>
+      </w:r>
+      <w:r>
+        <w:t xml:space="preserve"> </w:t>
+      </w:r>
+      <w:r>
+        <w:rPr>
+          <w:i/>
+          <w:iCs/>
+        </w:rPr>
+        <w:t xml:space="preserve">versionCode</w:t>
+      </w:r>
+      <w:r>
+        <w:t xml:space="preserve"> </w:t>
+      </w:r>
+      <w:r>
+        <w:t xml:space="preserve">mayor, la app pide instalarlo antes de seguir.</w:t>
       </w:r>
     </w:p>
     <w:p>
@@ -9504,6 +9832,96 @@
           </w:p>
         </w:tc>
       </w:tr>
+      <w:tr>
+        <w:tc>
+          <w:tcPr/>
+          <w:p>
+            <w:pPr>
+              <w:pStyle w:val="Compact"/>
+            </w:pPr>
+            <w:r>
+              <w:t xml:space="preserve">H10</w:t>
+            </w:r>
+          </w:p>
+        </w:tc>
+        <w:tc>
+          <w:tcPr/>
+          <w:p>
+            <w:pPr>
+              <w:pStyle w:val="Compact"/>
+            </w:pPr>
+            <w:r>
+              <w:t xml:space="preserve">Cerrar sesión y repetir una llamada con el mismo token (</w:t>
+            </w:r>
+            <w:r>
+              <w:rPr>
+                <w:i/>
+                <w:iCs/>
+              </w:rPr>
+              <w:t xml:space="preserve">curl -i -H "Authorization: Bearer &lt;token&gt;" https://&lt;dominio&gt;/api/v1/bookings/me</w:t>
+            </w:r>
+            <w:r>
+              <w:t xml:space="preserve">).</w:t>
+            </w:r>
+          </w:p>
+        </w:tc>
+        <w:tc>
+          <w:tcPr/>
+          <w:p>
+            <w:pPr>
+              <w:pStyle w:val="Compact"/>
+            </w:pPr>
+            <w:r>
+              <w:t xml:space="preserve">401: el gateway corta el token de la sesión cerrada (versión del 21 de octubre de 2026 o posterior).</w:t>
+            </w:r>
+          </w:p>
+        </w:tc>
+      </w:tr>
+      <w:tr>
+        <w:tc>
+          <w:tcPr/>
+          <w:p>
+            <w:pPr>
+              <w:pStyle w:val="Compact"/>
+            </w:pPr>
+            <w:r>
+              <w:t xml:space="preserve">H11</w:t>
+            </w:r>
+          </w:p>
+        </w:tc>
+        <w:tc>
+          <w:tcPr/>
+          <w:p>
+            <w:pPr>
+              <w:pStyle w:val="Compact"/>
+            </w:pPr>
+            <w:r>
+              <w:t xml:space="preserve">Con el token del administrador, consultar las reservas por cerrar (</w:t>
+            </w:r>
+            <w:r>
+              <w:rPr>
+                <w:i/>
+                <w:iCs/>
+              </w:rPr>
+              <w:t xml:space="preserve">GET /api/v1/admin/assignments/to-close</w:t>
+            </w:r>
+            <w:r>
+              <w:t xml:space="preserve">) y abrir el inicio del administrador.</w:t>
+            </w:r>
+          </w:p>
+        </w:tc>
+        <w:tc>
+          <w:tcPr/>
+          <w:p>
+            <w:pPr>
+              <w:pStyle w:val="Compact"/>
+            </w:pPr>
+            <w:r>
+              <w:t xml:space="preserve">200 con la lista (puede estar vacía); la tarjeta "Por cerrar" solo aparece si hay algo pendiente (versión de la noche del 21 de octubre de 2026 o posterior).</w:t>
+            </w:r>
+          </w:p>
+        </w:tc>
+      </w:tr>
     </w:tbl>
     <w:p>
       <w:pPr>
@@ -9538,7 +9956,7 @@
         <w:t xml:space="preserve"> </w:t>
       </w:r>
       <w:r>
-        <w:t xml:space="preserve">las nueve pruebas pasan. Una falla en H1 a H8 activa la evaluación de reversión (sección 12).</w:t>
+        <w:t xml:space="preserve">las once pruebas pasan. Una falla en H1 a H8, H10 o H11 activa la evaluación de reversión (sección 12).</w:t>
       </w:r>
     </w:p>
     <w:bookmarkEnd w:id="46"/>
@@ -10335,7 +10753,115 @@
               <w:pStyle w:val="Compact"/>
             </w:pPr>
             <w:r>
-              <w:t xml:space="preserve">Archivo del día y bitácora de respaldos.</w:t>
+              <w:t xml:space="preserve">Archivo del día y bitácora de respaldos; en el servidor público,</w:t>
+            </w:r>
+            <w:r>
+              <w:t xml:space="preserve"> </w:t>
+            </w:r>
+            <w:r>
+              <w:rPr>
+                <w:i/>
+                <w:iCs/>
+              </w:rPr>
+              <w:t xml:space="preserve">tail -5 ~/lavarapido/backups/backup.log</w:t>
+            </w:r>
+            <w:r>
+              <w:t xml:space="preserve"> </w:t>
+            </w:r>
+            <w:r>
+              <w:t xml:space="preserve">con</w:t>
+            </w:r>
+            <w:r>
+              <w:t xml:space="preserve"> </w:t>
+            </w:r>
+            <w:r>
+              <w:rPr>
+                <w:i/>
+                <w:iCs/>
+              </w:rPr>
+              <w:t xml:space="preserve">RESPALDO | OK</w:t>
+            </w:r>
+            <w:r>
+              <w:t xml:space="preserve"> </w:t>
+            </w:r>
+            <w:r>
+              <w:t xml:space="preserve">y</w:t>
+            </w:r>
+            <w:r>
+              <w:t xml:space="preserve"> </w:t>
+            </w:r>
+            <w:r>
+              <w:rPr>
+                <w:i/>
+                <w:iCs/>
+              </w:rPr>
+              <w:t xml:space="preserve">VERIFICACIÓN | OK</w:t>
+            </w:r>
+            <w:r>
+              <w:t xml:space="preserve"> </w:t>
+            </w:r>
+            <w:r>
+              <w:t xml:space="preserve">del día, y</w:t>
+            </w:r>
+            <w:r>
+              <w:t xml:space="preserve"> </w:t>
+            </w:r>
+            <w:r>
+              <w:rPr>
+                <w:i/>
+                <w:iCs/>
+              </w:rPr>
+              <w:t xml:space="preserve">grep FALLÓ</w:t>
+            </w:r>
+            <w:r>
+              <w:t xml:space="preserve"> </w:t>
+            </w:r>
+            <w:r>
+              <w:t xml:space="preserve">sin resultados.</w:t>
+            </w:r>
+          </w:p>
+        </w:tc>
+      </w:tr>
+      <w:tr>
+        <w:tc>
+          <w:tcPr/>
+          <w:p>
+            <w:pPr>
+              <w:pStyle w:val="Compact"/>
+            </w:pPr>
+            <w:r>
+              <w:t xml:space="preserve">Estado de los contenedores (servidor público)</w:t>
+            </w:r>
+          </w:p>
+        </w:tc>
+        <w:tc>
+          <w:tcPr/>
+          <w:p>
+            <w:pPr>
+              <w:pStyle w:val="Compact"/>
+            </w:pPr>
+            <w:r>
+              <w:rPr>
+                <w:i/>
+                <w:iCs/>
+              </w:rPr>
+              <w:t xml:space="preserve">docker compose ps</w:t>
+            </w:r>
+            <w:r>
+              <w:t xml:space="preserve">: todos</w:t>
+            </w:r>
+            <w:r>
+              <w:t xml:space="preserve"> </w:t>
+            </w:r>
+            <w:r>
+              <w:rPr>
+                <w:i/>
+                <w:iCs/>
+              </w:rPr>
+              <w:t xml:space="preserve">healthy</w:t>
+            </w:r>
+            <w:r>
+              <w:t xml:space="preserve">.</w:t>
             </w:r>
           </w:p>
         </w:tc>
@@ -10628,7 +11154,7 @@
               <w:pStyle w:val="Compact"/>
             </w:pPr>
             <w:r>
-              <w:t xml:space="preserve">Una prueba de humo H1 a H8 falla y no se corrige en 30 minutos</w:t>
+              <w:t xml:space="preserve">Una prueba de humo H1 a H8, H10 o H11 falla y no se corrige en 30 minutos</w:t>
             </w:r>
           </w:p>
         </w:tc>
@@ -10812,7 +11338,33 @@
         </w:numPr>
       </w:pPr>
       <w:r>
-        <w:t xml:space="preserve">Restaurar el respaldo previo de la fase 3 (Manual de Administrador, sección 15.2). Los changesets de Liquibase solo avanzan, por lo que</w:t>
+        <w:t xml:space="preserve">Restaurar el respaldo previo de la fase 3 (Manual de Administrador, sección 15.2). En el servidor público se usa</w:t>
+      </w:r>
+      <w:r>
+        <w:t xml:space="preserve"> </w:t>
+      </w:r>
+      <w:r>
+        <w:rPr>
+          <w:i/>
+          <w:iCs/>
+        </w:rPr>
+        <w:t xml:space="preserve">bash deploy/restore-db.sh &lt;respaldo.bak.gz&gt;</w:t>
+      </w:r>
+      <w:r>
+        <w:t xml:space="preserve">: pide escribir</w:t>
+      </w:r>
+      <w:r>
+        <w:t xml:space="preserve"> </w:t>
+      </w:r>
+      <w:r>
+        <w:rPr>
+          <w:i/>
+          <w:iCs/>
+        </w:rPr>
+        <w:t xml:space="preserve">RESTAURAR</w:t>
+      </w:r>
+      <w:r>
+        <w:t xml:space="preserve">, guarda antes un respaldo de cómo estaba la base, detiene los servicios, restaura y los vuelve a levantar. Los changesets de Liquibase solo avanzan, por lo que</w:t>
       </w:r>
       <w:r>
         <w:t xml:space="preserve"> </w:t>
@@ -11285,7 +11837,46 @@
         <w:t xml:space="preserve">docker-compose.yml</w:t>
       </w:r>
       <w:r>
-        <w:t xml:space="preserve">.</w:t>
+        <w:t xml:space="preserve">. Las del 21 de octubre de 2026 (</w:t>
+      </w:r>
+      <w:r>
+        <w:rPr>
+          <w:i/>
+          <w:iCs/>
+        </w:rPr>
+        <w:t xml:space="preserve">SESSION_CHECK_*</w:t>
+      </w:r>
+      <w:r>
+        <w:t xml:space="preserve">,</w:t>
+      </w:r>
+      <w:r>
+        <w:t xml:space="preserve"> </w:t>
+      </w:r>
+      <w:r>
+        <w:rPr>
+          <w:i/>
+          <w:iCs/>
+        </w:rPr>
+        <w:t xml:space="preserve">BOOKING_EXPIRY_*</w:t>
+      </w:r>
+      <w:r>
+        <w:t xml:space="preserve"> </w:t>
+      </w:r>
+      <w:r>
+        <w:t xml:space="preserve">y</w:t>
+      </w:r>
+      <w:r>
+        <w:t xml:space="preserve"> </w:t>
+      </w:r>
+      <w:r>
+        <w:rPr>
+          <w:i/>
+          <w:iCs/>
+        </w:rPr>
+        <w:t xml:space="preserve">FOLLOW_UP_*</w:t>
+      </w:r>
+      <w:r>
+        <w:t xml:space="preserve">) todavía no cumplen esta regla (acción ACO-14).</w:t>
       </w:r>
     </w:p>
     <w:p>
@@ -11930,7 +12521,7 @@
               <w:pStyle w:val="Compact"/>
             </w:pPr>
             <w:r>
-              <w:t xml:space="preserve">Respaldo previo (fase 3) y respaldo diario.</w:t>
+              <w:t xml:space="preserve">Respaldo previo (fase 3) y respaldo diario, ambos verificados; en el servidor público son automáticos (Documento de Despliegue, sección 3.2).</w:t>
             </w:r>
           </w:p>
         </w:tc>
@@ -12117,7 +12708,74 @@
               <w:pStyle w:val="Compact"/>
             </w:pPr>
             <w:r>
-              <w:t xml:space="preserve">Explicarlo en la capacitación; la autorización real la da el rol del token.</w:t>
+              <w:t xml:space="preserve">Explicarlo en la capacitación; la autorización real la da el rol del token, y desde el 21 de octubre de 2026 la pestaña de roles lo dice.</w:t>
+            </w:r>
+          </w:p>
+        </w:tc>
+      </w:tr>
+      <w:tr>
+        <w:tc>
+          <w:tcPr/>
+          <w:p>
+            <w:pPr>
+              <w:pStyle w:val="Compact"/>
+            </w:pPr>
+            <w:r>
+              <w:t xml:space="preserve">R-I11</w:t>
+            </w:r>
+          </w:p>
+        </w:tc>
+        <w:tc>
+          <w:tcPr/>
+          <w:p>
+            <w:pPr>
+              <w:pStyle w:val="Compact"/>
+            </w:pPr>
+            <w:r>
+              <w:t xml:space="preserve">Si security-service no responde, el gateway deja pasar las peticiones sin confirmar la sesión, y un token de una sesión cerrada sirve hasta que vence (máximo 1 hora); con security-service activo, hasta 30 segundos.</w:t>
+            </w:r>
+          </w:p>
+        </w:tc>
+        <w:tc>
+          <w:tcPr/>
+          <w:p>
+            <w:pPr>
+              <w:pStyle w:val="Compact"/>
+            </w:pPr>
+            <w:r>
+              <w:t xml:space="preserve">Baja</w:t>
+            </w:r>
+          </w:p>
+        </w:tc>
+        <w:tc>
+          <w:tcPr/>
+          <w:p>
+            <w:pPr>
+              <w:pStyle w:val="Compact"/>
+            </w:pPr>
+            <w:r>
+              <w:t xml:space="preserve">Medio</w:t>
+            </w:r>
+          </w:p>
+        </w:tc>
+        <w:tc>
+          <w:tcPr/>
+          <w:p>
+            <w:pPr>
+              <w:pStyle w:val="Compact"/>
+            </w:pPr>
+            <w:r>
+              <w:t xml:space="preserve">Revisar la salud de security-service (fase 5 y Tabla 10) y el registro del gateway (</w:t>
+            </w:r>
+            <w:r>
+              <w:rPr>
+                <w:i/>
+                <w:iCs/>
+              </w:rPr>
+              <w:t xml:space="preserve">No se pudo confirmar la sesión</w:t>
+            </w:r>
+            <w:r>
+              <w:t xml:space="preserve">).</w:t>
             </w:r>
           </w:p>
         </w:tc>
@@ -15557,9 +16215,30 @@
         <w:br/>
       </w:r>
       <w:r>
+        <w:rPr>
+          <w:rStyle w:val="FunctionTok"/>
+        </w:rPr>
+        <w:t xml:space="preserve">bash</w:t>
+      </w:r>
+      <w:r>
+        <w:rPr>
+          <w:rStyle w:val="NormalTok"/>
+        </w:rPr>
+        <w:t xml:space="preserve"> ~/lavarapido/lavarapido-infra/deploy/backup-db.sh   </w:t>
+      </w:r>
+      <w:r>
+        <w:rPr>
+          <w:rStyle w:val="CommentTok"/>
+        </w:rPr>
+        <w:t xml:space="preserve"># servidor público (update-server.sh lo hace solo)</w:t>
+      </w:r>
+      <w:r>
         <w:br/>
       </w:r>
       <w:r>
+        <w:br/>
+      </w:r>
+      <w:r>
         <w:rPr>
           <w:rStyle w:val="CommentTok"/>
         </w:rPr>
@@ -15834,6 +16513,51 @@
           <w:rStyle w:val="CommentTok"/>
         </w:rPr>
         <w:t xml:space="preserve"># Reversión (ver sección 12)</w:t>
+      </w:r>
+      <w:r>
+        <w:br/>
+      </w:r>
+      <w:r>
+        <w:rPr>
+          <w:rStyle w:val="FunctionTok"/>
+        </w:rPr>
+        <w:t xml:space="preserve">bash</w:t>
+      </w:r>
+      <w:r>
+        <w:rPr>
+          <w:rStyle w:val="NormalTok"/>
+        </w:rPr>
+        <w:t xml:space="preserve"> ~/lavarapido/lavarapido-infra/deploy/restore-db.sh </w:t>
+      </w:r>
+      <w:r>
+        <w:rPr>
+          <w:rStyle w:val="OperatorTok"/>
+        </w:rPr>
+        <w:t xml:space="preserve">&lt;</w:t>
+      </w:r>
+      <w:r>
+        <w:rPr>
+          <w:rStyle w:val="NormalTok"/>
+        </w:rPr>
+        <w:t xml:space="preserve">respaldo.bak.gz</w:t>
+      </w:r>
+      <w:r>
+        <w:rPr>
+          <w:rStyle w:val="OperatorTok"/>
+        </w:rPr>
+        <w:t xml:space="preserve">&gt;</w:t>
+      </w:r>
+      <w:r>
+        <w:rPr>
+          <w:rStyle w:val="NormalTok"/>
+        </w:rPr>
+        <w:t xml:space="preserve">   </w:t>
+      </w:r>
+      <w:r>
+        <w:rPr>
+          <w:rStyle w:val="CommentTok"/>
+        </w:rPr>
+        <w:t xml:space="preserve"># servidor público</w:t>
       </w:r>
       <w:r>
         <w:br/>

--- a/07_PROCEDIMIENTO_DE_IMPLEMENTACION/ES/WORD/07_Procedimiento_De_Implementacion.docx
+++ b/07_PROCEDIMIENTO_DE_IMPLEMENTACION/ES/WORD/07_Procedimiento_De_Implementacion.docx
@@ -2,7 +2,7 @@
 <file path=word/document.xml><?xml version="1.0" encoding="utf-8"?>
 <w:document xmlns:w="http://schemas.openxmlformats.org/wordprocessingml/2006/main" xmlns:m="http://schemas.openxmlformats.org/officeDocument/2006/math" xmlns:r="http://schemas.openxmlformats.org/officeDocument/2006/relationships" xmlns:o="urn:schemas-microsoft-com:office:office" xmlns:v="urn:schemas-microsoft-com:vml" xmlns:w10="urn:schemas-microsoft-com:office:word" xmlns:a="http://schemas.openxmlformats.org/drawingml/2006/main" xmlns:pic="http://schemas.openxmlformats.org/drawingml/2006/picture" xmlns:wp="http://schemas.openxmlformats.org/drawingml/2006/wordprocessingDrawing">
   <w:body>
-    <w:bookmarkStart w:id="69" w:name="X93687d44be0739ffd82fbd9652f89e4104e3c22"/>
+    <w:bookmarkStart w:id="58" w:name="X93687d44be0739ffd82fbd9652f89e4104e3c22"/>
     <w:p>
       <w:pPr>
         <w:pStyle w:val="Heading1"/>
@@ -64,7 +64,7 @@
         <w:pStyle w:val="BodyText"/>
       </w:pPr>
       <w:r>
-        <w:t xml:space="preserve">21 de octubre de 2026</w:t>
+        <w:t xml:space="preserve">26 de octubre de 2026</w:t>
       </w:r>
     </w:p>
     <w:p>
@@ -72,10 +72,10 @@
         <w:pStyle w:val="BodyText"/>
       </w:pPr>
       <w:r>
-        <w:t xml:space="preserve">Tipo de documento: Procedimiento de implementación (equipo de desarrollo, administrador de TI y responsable del negocio) · Versión 2.5</w:t>
-      </w:r>
-    </w:p>
-    <w:bookmarkStart w:id="20" w:name="control-de-versiones"/>
+        <w:t xml:space="preserve">Tipo de documento: Procedimiento de implementación (equipo de desarrollo, administrador de TI y responsable del negocio) · Versión 2.9</w:t>
+      </w:r>
+    </w:p>
+    <w:bookmarkStart w:id="9" w:name="control-de-versiones"/>
     <w:p>
       <w:pPr>
         <w:pStyle w:val="Heading2"/>
@@ -547,6 +547,623 @@
           </w:p>
         </w:tc>
       </w:tr>
+      <w:tr>
+        <w:tc>
+          <w:tcPr/>
+          <w:p>
+            <w:pPr>
+              <w:pStyle w:val="Compact"/>
+            </w:pPr>
+            <w:r>
+              <w:t xml:space="preserve">2.6</w:t>
+            </w:r>
+          </w:p>
+        </w:tc>
+        <w:tc>
+          <w:tcPr/>
+          <w:p>
+            <w:pPr>
+              <w:pStyle w:val="Compact"/>
+            </w:pPr>
+            <w:r>
+              <w:t xml:space="preserve">2026-10-23</w:t>
+            </w:r>
+          </w:p>
+        </w:tc>
+        <w:tc>
+          <w:tcPr/>
+          <w:p>
+            <w:pPr>
+              <w:pStyle w:val="Compact"/>
+            </w:pPr>
+            <w:r>
+              <w:t xml:space="preserve">Revisión contra</w:t>
+            </w:r>
+            <w:r>
+              <w:t xml:space="preserve"> </w:t>
+            </w:r>
+            <w:r>
+              <w:rPr>
+                <w:i/>
+                <w:iCs/>
+              </w:rPr>
+              <w:t xml:space="preserve">develop</w:t>
+            </w:r>
+            <w:r>
+              <w:t xml:space="preserve"> </w:t>
+            </w:r>
+            <w:r>
+              <w:t xml:space="preserve">del 23 de octubre de 2026 y la versión</w:t>
+            </w:r>
+            <w:r>
+              <w:t xml:space="preserve"> </w:t>
+            </w:r>
+            <w:r>
+              <w:rPr>
+                <w:i/>
+                <w:iCs/>
+              </w:rPr>
+              <w:t xml:space="preserve">v1.0.0</w:t>
+            </w:r>
+            <w:r>
+              <w:t xml:space="preserve">: clonado que funciona (payment-service desde</w:t>
+            </w:r>
+            <w:r>
+              <w:t xml:space="preserve"> </w:t>
+            </w:r>
+            <w:r>
+              <w:rPr>
+                <w:i/>
+                <w:iCs/>
+              </w:rPr>
+              <w:t xml:space="preserve">develop</w:t>
+            </w:r>
+            <w:r>
+              <w:t xml:space="preserve"> </w:t>
+            </w:r>
+            <w:r>
+              <w:t xml:space="preserve">hasta su primera versión), reversión sin la etiqueta inexistente</w:t>
+            </w:r>
+            <w:r>
+              <w:t xml:space="preserve"> </w:t>
+            </w:r>
+            <w:r>
+              <w:rPr>
+                <w:i/>
+                <w:iCs/>
+              </w:rPr>
+              <w:t xml:space="preserve">v0.9.0</w:t>
+            </w:r>
+            <w:r>
+              <w:t xml:space="preserve"> </w:t>
+            </w:r>
+            <w:r>
+              <w:t xml:space="preserve">y sin</w:t>
+            </w:r>
+            <w:r>
+              <w:t xml:space="preserve"> </w:t>
+            </w:r>
+            <w:r>
+              <w:rPr>
+                <w:i/>
+                <w:iCs/>
+              </w:rPr>
+              <w:t xml:space="preserve">update-server.sh</w:t>
+            </w:r>
+            <w:r>
+              <w:t xml:space="preserve">, respaldo previo sin</w:t>
+            </w:r>
+            <w:r>
+              <w:t xml:space="preserve"> </w:t>
+            </w:r>
+            <w:r>
+              <w:rPr>
+                <w:i/>
+                <w:iCs/>
+              </w:rPr>
+              <w:t xml:space="preserve">COMPRESSION</w:t>
+            </w:r>
+            <w:r>
+              <w:t xml:space="preserve"> </w:t>
+            </w:r>
+            <w:r>
+              <w:t xml:space="preserve">(SQL Server Express no la admite), criterio E2 con las pruebas del 23 de octubre (825 automatizadas y 13 de la app móvil; las 19 de punta a punta, solo en local), criterio E4 con la excepción de payment y móvil, variables del compose (ACO-14 cerrada),</w:t>
+            </w:r>
+            <w:r>
+              <w:t xml:space="preserve"> </w:t>
+            </w:r>
+            <w:r>
+              <w:rPr>
+                <w:i/>
+                <w:iCs/>
+              </w:rPr>
+              <w:t xml:space="preserve">INTERNAL_API_KEY</w:t>
+            </w:r>
+            <w:r>
+              <w:t xml:space="preserve"> </w:t>
+            </w:r>
+            <w:r>
+              <w:t xml:space="preserve">obligatoria para el operario, cuentas demo por variables, aviso de puertos en la red local y despliegue continuo preparado y sin probar (riesgo R-I04). Incluye el contenido de las ramas</w:t>
+            </w:r>
+            <w:r>
+              <w:t xml:space="preserve"> </w:t>
+            </w:r>
+            <w:r>
+              <w:rPr>
+                <w:i/>
+                <w:iCs/>
+              </w:rPr>
+              <w:t xml:space="preserve">fix/A-05</w:t>
+            </w:r>
+            <w:r>
+              <w:t xml:space="preserve">,</w:t>
+            </w:r>
+            <w:r>
+              <w:t xml:space="preserve"> </w:t>
+            </w:r>
+            <w:r>
+              <w:rPr>
+                <w:i/>
+                <w:iCs/>
+              </w:rPr>
+              <w:t xml:space="preserve">fix/A-08</w:t>
+            </w:r>
+            <w:r>
+              <w:t xml:space="preserve">,</w:t>
+            </w:r>
+            <w:r>
+              <w:t xml:space="preserve"> </w:t>
+            </w:r>
+            <w:r>
+              <w:rPr>
+                <w:i/>
+                <w:iCs/>
+              </w:rPr>
+              <w:t xml:space="preserve">fix/B-02</w:t>
+            </w:r>
+            <w:r>
+              <w:t xml:space="preserve"> </w:t>
+            </w:r>
+            <w:r>
+              <w:t xml:space="preserve">y</w:t>
+            </w:r>
+            <w:r>
+              <w:t xml:space="preserve"> </w:t>
+            </w:r>
+            <w:r>
+              <w:rPr>
+                <w:i/>
+                <w:iCs/>
+              </w:rPr>
+              <w:t xml:space="preserve">fix/E-20</w:t>
+            </w:r>
+            <w:r>
+              <w:t xml:space="preserve"> </w:t>
+            </w:r>
+            <w:r>
+              <w:t xml:space="preserve">de Merari Urbano.</w:t>
+            </w:r>
+          </w:p>
+        </w:tc>
+        <w:tc>
+          <w:tcPr/>
+          <w:p>
+            <w:pPr>
+              <w:pStyle w:val="Compact"/>
+            </w:pPr>
+            <w:r>
+              <w:t xml:space="preserve">Equipo de desarrollo</w:t>
+            </w:r>
+          </w:p>
+        </w:tc>
+      </w:tr>
+      <w:tr>
+        <w:tc>
+          <w:tcPr/>
+          <w:p>
+            <w:pPr>
+              <w:pStyle w:val="Compact"/>
+            </w:pPr>
+            <w:r>
+              <w:t xml:space="preserve">2.7</w:t>
+            </w:r>
+          </w:p>
+        </w:tc>
+        <w:tc>
+          <w:tcPr/>
+          <w:p>
+            <w:pPr>
+              <w:pStyle w:val="Compact"/>
+            </w:pPr>
+            <w:r>
+              <w:t xml:space="preserve">2026-10-24</w:t>
+            </w:r>
+          </w:p>
+        </w:tc>
+        <w:tc>
+          <w:tcPr/>
+          <w:p>
+            <w:pPr>
+              <w:pStyle w:val="Compact"/>
+            </w:pPr>
+            <w:r>
+              <w:t xml:space="preserve">Revisión contra</w:t>
+            </w:r>
+            <w:r>
+              <w:t xml:space="preserve"> </w:t>
+            </w:r>
+            <w:r>
+              <w:rPr>
+                <w:i/>
+                <w:iCs/>
+              </w:rPr>
+              <w:t xml:space="preserve">develop</w:t>
+            </w:r>
+            <w:r>
+              <w:t xml:space="preserve"> </w:t>
+            </w:r>
+            <w:r>
+              <w:t xml:space="preserve">del 24 de octubre de 2026, que corre en el servidor público desde ese día: criterio E2 con las pruebas del 24 de octubre (1 119 automatizadas y 73 de la app móvil, 1 192 en total), criterio E6 cumplido (ninguna P0 ni P1 abierta), clonado con</w:t>
+            </w:r>
+            <w:r>
+              <w:t xml:space="preserve"> </w:t>
+            </w:r>
+            <w:r>
+              <w:rPr>
+                <w:i/>
+                <w:iCs/>
+              </w:rPr>
+              <w:t xml:space="preserve">BRANCH=develop</w:t>
+            </w:r>
+            <w:r>
+              <w:t xml:space="preserve"> </w:t>
+            </w:r>
+            <w:r>
+              <w:t xml:space="preserve">hasta</w:t>
+            </w:r>
+            <w:r>
+              <w:t xml:space="preserve"> </w:t>
+            </w:r>
+            <w:r>
+              <w:rPr>
+                <w:i/>
+                <w:iCs/>
+              </w:rPr>
+              <w:t xml:space="preserve">v1.1.0</w:t>
+            </w:r>
+            <w:r>
+              <w:t xml:space="preserve">, reversión con</w:t>
+            </w:r>
+            <w:r>
+              <w:t xml:space="preserve"> </w:t>
+            </w:r>
+            <w:r>
+              <w:rPr>
+                <w:i/>
+                <w:iCs/>
+              </w:rPr>
+              <w:t xml:space="preserve">rollback.sh</w:t>
+            </w:r>
+            <w:r>
+              <w:t xml:space="preserve"> </w:t>
+            </w:r>
+            <w:r>
+              <w:t xml:space="preserve">y las imágenes</w:t>
+            </w:r>
+            <w:r>
+              <w:t xml:space="preserve"> </w:t>
+            </w:r>
+            <w:r>
+              <w:rPr>
+                <w:i/>
+                <w:iCs/>
+              </w:rPr>
+              <w:t xml:space="preserve">:prev</w:t>
+            </w:r>
+            <w:r>
+              <w:t xml:space="preserve"> </w:t>
+            </w:r>
+            <w:r>
+              <w:t xml:space="preserve">que guarda</w:t>
+            </w:r>
+            <w:r>
+              <w:t xml:space="preserve"> </w:t>
+            </w:r>
+            <w:r>
+              <w:rPr>
+                <w:i/>
+                <w:iCs/>
+              </w:rPr>
+              <w:t xml:space="preserve">update-server.sh</w:t>
+            </w:r>
+            <w:r>
+              <w:t xml:space="preserve">, restauración con</w:t>
+            </w:r>
+            <w:r>
+              <w:t xml:space="preserve"> </w:t>
+            </w:r>
+            <w:r>
+              <w:rPr>
+                <w:i/>
+                <w:iCs/>
+              </w:rPr>
+              <w:t xml:space="preserve">payment-migrate</w:t>
+            </w:r>
+            <w:r>
+              <w:t xml:space="preserve">, la protección que impide bajar de versión, variables nuevas (</w:t>
+            </w:r>
+            <w:r>
+              <w:rPr>
+                <w:i/>
+                <w:iCs/>
+              </w:rPr>
+              <w:t xml:space="preserve">AUTH_RATE_LIMIT_**,</w:t>
+            </w:r>
+            <w:r>
+              <w:rPr>
+                <w:i/>
+                <w:iCs/>
+              </w:rPr>
+              <w:t xml:space="preserve"> </w:t>
+            </w:r>
+            <w:r>
+              <w:rPr>
+                <w:i/>
+                <w:i/>
+                <w:iCs/>
+                <w:iCs/>
+              </w:rPr>
+              <w:t xml:space="preserve">TRUSTED_PROXIES</w:t>
+            </w:r>
+            <w:r>
+              <w:rPr>
+                <w:i/>
+                <w:iCs/>
+              </w:rPr>
+              <w:t xml:space="preserve">,</w:t>
+            </w:r>
+            <w:r>
+              <w:rPr>
+                <w:i/>
+                <w:iCs/>
+              </w:rPr>
+              <w:t xml:space="preserve"> </w:t>
+            </w:r>
+            <w:r>
+              <w:rPr>
+                <w:i/>
+                <w:i/>
+                <w:iCs/>
+                <w:iCs/>
+              </w:rPr>
+              <w:t xml:space="preserve">ROUTE_</w:t>
+            </w:r>
+            <w:r>
+              <w:rPr>
+                <w:i/>
+                <w:iCs/>
+              </w:rPr>
+              <w:t xml:space="preserve">_TIMEOUT</w:t>
+            </w:r>
+            <w:r>
+              <w:t xml:space="preserve">,</w:t>
+            </w:r>
+            <w:r>
+              <w:t xml:space="preserve"> </w:t>
+            </w:r>
+            <w:r>
+              <w:rPr>
+                <w:i/>
+                <w:iCs/>
+              </w:rPr>
+              <w:t xml:space="preserve">START_LATE_LIMIT</w:t>
+            </w:r>
+            <w:r>
+              <w:t xml:space="preserve">, e</w:t>
+            </w:r>
+            <w:r>
+              <w:t xml:space="preserve"> </w:t>
+            </w:r>
+            <w:r>
+              <w:rPr>
+                <w:i/>
+                <w:iCs/>
+              </w:rPr>
+              <w:t xml:space="preserve">INTERNAL_API_KEY</w:t>
+            </w:r>
+            <w:r>
+              <w:t xml:space="preserve"> </w:t>
+            </w:r>
+            <w:r>
+              <w:t xml:space="preserve">y</w:t>
+            </w:r>
+            <w:r>
+              <w:t xml:space="preserve"> </w:t>
+            </w:r>
+            <w:r>
+              <w:rPr>
+                <w:i/>
+                <w:iCs/>
+              </w:rPr>
+              <w:t xml:space="preserve">BOOKING_SERVICE_URL</w:t>
+            </w:r>
+            <w:r>
+              <w:t xml:space="preserve"> </w:t>
+            </w:r>
+            <w:r>
+              <w:t xml:space="preserve">en customer-service) y despliegue continuo fusionado en</w:t>
+            </w:r>
+            <w:r>
+              <w:t xml:space="preserve"> </w:t>
+            </w:r>
+            <w:r>
+              <w:rPr>
+                <w:i/>
+                <w:iCs/>
+              </w:rPr>
+              <w:t xml:space="preserve">develop</w:t>
+            </w:r>
+            <w:r>
+              <w:t xml:space="preserve">, a falta de los secretos (R-I04).</w:t>
+            </w:r>
+          </w:p>
+        </w:tc>
+        <w:tc>
+          <w:tcPr/>
+          <w:p>
+            <w:pPr>
+              <w:pStyle w:val="Compact"/>
+            </w:pPr>
+            <w:r>
+              <w:t xml:space="preserve">Equipo de desarrollo</w:t>
+            </w:r>
+          </w:p>
+        </w:tc>
+      </w:tr>
+      <w:tr>
+        <w:tc>
+          <w:tcPr/>
+          <w:p>
+            <w:pPr>
+              <w:pStyle w:val="Compact"/>
+            </w:pPr>
+            <w:r>
+              <w:t xml:space="preserve">2.8</w:t>
+            </w:r>
+          </w:p>
+        </w:tc>
+        <w:tc>
+          <w:tcPr/>
+          <w:p>
+            <w:pPr>
+              <w:pStyle w:val="Compact"/>
+            </w:pPr>
+            <w:r>
+              <w:t xml:space="preserve">2026-10-26</w:t>
+            </w:r>
+          </w:p>
+        </w:tc>
+        <w:tc>
+          <w:tcPr/>
+          <w:p>
+            <w:pPr>
+              <w:pStyle w:val="Compact"/>
+            </w:pPr>
+            <w:r>
+              <w:t xml:space="preserve">Pago al reservar, desplegado en el servidor público el 26 de octubre de 2026:</w:t>
+            </w:r>
+            <w:r>
+              <w:t xml:space="preserve"> </w:t>
+            </w:r>
+            <w:r>
+              <w:rPr>
+                <w:i/>
+                <w:iCs/>
+              </w:rPr>
+              <w:t xml:space="preserve">INTERNAL_API_KEY</w:t>
+            </w:r>
+            <w:r>
+              <w:t xml:space="preserve"> </w:t>
+            </w:r>
+            <w:r>
+              <w:t xml:space="preserve">ahora también la exige payment-service, y variables nuevas de booking-service (</w:t>
+            </w:r>
+            <w:r>
+              <w:rPr>
+                <w:i/>
+                <w:iCs/>
+              </w:rPr>
+              <w:t xml:space="preserve">BOOKING_CASH_ACTIVE_LIMIT</w:t>
+            </w:r>
+            <w:r>
+              <w:t xml:space="preserve">,</w:t>
+            </w:r>
+            <w:r>
+              <w:t xml:space="preserve"> </w:t>
+            </w:r>
+            <w:r>
+              <w:rPr>
+                <w:i/>
+                <w:iCs/>
+              </w:rPr>
+              <w:t xml:space="preserve">BOOKING_PAYMENT_*</w:t>
+            </w:r>
+            <w:r>
+              <w:t xml:space="preserve">,</w:t>
+            </w:r>
+            <w:r>
+              <w:t xml:space="preserve"> </w:t>
+            </w:r>
+            <w:r>
+              <w:rPr>
+                <w:i/>
+                <w:iCs/>
+              </w:rPr>
+              <w:t xml:space="preserve">PAYMENT_SERVICE_URL</w:t>
+            </w:r>
+            <w:r>
+              <w:t xml:space="preserve">) en la Tabla 6.</w:t>
+            </w:r>
+          </w:p>
+        </w:tc>
+        <w:tc>
+          <w:tcPr/>
+          <w:p>
+            <w:pPr>
+              <w:pStyle w:val="Compact"/>
+            </w:pPr>
+            <w:r>
+              <w:t xml:space="preserve">Equipo de desarrollo</w:t>
+            </w:r>
+          </w:p>
+        </w:tc>
+      </w:tr>
+      <w:tr>
+        <w:tc>
+          <w:tcPr/>
+          <w:p>
+            <w:pPr>
+              <w:pStyle w:val="Compact"/>
+            </w:pPr>
+            <w:r>
+              <w:t xml:space="preserve">2.9</w:t>
+            </w:r>
+          </w:p>
+        </w:tc>
+        <w:tc>
+          <w:tcPr/>
+          <w:p>
+            <w:pPr>
+              <w:pStyle w:val="Compact"/>
+            </w:pPr>
+            <w:r>
+              <w:t xml:space="preserve">2026-10-26</w:t>
+            </w:r>
+          </w:p>
+        </w:tc>
+        <w:tc>
+          <w:tcPr/>
+          <w:p>
+            <w:pPr>
+              <w:pStyle w:val="Compact"/>
+            </w:pPr>
+            <w:r>
+              <w:t xml:space="preserve">R-I04: el despliegue continuo está activo desde el 26 de octubre de 2026 (AC-90).</w:t>
+            </w:r>
+          </w:p>
+        </w:tc>
+        <w:tc>
+          <w:tcPr/>
+          <w:p>
+            <w:pPr>
+              <w:pStyle w:val="Compact"/>
+            </w:pPr>
+            <w:r>
+              <w:t xml:space="preserve">Equipo de desarrollo</w:t>
+            </w:r>
+          </w:p>
+        </w:tc>
+      </w:tr>
     </w:tbl>
     <w:p>
       <w:pPr>
@@ -566,8 +1183,8 @@
         <w:t xml:space="preserve">Las fechas se escriben en formato ISO 8601 (año-mes-día). Elaborado por el equipo de desarrollo.</w:t>
       </w:r>
     </w:p>
-    <w:bookmarkEnd w:id="20"/>
-    <w:bookmarkStart w:id="21" w:name="tabla-de-contenido"/>
+    <w:bookmarkEnd w:id="9"/>
+    <w:bookmarkStart w:id="10" w:name="tabla-de-contenido"/>
     <w:p>
       <w:pPr>
         <w:pStyle w:val="Heading2"/>
@@ -1324,31 +1941,49 @@
         </w:r>
       </w:hyperlink>
     </w:p>
-    <w:bookmarkEnd w:id="21"/>
-    <w:bookmarkStart w:id="24" w:name="X9c8e56b31f04f265094927552a1a13f42047fc6"/>
-    <w:p>
-      <w:pPr>
-        <w:pStyle w:val="Heading2"/>
-      </w:pPr>
-      <w:r>
-        <w:t xml:space="preserve">4. Introducción</w:t>
-      </w:r>
-    </w:p>
     <w:p>
       <w:pPr>
         <w:pStyle w:val="FirstParagraph"/>
       </w:pPr>
-      <w:r>
-        <w:t xml:space="preserve">El Sistema de Gestión de Lavado Vehicular (Vehicle Washing), llamado internamente</w:t>
-      </w:r>
-      <w:r>
-        <w:t xml:space="preserve"> </w:t>
-      </w:r>
       <w:r>
         <w:rPr>
           <w:i/>
           <w:iCs/>
         </w:rPr>
+        <w:t xml:space="preserve">Nota.</w:t>
+      </w:r>
+      <w:r>
+        <w:t xml:space="preserve"> </w:t>
+      </w:r>
+      <w:r>
+        <w:t xml:space="preserve">La numeración empieza en 4 porque las secciones 1 a 3 son la portada, el control de versiones y la tabla de contenido, que no llevan número en el título. Se conserva así para que sigan valiendo las referencias entre documentos por número de sección (por ejemplo, "Manual de Instalación, sección 10").</w:t>
+      </w:r>
+    </w:p>
+    <w:bookmarkEnd w:id="10"/>
+    <w:bookmarkStart w:id="13" w:name="X9c8e56b31f04f265094927552a1a13f42047fc6"/>
+    <w:p>
+      <w:pPr>
+        <w:pStyle w:val="Heading2"/>
+      </w:pPr>
+      <w:r>
+        <w:t xml:space="preserve">4. Introducción</w:t>
+      </w:r>
+    </w:p>
+    <w:p>
+      <w:pPr>
+        <w:pStyle w:val="FirstParagraph"/>
+      </w:pPr>
+      <w:r>
+        <w:t xml:space="preserve">El Sistema de Gestión de Lavado Vehicular (Vehicle Washing), llamado internamente</w:t>
+      </w:r>
+      <w:r>
+        <w:t xml:space="preserve"> </w:t>
+      </w:r>
+      <w:r>
+        <w:rPr>
+          <w:i/>
+          <w:iCs/>
+        </w:rPr>
         <w:t xml:space="preserve">LavaRapido</w:t>
       </w:r>
       <w:r>
@@ -1379,7 +2014,7 @@
         <w:t xml:space="preserve">una versión del sistema en su entorno de destino: cómo se planifica, qué se debe cumplir antes de empezar, en qué orden se despliegan los componentes, cómo se cargan los datos iniciales del negocio, cómo se verifica y se acepta el resultado, cómo se capacita a las personas usuarias, cómo se pone en marcha y cómo se revierte si algo falla. Parte de la premisa de que una implementación debe ser repetible, automatizable y verificable (Humble y Farley, 2010) y de que la configuración que cambia entre entornos debe residir en el entorno y no en el código (Wiggins, 2017).</w:t>
       </w:r>
     </w:p>
-    <w:bookmarkStart w:id="22" w:name="X95074e6e2b07f05df200943727a63a41bd5a793"/>
+    <w:bookmarkStart w:id="11" w:name="X95074e6e2b07f05df200943727a63a41bd5a793"/>
     <w:p>
       <w:pPr>
         <w:pStyle w:val="Heading3"/>
@@ -1444,8 +2079,8 @@
         <w:t xml:space="preserve">(6.4.7) para la construcción del elemento de software; para evitar confusiones, este documento llama "construcción" a esa actividad y "implementación" a la puesta en operación. La sección 8.3 relaciona cada fase con su proceso.</w:t>
       </w:r>
     </w:p>
-    <w:bookmarkEnd w:id="22"/>
-    <w:bookmarkStart w:id="23" w:name="Xed101812809d38ae819e3242319a9d98abaaee6"/>
+    <w:bookmarkEnd w:id="11"/>
+    <w:bookmarkStart w:id="12" w:name="Xed101812809d38ae819e3242319a9d98abaaee6"/>
     <w:p>
       <w:pPr>
         <w:pStyle w:val="Heading3"/>
@@ -1533,9 +2168,9 @@
         <w:t xml:space="preserve">, y contra la documentación de despliegue, entornos, integración continua, operación, calidad y control del proyecto (Equipo de Desarrollo Vehicle Washing, 2026a, 2026b). Los procedimientos detallados de instalación, administración y uso no se repiten aquí: se remite al Manual de Instalación, al Manual de Administrador y al Manual de Usuario, versión 4.0, y al Documento de Despliegue de esta misma carpeta, que registra cómo se montó el servidor público.</w:t>
       </w:r>
     </w:p>
-    <w:bookmarkEnd w:id="23"/>
-    <w:bookmarkEnd w:id="24"/>
-    <w:bookmarkStart w:id="27" w:name="Xe8bcdfe774ed1132eef387629be23702fa62a97"/>
+    <w:bookmarkEnd w:id="12"/>
+    <w:bookmarkEnd w:id="13"/>
+    <w:bookmarkStart w:id="16" w:name="Xe8bcdfe774ed1132eef387629be23702fa62a97"/>
     <w:p>
       <w:pPr>
         <w:pStyle w:val="Heading2"/>
@@ -1544,7 +2179,7 @@
         <w:t xml:space="preserve">5. Objetivo</w:t>
       </w:r>
     </w:p>
-    <w:bookmarkStart w:id="25" w:name="X9af3d5aabb1b945e64d1151322f03e34820c24e"/>
+    <w:bookmarkStart w:id="14" w:name="X9af3d5aabb1b945e64d1151322f03e34820c24e"/>
     <w:p>
       <w:pPr>
         <w:pStyle w:val="Heading3"/>
@@ -1561,8 +2196,8 @@
         <w:t xml:space="preserve">Establecer un procedimiento ordenado, verificable y reversible para poner en operación una versión del Sistema de Gestión de Lavado Vehicular en su entorno de destino, con los datos iniciales del negocio cargados, las personas usuarias capacitadas y la aceptación formal del responsable del negocio.</w:t>
       </w:r>
     </w:p>
-    <w:bookmarkEnd w:id="25"/>
-    <w:bookmarkStart w:id="26" w:name="Xdf220aecf5fa2a9f322f3a38c708451f603b16c"/>
+    <w:bookmarkEnd w:id="14"/>
+    <w:bookmarkStart w:id="15" w:name="Xdf220aecf5fa2a9f322f3a38c708451f603b16c"/>
     <w:p>
       <w:pPr>
         <w:pStyle w:val="Heading3"/>
@@ -1631,9 +2266,9 @@
         <w:t xml:space="preserve">Identificar los riesgos propios de la implementación y sus medidas de tratamiento.</w:t>
       </w:r>
     </w:p>
-    <w:bookmarkEnd w:id="26"/>
-    <w:bookmarkEnd w:id="27"/>
-    <w:bookmarkStart w:id="30" w:name="Xb89e794aea2d67afdf86fbda4476a72877171e6"/>
+    <w:bookmarkEnd w:id="15"/>
+    <w:bookmarkEnd w:id="16"/>
+    <w:bookmarkStart w:id="19" w:name="Xb89e794aea2d67afdf86fbda4476a72877171e6"/>
     <w:p>
       <w:pPr>
         <w:pStyle w:val="Heading2"/>
@@ -1642,7 +2277,7 @@
         <w:t xml:space="preserve">6. Alcance</w:t>
       </w:r>
     </w:p>
-    <w:bookmarkStart w:id="28" w:name="X06d1ffb944e6c49b88fa9e537a0d0142a3c02c2"/>
+    <w:bookmarkStart w:id="17" w:name="X06d1ffb944e6c49b88fa9e537a0d0142a3c02c2"/>
     <w:p>
       <w:pPr>
         <w:pStyle w:val="Heading3"/>
@@ -1662,6 +2297,64 @@
       <w:r>
         <w:t xml:space="preserve">La implementación de una versión etiquetada del backend (seis servicios y gateway), la base de datos, la mensajería y la aplicación web en un equipo con Docker de la red local o en el servidor público (una máquina virtual de Azure con Docker, Caddy y HTTPS que el equipo enciende cuando la necesita).</w:t>
       </w:r>
+      <w:r>
+        <w:t xml:space="preserve"> </w:t>
+      </w:r>
+      <w:r>
+        <w:rPr>
+          <w:b/>
+          <w:bCs/>
+        </w:rPr>
+        <w:t xml:space="preserve">Aviso:</w:t>
+      </w:r>
+      <w:r>
+        <w:t xml:space="preserve"> </w:t>
+      </w:r>
+      <w:r>
+        <w:t xml:space="preserve">el</w:t>
+      </w:r>
+      <w:r>
+        <w:t xml:space="preserve"> </w:t>
+      </w:r>
+      <w:r>
+        <w:rPr>
+          <w:i/>
+          <w:iCs/>
+        </w:rPr>
+        <w:t xml:space="preserve">docker-compose.yml</w:t>
+      </w:r>
+      <w:r>
+        <w:t xml:space="preserve"> </w:t>
+      </w:r>
+      <w:r>
+        <w:t xml:space="preserve">de desarrollo publica en el equipo los puertos 1433 (SQL Server con la cuenta</w:t>
+      </w:r>
+      <w:r>
+        <w:t xml:space="preserve"> </w:t>
+      </w:r>
+      <w:r>
+        <w:rPr>
+          <w:i/>
+          <w:iCs/>
+        </w:rPr>
+        <w:t xml:space="preserve">sa</w:t>
+      </w:r>
+      <w:r>
+        <w:t xml:space="preserve">), 5672 y 15672 (RabbitMQ), 1025 y 8025 (Mailpit) y 3001 a 3006 (cada servicio sin pasar por el gateway); en la red local cualquier equipo los alcanza. Para un uso real se recomienda el servidor público con</w:t>
+      </w:r>
+      <w:r>
+        <w:t xml:space="preserve"> </w:t>
+      </w:r>
+      <w:r>
+        <w:rPr>
+          <w:i/>
+          <w:iCs/>
+        </w:rPr>
+        <w:t xml:space="preserve">docker-compose.prod.yml</w:t>
+      </w:r>
+      <w:r>
+        <w:t xml:space="preserve">, que no publica ninguno; si se usa la red local, bloquear esos puertos en el firewall del equipo y dejar abiertos solo 8080 y 4200.</w:t>
+      </w:r>
     </w:p>
     <w:p>
       <w:pPr>
@@ -1699,8 +2392,8 @@
         <w:t xml:space="preserve">Las pruebas de humo, las pruebas de aceptación, la capacitación, la puesta en marcha, el soporte posterior y la reversión.</w:t>
       </w:r>
     </w:p>
-    <w:bookmarkEnd w:id="28"/>
-    <w:bookmarkStart w:id="29" w:name="X987d894bff712d1466771f878460aff7e80631f"/>
+    <w:bookmarkEnd w:id="17"/>
+    <w:bookmarkStart w:id="18" w:name="X987d894bff712d1466771f878460aff7e80631f"/>
     <w:p>
       <w:pPr>
         <w:pStyle w:val="Heading3"/>
@@ -1757,9 +2450,9 @@
         <w:t xml:space="preserve">La migración de datos históricos: el negocio no tiene un sistema anterior; la agenda en papel no se digitaliza (sección 8.1).</w:t>
       </w:r>
     </w:p>
-    <w:bookmarkEnd w:id="29"/>
-    <w:bookmarkEnd w:id="30"/>
-    <w:bookmarkStart w:id="31" w:name="X1dddc1efab54ff41d8e64c71bea7fc6d9fc1d97"/>
+    <w:bookmarkEnd w:id="18"/>
+    <w:bookmarkEnd w:id="19"/>
+    <w:bookmarkStart w:id="20" w:name="X1dddc1efab54ff41d8e64c71bea7fc6d9fc1d97"/>
     <w:p>
       <w:pPr>
         <w:pStyle w:val="Heading2"/>
@@ -2788,8 +3481,8 @@
         <w:t xml:space="preserve">El administrador de TI no es un rol de la aplicación: es quien opera el servidor, Docker y SQL Server. En el equipo académico este papel lo asume la persona designada por el líder de proyecto. Elaborado por los autores.</w:t>
       </w:r>
     </w:p>
-    <w:bookmarkEnd w:id="31"/>
-    <w:bookmarkStart w:id="35" w:name="X1b924c4cd7645e830be43a64fb75d51484a6787"/>
+    <w:bookmarkEnd w:id="20"/>
+    <w:bookmarkStart w:id="24" w:name="X1b924c4cd7645e830be43a64fb75d51484a6787"/>
     <w:p>
       <w:pPr>
         <w:pStyle w:val="Heading2"/>
@@ -2798,7 +3491,7 @@
         <w:t xml:space="preserve">8. Estrategia de Implementación</w:t>
       </w:r>
     </w:p>
-    <w:bookmarkStart w:id="32" w:name="Xd5a89f6cc4108d549c19c3f65e13041d7ef3ccd"/>
+    <w:bookmarkStart w:id="21" w:name="Xd5a89f6cc4108d549c19c3f65e13041d7ef3ccd"/>
     <w:p>
       <w:pPr>
         <w:pStyle w:val="Heading3"/>
@@ -2831,8 +3524,8 @@
         <w:t xml:space="preserve">ni un sistema anterior que deba convivir con el nuevo. Los datos que el sistema necesita para operar son datos maestros que el administrador carga desde el panel (sección 11.8), más los catálogos que las migraciones cargan automáticamente (roles, tipos de vehículo, estados, categorías, tipos de notificación y tres servicios de ejemplo).</w:t>
       </w:r>
     </w:p>
-    <w:bookmarkEnd w:id="32"/>
-    <w:bookmarkStart w:id="33" w:name="X581fec25b91844c9e6fd35941ce7a04bbdddc2d"/>
+    <w:bookmarkEnd w:id="21"/>
+    <w:bookmarkStart w:id="22" w:name="X581fec25b91844c9e6fd35941ce7a04bbdddc2d"/>
     <w:p>
       <w:pPr>
         <w:pStyle w:val="Heading3"/>
@@ -2936,8 +3629,8 @@
         <w:t xml:space="preserve">Se descarta la implementación paralela completa (operar a la vez en papel y en el sistema durante semanas) porque duplica el trabajo del personal sin aportar comparabilidad: el proceso anterior no produce datos que se puedan conciliar con los del sistema. Se descarta la implementación por módulos funcionales porque los flujos dependen unos de otros (no hay pago sin reserva ni asignación sin operario).</w:t>
       </w:r>
     </w:p>
-    <w:bookmarkEnd w:id="33"/>
-    <w:bookmarkStart w:id="34" w:name="Xe2ca599ab1ad93ff21633f4610b0aa7ebf37270"/>
+    <w:bookmarkEnd w:id="22"/>
+    <w:bookmarkStart w:id="23" w:name="Xe2ca599ab1ad93ff21633f4610b0aa7ebf37270"/>
     <w:p>
       <w:pPr>
         <w:pStyle w:val="Heading3"/>
@@ -3423,9 +4116,9 @@
         <w:t xml:space="preserve">Elaborado por los autores a partir de ISO et al. (2017). Los números entre paréntesis corresponden a las cláusulas de la norma.</w:t>
       </w:r>
     </w:p>
-    <w:bookmarkEnd w:id="34"/>
-    <w:bookmarkEnd w:id="35"/>
-    <w:bookmarkStart w:id="36" w:name="X10a0fcf3b25c279b0d035885533e8ee92036229"/>
+    <w:bookmarkEnd w:id="23"/>
+    <w:bookmarkEnd w:id="24"/>
+    <w:bookmarkStart w:id="25" w:name="X10a0fcf3b25c279b0d035885533e8ee92036229"/>
     <w:p>
       <w:pPr>
         <w:pStyle w:val="Heading2"/>
@@ -3465,7 +4158,7 @@
         <w:t xml:space="preserve">docker-compose.prod.yml</w:t>
       </w:r>
       <w:r>
-        <w:t xml:space="preserve">: la web se sirve compilada desde un contenedor con nginx, Caddy publica solo los puertos 80 y 443 con HTTPS y ningún servicio interno queda expuesto.</w:t>
+        <w:t xml:space="preserve">: la web se sirve compilada desde un contenedor con nginx, Caddy publica solo los puertos 80 y 443 con HTTPS y ningún servicio interno queda expuesto. Sin ese archivo (red local) quedan publicados 1433, RabbitMQ, Mailpit y 3001 a 3006: ver el aviso de la sección de alcance.</w:t>
       </w:r>
     </w:p>
     <w:p>
@@ -4431,8 +5124,8 @@
         <w:t xml:space="preserve">(16 de octubre de 2026).</w:t>
       </w:r>
     </w:p>
-    <w:bookmarkEnd w:id="36"/>
-    <w:bookmarkStart w:id="37" w:name="X29d9565d1eae73a8a41e4b9ada9c6bc95fb9f99"/>
+    <w:bookmarkEnd w:id="25"/>
+    <w:bookmarkStart w:id="26" w:name="X29d9565d1eae73a8a41e4b9ada9c6bc95fb9f99"/>
     <w:p>
       <w:pPr>
         <w:pStyle w:val="Heading2"/>
@@ -4695,7 +5388,23 @@
               <w:t xml:space="preserve"> </w:t>
             </w:r>
             <w:r>
-              <w:t xml:space="preserve">en la web y la suite de punta a punta de</w:t>
+              <w:t xml:space="preserve">en la web,</w:t>
+            </w:r>
+            <w:r>
+              <w:t xml:space="preserve"> </w:t>
+            </w:r>
+            <w:r>
+              <w:rPr>
+                <w:i/>
+                <w:iCs/>
+              </w:rPr>
+              <w:t xml:space="preserve">npx jest</w:t>
+            </w:r>
+            <w:r>
+              <w:t xml:space="preserve"> </w:t>
+            </w:r>
+            <w:r>
+              <w:t xml:space="preserve">en la app móvil y la suite de punta a punta de</w:t>
             </w:r>
             <w:r>
               <w:t xml:space="preserve"> </w:t>
@@ -4711,18 +5420,44 @@
               <w:t xml:space="preserve"> </w:t>
             </w:r>
             <w:r>
-              <w:t xml:space="preserve">contra los contenedores.</w:t>
-            </w:r>
-          </w:p>
-        </w:tc>
-        <w:tc>
-          <w:tcPr/>
-          <w:p>
-            <w:pPr>
-              <w:pStyle w:val="Compact"/>
-            </w:pPr>
-            <w:r>
-              <w:t xml:space="preserve">Resúmenes sin fallos (ejecución final del 21 de octubre de 2026: 707 pruebas automatizadas y 19 de punta a punta).</w:t>
+              <w:t xml:space="preserve">contra los contenedores, que se corre en local porque el CI solo revisa su sintaxis.</w:t>
+            </w:r>
+          </w:p>
+        </w:tc>
+        <w:tc>
+          <w:tcPr/>
+          <w:p>
+            <w:pPr>
+              <w:pStyle w:val="Compact"/>
+            </w:pPr>
+            <w:r>
+              <w:t xml:space="preserve">Resúmenes sin fallos. Último CI de</w:t>
+            </w:r>
+            <w:r>
+              <w:t xml:space="preserve"> </w:t>
+            </w:r>
+            <w:r>
+              <w:rPr>
+                <w:i/>
+                <w:iCs/>
+              </w:rPr>
+              <w:t xml:space="preserve">develop</w:t>
+            </w:r>
+            <w:r>
+              <w:t xml:space="preserve"> </w:t>
+            </w:r>
+            <w:r>
+              <w:t xml:space="preserve">(24 de octubre de 2026): 1 119 pruebas automatizadas en la web, el gateway y los seis servicios (11 de integración de payment omitidas sin SQL Server) y 73 de la app móvil, 1 192 en total; la suite de punta a punta local (19 pruebas) se ejecutó por última vez el 21 de octubre de 2026 y la batería remota (</w:t>
+            </w:r>
+            <w:r>
+              <w:rPr>
+                <w:i/>
+                <w:iCs/>
+              </w:rPr>
+              <w:t xml:space="preserve">e2e.yml</w:t>
+            </w:r>
+            <w:r>
+              <w:t xml:space="preserve">, 44 casos) todavía no se ha corrido contra el servidor público.</w:t>
             </w:r>
           </w:p>
         </w:tc>
@@ -4820,7 +5555,68 @@
               <w:t xml:space="preserve">v1.0.0</w:t>
             </w:r>
             <w:r>
-              <w:t xml:space="preserve">) (sección 13).</w:t>
+              <w:t xml:space="preserve">) (sección 13). Al 24 de octubre de 2026</w:t>
+            </w:r>
+            <w:r>
+              <w:t xml:space="preserve"> </w:t>
+            </w:r>
+            <w:r>
+              <w:rPr>
+                <w:i/>
+                <w:iCs/>
+              </w:rPr>
+              <w:t xml:space="preserve">v1.0.0</w:t>
+            </w:r>
+            <w:r>
+              <w:t xml:space="preserve"> </w:t>
+            </w:r>
+            <w:r>
+              <w:t xml:space="preserve">existe en 9 repositorios (payment-service la tiene desde ese día, con su PR #2 fusionado); la app móvil todavía no tiene etiqueta (PR #1 abierto) y se implementa desde</w:t>
+            </w:r>
+            <w:r>
+              <w:t xml:space="preserve"> </w:t>
+            </w:r>
+            <w:r>
+              <w:rPr>
+                <w:i/>
+                <w:iCs/>
+              </w:rPr>
+              <w:t xml:space="preserve">develop</w:t>
+            </w:r>
+            <w:r>
+              <w:t xml:space="preserve"> </w:t>
+            </w:r>
+            <w:r>
+              <w:t xml:space="preserve">hasta su primera versión (excepción registrada en el documento de acciones correctivas, ACO-24). El servidor público corre</w:t>
+            </w:r>
+            <w:r>
+              <w:t xml:space="preserve"> </w:t>
+            </w:r>
+            <w:r>
+              <w:rPr>
+                <w:i/>
+                <w:iCs/>
+              </w:rPr>
+              <w:t xml:space="preserve">develop</w:t>
+            </w:r>
+            <w:r>
+              <w:t xml:space="preserve"> </w:t>
+            </w:r>
+            <w:r>
+              <w:t xml:space="preserve">del 24 de octubre, que saldrá como</w:t>
+            </w:r>
+            <w:r>
+              <w:t xml:space="preserve"> </w:t>
+            </w:r>
+            <w:r>
+              <w:rPr>
+                <w:i/>
+                <w:iCs/>
+              </w:rPr>
+              <w:t xml:space="preserve">v1.1.0</w:t>
+            </w:r>
+            <w:r>
+              <w:t xml:space="preserve">.</w:t>
             </w:r>
           </w:p>
         </w:tc>
@@ -4911,7 +5707,7 @@
               <w:pStyle w:val="Compact"/>
             </w:pPr>
             <w:r>
-              <w:t xml:space="preserve">Registro de acciones actualizado.</w:t>
+              <w:t xml:space="preserve">Registro de acciones actualizado. Al 24 de octubre de 2026 se cumple: no hay ninguna P0 ni P1 abierta y las 16 abiertas (P2 y P3) tienen acción (documento de Acciones, Tabla 10).</w:t>
             </w:r>
           </w:p>
         </w:tc>
@@ -5188,8 +5984,8 @@
         <w:t xml:space="preserve">Elaborado por los autores a partir de la definición de terminado y de la estrategia de pruebas del proyecto (Equipo de Desarrollo Vehicle Washing, 2026a).</w:t>
       </w:r>
     </w:p>
-    <w:bookmarkEnd w:id="37"/>
-    <w:bookmarkStart w:id="51" w:name="X809e53cb1982ecd2534525596f4519260791c8b"/>
+    <w:bookmarkEnd w:id="26"/>
+    <w:bookmarkStart w:id="40" w:name="X809e53cb1982ecd2534525596f4519260791c8b"/>
     <w:p>
       <w:pPr>
         <w:pStyle w:val="Heading2"/>
@@ -5206,7 +6002,7 @@
         <w:t xml:space="preserve">Cada fase indica su responsable, su duración estimada, los pasos y la evidencia que se registra en la bitácora (Anexo D). Las duraciones son estimaciones de este documento para una primera implementación en un equipo que cumple los requisitos; las implementaciones posteriores de una nueva versión toman menos tiempo porque las fases 1 y 7 se reducen.</w:t>
       </w:r>
     </w:p>
-    <w:bookmarkStart w:id="38" w:name="Xa6ba608e0634248e1e2bf7653181a5b9982643b"/>
+    <w:bookmarkStart w:id="27" w:name="Xa6ba608e0634248e1e2bf7653181a5b9982643b"/>
     <w:p>
       <w:pPr>
         <w:pStyle w:val="Heading3"/>
@@ -5327,8 +6123,8 @@
         <w:t xml:space="preserve">registro de la versión, la ventana y los participantes en la bitácora.</w:t>
       </w:r>
     </w:p>
-    <w:bookmarkEnd w:id="38"/>
-    <w:bookmarkStart w:id="39" w:name="X31534b72c1000ba36057062507b163ce3a90a8e"/>
+    <w:bookmarkEnd w:id="27"/>
+    <w:bookmarkStart w:id="28" w:name="X31534b72c1000ba36057062507b163ce3a90a8e"/>
     <w:p>
       <w:pPr>
         <w:pStyle w:val="Heading3"/>
@@ -5430,7 +6226,7 @@
         <w:t xml:space="preserve">uno al lado del otro y con su nombre original</w:t>
       </w:r>
       <w:r>
-        <w:t xml:space="preserve">, en la etiqueta de la versión. El repositorio de operaciones se llama</w:t>
+        <w:t xml:space="preserve">, en la etiqueta de la versión. Al 24 de octubre de 2026 la etiqueta</w:t>
       </w:r>
       <w:r>
         <w:t xml:space="preserve"> </w:t>
@@ -5440,13 +6236,13 @@
           <w:i/>
           <w:iCs/>
         </w:rPr>
-        <w:t xml:space="preserve">lavarapido-operation-service</w:t>
-      </w:r>
-      <w:r>
-        <w:t xml:space="preserve"> </w:t>
-      </w:r>
-      <w:r>
-        <w:t xml:space="preserve">(en singular) y</w:t>
+        <w:t xml:space="preserve">v1.0.0</w:t>
+      </w:r>
+      <w:r>
+        <w:t xml:space="preserve"> </w:t>
+      </w:r>
+      <w:r>
+        <w:t xml:space="preserve">existe en 9 repositorios: payment-service la tiene desde ese día (su PR #2 se fusionó y su</w:t>
       </w:r>
       <w:r>
         <w:t xml:space="preserve"> </w:t>
@@ -5456,6 +6252,167 @@
           <w:i/>
           <w:iCs/>
         </w:rPr>
+        <w:t xml:space="preserve">main</w:t>
+      </w:r>
+      <w:r>
+        <w:t xml:space="preserve"> </w:t>
+      </w:r>
+      <w:r>
+        <w:t xml:space="preserve">incluye todo</w:t>
+      </w:r>
+      <w:r>
+        <w:t xml:space="preserve"> </w:t>
+      </w:r>
+      <w:r>
+        <w:rPr>
+          <w:i/>
+          <w:iCs/>
+        </w:rPr>
+        <w:t xml:space="preserve">develop</w:t>
+      </w:r>
+      <w:r>
+        <w:t xml:space="preserve">, así que clonarlo desde</w:t>
+      </w:r>
+      <w:r>
+        <w:t xml:space="preserve"> </w:t>
+      </w:r>
+      <w:r>
+        <w:rPr>
+          <w:i/>
+          <w:iCs/>
+        </w:rPr>
+        <w:t xml:space="preserve">develop</w:t>
+      </w:r>
+      <w:r>
+        <w:t xml:space="preserve">, como en el bloque de abajo, da lo mismo); solo la app móvil no tiene versión. Los arreglos del 23 y del 24 de octubre están en</w:t>
+      </w:r>
+      <w:r>
+        <w:t xml:space="preserve"> </w:t>
+      </w:r>
+      <w:r>
+        <w:rPr>
+          <w:i/>
+          <w:iCs/>
+        </w:rPr>
+        <w:t xml:space="preserve">develop</w:t>
+      </w:r>
+      <w:r>
+        <w:t xml:space="preserve">, que es lo que corre en el servidor público desde el 24 de octubre, y llegarán a</w:t>
+      </w:r>
+      <w:r>
+        <w:t xml:space="preserve"> </w:t>
+      </w:r>
+      <w:r>
+        <w:rPr>
+          <w:i/>
+          <w:iCs/>
+        </w:rPr>
+        <w:t xml:space="preserve">main</w:t>
+      </w:r>
+      <w:r>
+        <w:t xml:space="preserve"> </w:t>
+      </w:r>
+      <w:r>
+        <w:t xml:space="preserve">con</w:t>
+      </w:r>
+      <w:r>
+        <w:t xml:space="preserve"> </w:t>
+      </w:r>
+      <w:r>
+        <w:rPr>
+          <w:i/>
+          <w:iCs/>
+        </w:rPr>
+        <w:t xml:space="preserve">v1.1.0</w:t>
+      </w:r>
+      <w:r>
+        <w:t xml:space="preserve">: para instalar esa versión antes, reemplazar</w:t>
+      </w:r>
+      <w:r>
+        <w:t xml:space="preserve"> </w:t>
+      </w:r>
+      <w:r>
+        <w:rPr>
+          <w:i/>
+          <w:iCs/>
+        </w:rPr>
+        <w:t xml:space="preserve">-b v1.0.0</w:t>
+      </w:r>
+      <w:r>
+        <w:t xml:space="preserve"> </w:t>
+      </w:r>
+      <w:r>
+        <w:t xml:space="preserve">por</w:t>
+      </w:r>
+      <w:r>
+        <w:t xml:space="preserve"> </w:t>
+      </w:r>
+      <w:r>
+        <w:rPr>
+          <w:i/>
+          <w:iCs/>
+        </w:rPr>
+        <w:t xml:space="preserve">-b develop</w:t>
+      </w:r>
+      <w:r>
+        <w:t xml:space="preserve"> </w:t>
+      </w:r>
+      <w:r>
+        <w:t xml:space="preserve">(en el servidor público,</w:t>
+      </w:r>
+      <w:r>
+        <w:t xml:space="preserve"> </w:t>
+      </w:r>
+      <w:r>
+        <w:rPr>
+          <w:i/>
+          <w:iCs/>
+        </w:rPr>
+        <w:t xml:space="preserve">BRANCH=develop</w:t>
+      </w:r>
+      <w:r>
+        <w:t xml:space="preserve">; sin ella,</w:t>
+      </w:r>
+      <w:r>
+        <w:t xml:space="preserve"> </w:t>
+      </w:r>
+      <w:r>
+        <w:rPr>
+          <w:i/>
+          <w:iCs/>
+        </w:rPr>
+        <w:t xml:space="preserve">setup-server.sh</w:t>
+      </w:r>
+      <w:r>
+        <w:t xml:space="preserve"> </w:t>
+      </w:r>
+      <w:r>
+        <w:t xml:space="preserve">se detiene porque nunca baja de versión). El repositorio de operaciones se llama</w:t>
+      </w:r>
+      <w:r>
+        <w:t xml:space="preserve"> </w:t>
+      </w:r>
+      <w:r>
+        <w:rPr>
+          <w:i/>
+          <w:iCs/>
+        </w:rPr>
+        <w:t xml:space="preserve">lavarapido-operation-service</w:t>
+      </w:r>
+      <w:r>
+        <w:t xml:space="preserve"> </w:t>
+      </w:r>
+      <w:r>
+        <w:t xml:space="preserve">(en singular) y</w:t>
+      </w:r>
+      <w:r>
+        <w:t xml:space="preserve"> </w:t>
+      </w:r>
+      <w:r>
+        <w:rPr>
+          <w:i/>
+          <w:iCs/>
+        </w:rPr>
         <w:t xml:space="preserve">docker-compose.yml</w:t>
       </w:r>
       <w:r>
@@ -5698,7 +6655,13 @@
         <w:rPr>
           <w:rStyle w:val="NormalTok"/>
         </w:rPr>
-        <w:t xml:space="preserve"> v1.0.0 https://github.com/merari0322/lavarapido-payment-service.git</w:t>
+        <w:t xml:space="preserve"> develop https://github.com/merari0322/lavarapido-payment-service.git   </w:t>
+      </w:r>
+      <w:r>
+        <w:rPr>
+          <w:rStyle w:val="CommentTok"/>
+        </w:rPr>
+        <w:t xml:space="preserve"># sin etiqueta todavía</w:t>
       </w:r>
       <w:r>
         <w:br/>
@@ -6089,7 +7052,46 @@
               <w:pStyle w:val="Compact"/>
             </w:pPr>
             <w:r>
-              <w:t xml:space="preserve">Sin ella no se envían por correo los avisos de reserva, de pago ni los recordatorios.</w:t>
+              <w:t xml:space="preserve">Sin ella no se envían por correo los avisos de reserva, de pago ni los recordatorios, no hay asignación automática y, desde</w:t>
+            </w:r>
+            <w:r>
+              <w:t xml:space="preserve"> </w:t>
+            </w:r>
+            <w:r>
+              <w:rPr>
+                <w:i/>
+                <w:iCs/>
+              </w:rPr>
+              <w:t xml:space="preserve">develop</w:t>
+            </w:r>
+            <w:r>
+              <w:t xml:space="preserve"> </w:t>
+            </w:r>
+            <w:r>
+              <w:t xml:space="preserve">del 23 de octubre de 2026 (E-01), el operario no puede iniciar ni terminar servicios. Desde el 24 de octubre también la recibe customer-service (junto con</w:t>
+            </w:r>
+            <w:r>
+              <w:t xml:space="preserve"> </w:t>
+            </w:r>
+            <w:r>
+              <w:rPr>
+                <w:i/>
+                <w:iCs/>
+              </w:rPr>
+              <w:t xml:space="preserve">BOOKING_SERVICE_URL</w:t>
+            </w:r>
+            <w:r>
+              <w:t xml:space="preserve">, fija en el compose) para preguntar a booking-service si un vehículo tiene reservas activas; en producción el compose no arranca sin ella. Desde el 26 de octubre de 2026 también la exige payment-service (</w:t>
+            </w:r>
+            <w:r>
+              <w:rPr>
+                <w:i/>
+                <w:iCs/>
+              </w:rPr>
+              <w:t xml:space="preserve">docker-compose.prod.yml</w:t>
+            </w:r>
+            <w:r>
+              <w:t xml:space="preserve">): sin ella, booking-service no puede comprobar con payment si una reserva digital vencida ya tiene comprobante y no cancela ninguna por falta de pago.</w:t>
             </w:r>
           </w:p>
         </w:tc>
@@ -6163,7 +7165,52 @@
               <w:t xml:space="preserve"> </w:t>
             </w:r>
             <w:r>
-              <w:t xml:space="preserve">(valor por defecto del archivo de Compose) se crean cuentas de demostración y se publica Swagger.</w:t>
+              <w:t xml:space="preserve">(valor por defecto del archivo de Compose) se publica Swagger y se crean las cuentas de demostración cuya contraseña esté en</w:t>
+            </w:r>
+            <w:r>
+              <w:t xml:space="preserve"> </w:t>
+            </w:r>
+            <w:r>
+              <w:rPr>
+                <w:i/>
+                <w:iCs/>
+              </w:rPr>
+              <w:t xml:space="preserve">DEMO_ADMIN_PASSWORD</w:t>
+            </w:r>
+            <w:r>
+              <w:t xml:space="preserve">,</w:t>
+            </w:r>
+            <w:r>
+              <w:t xml:space="preserve"> </w:t>
+            </w:r>
+            <w:r>
+              <w:rPr>
+                <w:i/>
+                <w:iCs/>
+              </w:rPr>
+              <w:t xml:space="preserve">DEMO_OPERATOR_PASSWORD</w:t>
+            </w:r>
+            <w:r>
+              <w:t xml:space="preserve"> </w:t>
+            </w:r>
+            <w:r>
+              <w:t xml:space="preserve">o</w:t>
+            </w:r>
+            <w:r>
+              <w:t xml:space="preserve"> </w:t>
+            </w:r>
+            <w:r>
+              <w:rPr>
+                <w:i/>
+                <w:iCs/>
+              </w:rPr>
+              <w:t xml:space="preserve">DEMO_CLIENT_PASSWORD</w:t>
+            </w:r>
+            <w:r>
+              <w:t xml:space="preserve"> </w:t>
+            </w:r>
+            <w:r>
+              <w:t xml:space="preserve">(vacía: esa cuenta no se crea).</w:t>
             </w:r>
           </w:p>
         </w:tc>
@@ -6176,16 +7223,162 @@
               <w:pStyle w:val="Compact"/>
             </w:pPr>
             <w:r>
-              <w:t xml:space="preserve">MESSAGING_ENABLED</w:t>
-            </w:r>
-          </w:p>
-        </w:tc>
-        <w:tc>
-          <w:tcPr/>
-          <w:p>
-            <w:pPr>
-              <w:pStyle w:val="Compact"/>
-            </w:pPr>
+              <w:t xml:space="preserve">ALLOWED_EMAIL_DOMAINS</w:t>
+            </w:r>
+          </w:p>
+        </w:tc>
+        <w:tc>
+          <w:tcPr/>
+          <w:p>
+            <w:pPr>
+              <w:pStyle w:val="Compact"/>
+            </w:pPr>
+            <w:r>
+              <w:rPr>
+                <w:i/>
+                <w:iCs/>
+              </w:rPr>
+              <w:t xml:space="preserve">gmail.com</w:t>
+            </w:r>
+            <w:r>
+              <w:t xml:space="preserve"> </w:t>
+            </w:r>
+            <w:r>
+              <w:t xml:space="preserve">(por defecto) o la lista de dominios del negocio, separados por comas.</w:t>
+            </w:r>
+          </w:p>
+        </w:tc>
+        <w:tc>
+          <w:tcPr/>
+          <w:p>
+            <w:pPr>
+              <w:pStyle w:val="Compact"/>
+            </w:pPr>
+            <w:r>
+              <w:t xml:space="preserve">Desde</w:t>
+            </w:r>
+            <w:r>
+              <w:t xml:space="preserve"> </w:t>
+            </w:r>
+            <w:r>
+              <w:rPr>
+                <w:i/>
+                <w:iCs/>
+              </w:rPr>
+              <w:t xml:space="preserve">develop</w:t>
+            </w:r>
+            <w:r>
+              <w:t xml:space="preserve"> </w:t>
+            </w:r>
+            <w:r>
+              <w:t xml:space="preserve">del 23 de octubre de 2026 (A-01), security-service solo acepta esos dominios al registrar, crear usuarios y cambiar el correo (400</w:t>
+            </w:r>
+            <w:r>
+              <w:t xml:space="preserve"> </w:t>
+            </w:r>
+            <w:r>
+              <w:rPr>
+                <w:i/>
+                <w:iCs/>
+              </w:rPr>
+              <w:t xml:space="preserve">EMAIL_DOMAIN_NOT_ALLOWED</w:t>
+            </w:r>
+            <w:r>
+              <w:t xml:space="preserve">); desde el 24 de octubre el inicio de sesión acepta cualquier dominio.</w:t>
+            </w:r>
+          </w:p>
+        </w:tc>
+      </w:tr>
+      <w:tr>
+        <w:tc>
+          <w:tcPr/>
+          <w:p>
+            <w:pPr>
+              <w:pStyle w:val="Compact"/>
+            </w:pPr>
+            <w:r>
+              <w:t xml:space="preserve">AUTH_RATE_LIMIT_*, TRUSTED_PROXIES, ROUTE_CONNECT_TIMEOUT, ROUTE_READ_TIMEOUT</w:t>
+            </w:r>
+          </w:p>
+        </w:tc>
+        <w:tc>
+          <w:tcPr/>
+          <w:p>
+            <w:pPr>
+              <w:pStyle w:val="Compact"/>
+            </w:pPr>
+            <w:r>
+              <w:t xml:space="preserve">Opcionales (api-gateway).</w:t>
+            </w:r>
+          </w:p>
+        </w:tc>
+        <w:tc>
+          <w:tcPr/>
+          <w:p>
+            <w:pPr>
+              <w:pStyle w:val="Compact"/>
+            </w:pPr>
+            <w:r>
+              <w:t xml:space="preserve">Desde el 24 de octubre de 2026: 60 peticiones por minuto por IP en</w:t>
+            </w:r>
+            <w:r>
+              <w:t xml:space="preserve"> </w:t>
+            </w:r>
+            <w:r>
+              <w:rPr>
+                <w:i/>
+                <w:iCs/>
+              </w:rPr>
+              <w:t xml:space="preserve">/api/v1/auth/*</w:t>
+            </w:r>
+            <w:r>
+              <w:t xml:space="preserve"> </w:t>
+            </w:r>
+            <w:r>
+              <w:t xml:space="preserve">(</w:t>
+            </w:r>
+            <w:r>
+              <w:rPr>
+                <w:i/>
+                <w:iCs/>
+              </w:rPr>
+              <w:t xml:space="preserve">AUTH_RATE_LIMIT_ENABLED</w:t>
+            </w:r>
+            <w:r>
+              <w:t xml:space="preserve">,</w:t>
+            </w:r>
+            <w:r>
+              <w:t xml:space="preserve"> </w:t>
+            </w:r>
+            <w:r>
+              <w:rPr>
+                <w:i/>
+                <w:iCs/>
+              </w:rPr>
+              <w:t xml:space="preserve">_REQUESTS</w:t>
+            </w:r>
+            <w:r>
+              <w:t xml:space="preserve"> </w:t>
+            </w:r>
+            <w:r>
+              <w:t xml:space="preserve">y</w:t>
+            </w:r>
+            <w:r>
+              <w:t xml:space="preserve"> </w:t>
+            </w:r>
+            <w:r>
+              <w:rPr>
+                <w:i/>
+                <w:iCs/>
+              </w:rPr>
+              <w:t xml:space="preserve">_WINDOW</w:t>
+            </w:r>
+            <w:r>
+              <w:t xml:space="preserve">:</w:t>
+            </w:r>
+            <w:r>
+              <w:t xml:space="preserve"> </w:t>
+            </w:r>
             <w:r>
               <w:rPr>
                 <w:i/>
@@ -6193,6 +7386,166 @@
               </w:rPr>
               <w:t xml:space="preserve">true</w:t>
             </w:r>
+            <w:r>
+              <w:t xml:space="preserve">,</w:t>
+            </w:r>
+            <w:r>
+              <w:t xml:space="preserve"> </w:t>
+            </w:r>
+            <w:r>
+              <w:rPr>
+                <w:i/>
+                <w:iCs/>
+              </w:rPr>
+              <w:t xml:space="preserve">60</w:t>
+            </w:r>
+            <w:r>
+              <w:t xml:space="preserve"> </w:t>
+            </w:r>
+            <w:r>
+              <w:t xml:space="preserve">y</w:t>
+            </w:r>
+            <w:r>
+              <w:t xml:space="preserve"> </w:t>
+            </w:r>
+            <w:r>
+              <w:rPr>
+                <w:i/>
+                <w:iCs/>
+              </w:rPr>
+              <w:t xml:space="preserve">1m</w:t>
+            </w:r>
+            <w:r>
+              <w:t xml:space="preserve">), la IP real del cliente solo desde redes privadas (</w:t>
+            </w:r>
+            <w:r>
+              <w:rPr>
+                <w:i/>
+                <w:iCs/>
+              </w:rPr>
+              <w:t xml:space="preserve">TRUSTED_PROXIES</w:t>
+            </w:r>
+            <w:r>
+              <w:t xml:space="preserve">) y 5 s para conectar y 60 s para leer en cada ruta. Tienen valor por defecto en el servicio y todavía no están en el compose ni en</w:t>
+            </w:r>
+            <w:r>
+              <w:t xml:space="preserve"> </w:t>
+            </w:r>
+            <w:r>
+              <w:rPr>
+                <w:i/>
+                <w:iCs/>
+              </w:rPr>
+              <w:t xml:space="preserve">.env.example</w:t>
+            </w:r>
+            <w:r>
+              <w:t xml:space="preserve">: para cambiarlas hay que agregarlas al bloque</w:t>
+            </w:r>
+            <w:r>
+              <w:t xml:space="preserve"> </w:t>
+            </w:r>
+            <w:r>
+              <w:rPr>
+                <w:i/>
+                <w:iCs/>
+              </w:rPr>
+              <w:t xml:space="preserve">environment</w:t>
+            </w:r>
+            <w:r>
+              <w:t xml:space="preserve"> </w:t>
+            </w:r>
+            <w:r>
+              <w:t xml:space="preserve">del gateway.</w:t>
+            </w:r>
+          </w:p>
+        </w:tc>
+      </w:tr>
+      <w:tr>
+        <w:tc>
+          <w:tcPr/>
+          <w:p>
+            <w:pPr>
+              <w:pStyle w:val="Compact"/>
+            </w:pPr>
+            <w:r>
+              <w:t xml:space="preserve">START_LATE_LIMIT</w:t>
+            </w:r>
+          </w:p>
+        </w:tc>
+        <w:tc>
+          <w:tcPr/>
+          <w:p>
+            <w:pPr>
+              <w:pStyle w:val="Compact"/>
+            </w:pPr>
+            <w:r>
+              <w:t xml:space="preserve">Opcional (operations-service).</w:t>
+            </w:r>
+          </w:p>
+        </w:tc>
+        <w:tc>
+          <w:tcPr/>
+          <w:p>
+            <w:pPr>
+              <w:pStyle w:val="Compact"/>
+            </w:pPr>
+            <w:r>
+              <w:t xml:space="preserve">Desde el 24 de octubre de 2026, hasta cuánto después de la hora de fin el operario puede iniciar un servicio (por defecto</w:t>
+            </w:r>
+            <w:r>
+              <w:t xml:space="preserve"> </w:t>
+            </w:r>
+            <w:r>
+              <w:rPr>
+                <w:i/>
+                <w:iCs/>
+              </w:rPr>
+              <w:t xml:space="preserve">PT4H</w:t>
+            </w:r>
+            <w:r>
+              <w:t xml:space="preserve">; después, 409</w:t>
+            </w:r>
+            <w:r>
+              <w:t xml:space="preserve"> </w:t>
+            </w:r>
+            <w:r>
+              <w:rPr>
+                <w:i/>
+                <w:iCs/>
+              </w:rPr>
+              <w:t xml:space="preserve">SERVICE_TOO_LATE</w:t>
+            </w:r>
+            <w:r>
+              <w:t xml:space="preserve">). Igual que las anteriores, no está en el compose.</w:t>
+            </w:r>
+          </w:p>
+        </w:tc>
+      </w:tr>
+      <w:tr>
+        <w:tc>
+          <w:tcPr/>
+          <w:p>
+            <w:pPr>
+              <w:pStyle w:val="Compact"/>
+            </w:pPr>
+            <w:r>
+              <w:t xml:space="preserve">MESSAGING_ENABLED</w:t>
+            </w:r>
+          </w:p>
+        </w:tc>
+        <w:tc>
+          <w:tcPr/>
+          <w:p>
+            <w:pPr>
+              <w:pStyle w:val="Compact"/>
+            </w:pPr>
+            <w:r>
+              <w:rPr>
+                <w:i/>
+                <w:iCs/>
+              </w:rPr>
+              <w:t xml:space="preserve">true</w:t>
+            </w:r>
           </w:p>
         </w:tc>
         <w:tc>
@@ -6560,18 +7913,105 @@
               <w:pStyle w:val="Compact"/>
             </w:pPr>
             <w:r>
-              <w:t xml:space="preserve">No se definen.</w:t>
-            </w:r>
-          </w:p>
-        </w:tc>
-        <w:tc>
-          <w:tcPr/>
-          <w:p>
-            <w:pPr>
-              <w:pStyle w:val="Compact"/>
-            </w:pPr>
-            <w:r>
-              <w:t xml:space="preserve">Tienen valor por defecto (chequeo de sesión del gateway activo con 30 s y 3 s; cancelación de las reservas programadas que vencieron sin confirmarse cada 5 minutos, con 60 minutos de margen después del fin; seguimiento de operations-service cada 5 minutos para las reservas que terminaron y nadie cerró, que usa el mismo margen y</w:t>
+              <w:t xml:space="preserve">Opcionales (comentadas en</w:t>
+            </w:r>
+            <w:r>
+              <w:t xml:space="preserve"> </w:t>
+            </w:r>
+            <w:r>
+              <w:rPr>
+                <w:i/>
+                <w:iCs/>
+              </w:rPr>
+              <w:t xml:space="preserve">.env.example</w:t>
+            </w:r>
+            <w:r>
+              <w:t xml:space="preserve"> </w:t>
+            </w:r>
+            <w:r>
+              <w:t xml:space="preserve">y</w:t>
+            </w:r>
+            <w:r>
+              <w:t xml:space="preserve"> </w:t>
+            </w:r>
+            <w:r>
+              <w:rPr>
+                <w:i/>
+                <w:iCs/>
+              </w:rPr>
+              <w:t xml:space="preserve">.env.production.example</w:t>
+            </w:r>
+            <w:r>
+              <w:t xml:space="preserve">).</w:t>
+            </w:r>
+          </w:p>
+        </w:tc>
+        <w:tc>
+          <w:tcPr/>
+          <w:p>
+            <w:pPr>
+              <w:pStyle w:val="Compact"/>
+            </w:pPr>
+            <w:r>
+              <w:t xml:space="preserve">Tienen valor por defecto (chequeo de sesión del gateway activo con 30 s y 3 s; margen de 60 minutos después del fin,</w:t>
+            </w:r>
+            <w:r>
+              <w:t xml:space="preserve"> </w:t>
+            </w:r>
+            <w:r>
+              <w:rPr>
+                <w:i/>
+                <w:iCs/>
+              </w:rPr>
+              <w:t xml:space="preserve">BOOKING_EXPIRY_GRACE_MINUTES</w:t>
+            </w:r>
+            <w:r>
+              <w:t xml:space="preserve">;</w:t>
+            </w:r>
+            <w:r>
+              <w:t xml:space="preserve"> </w:t>
+            </w:r>
+            <w:r>
+              <w:rPr>
+                <w:i/>
+                <w:iCs/>
+              </w:rPr>
+              <w:t xml:space="preserve">BOOKING_EXPIRY_CHECK_ENABLED</w:t>
+            </w:r>
+            <w:r>
+              <w:t xml:space="preserve"> </w:t>
+            </w:r>
+            <w:r>
+              <w:t xml:space="preserve">y</w:t>
+            </w:r>
+            <w:r>
+              <w:t xml:space="preserve"> </w:t>
+            </w:r>
+            <w:r>
+              <w:rPr>
+                <w:i/>
+                <w:iCs/>
+              </w:rPr>
+              <w:t xml:space="preserve">BOOKING_EXPIRY_CHECK_INTERVAL</w:t>
+            </w:r>
+            <w:r>
+              <w:t xml:space="preserve"> </w:t>
+            </w:r>
+            <w:r>
+              <w:t xml:space="preserve">ya no tienen efecto desde el 24 de octubre de 2026, porque booking-service dejó de cancelar reservas por su cuenta; seguimiento de operations-service cada 5 minutos para las reservas que terminaron y nadie cerró en los últimos 28 días,</w:t>
+            </w:r>
+            <w:r>
+              <w:t xml:space="preserve"> </w:t>
+            </w:r>
+            <w:r>
+              <w:rPr>
+                <w:i/>
+                <w:iCs/>
+              </w:rPr>
+              <w:t xml:space="preserve">FOLLOW_UP_LOOK_BACK_DAYS</w:t>
+            </w:r>
+            <w:r>
+              <w:t xml:space="preserve">, que usa el mismo margen y</w:t>
             </w:r>
             <w:r>
               <w:t xml:space="preserve"> </w:t>
@@ -6584,7 +8024,168 @@
               <w:t xml:space="preserve">INTERNAL_API_KEY</w:t>
             </w:r>
             <w:r>
-              <w:t xml:space="preserve">) y el archivo de Compose no las pasa a los contenedores.</w:t>
+              <w:t xml:space="preserve">). Son nueve y</w:t>
+            </w:r>
+            <w:r>
+              <w:t xml:space="preserve"> </w:t>
+            </w:r>
+            <w:r>
+              <w:rPr>
+                <w:i/>
+                <w:iCs/>
+              </w:rPr>
+              <w:t xml:space="preserve">docker-compose.yml</w:t>
+            </w:r>
+            <w:r>
+              <w:t xml:space="preserve"> </w:t>
+            </w:r>
+            <w:r>
+              <w:t xml:space="preserve">las pasa a los contenedores.</w:t>
+            </w:r>
+          </w:p>
+        </w:tc>
+      </w:tr>
+      <w:tr>
+        <w:tc>
+          <w:tcPr/>
+          <w:p>
+            <w:pPr>
+              <w:pStyle w:val="Compact"/>
+            </w:pPr>
+            <w:r>
+              <w:t xml:space="preserve">BOOKING_CASH_ACTIVE_LIMIT, BOOKING_PAYMENT_WINDOW, BOOKING_PAYMENT_EXPIRY_ENABLED, BOOKING_PAYMENT_EXPIRY_INTERVAL</w:t>
+            </w:r>
+          </w:p>
+        </w:tc>
+        <w:tc>
+          <w:tcPr/>
+          <w:p>
+            <w:pPr>
+              <w:pStyle w:val="Compact"/>
+            </w:pPr>
+            <w:r>
+              <w:t xml:space="preserve">Opcionales (booking-service; comentadas en</w:t>
+            </w:r>
+            <w:r>
+              <w:t xml:space="preserve"> </w:t>
+            </w:r>
+            <w:r>
+              <w:rPr>
+                <w:i/>
+                <w:iCs/>
+              </w:rPr>
+              <w:t xml:space="preserve">.env.example</w:t>
+            </w:r>
+            <w:r>
+              <w:t xml:space="preserve">).</w:t>
+            </w:r>
+          </w:p>
+        </w:tc>
+        <w:tc>
+          <w:tcPr/>
+          <w:p>
+            <w:pPr>
+              <w:pStyle w:val="Compact"/>
+            </w:pPr>
+            <w:r>
+              <w:t xml:space="preserve">Desde el 26 de octubre de 2026 (pago al reservar): máximo 1 reserva activa en efectivo por cliente, 30 minutos para subir el comprobante de una reserva con pago digital, y la tarea que cancela las vencidas activa y cada 60 segundos (</w:t>
+            </w:r>
+            <w:r>
+              <w:rPr>
+                <w:i/>
+                <w:iCs/>
+              </w:rPr>
+              <w:t xml:space="preserve">1</w:t>
+            </w:r>
+            <w:r>
+              <w:t xml:space="preserve">,</w:t>
+            </w:r>
+            <w:r>
+              <w:t xml:space="preserve"> </w:t>
+            </w:r>
+            <w:r>
+              <w:rPr>
+                <w:i/>
+                <w:iCs/>
+              </w:rPr>
+              <w:t xml:space="preserve">30m</w:t>
+            </w:r>
+            <w:r>
+              <w:t xml:space="preserve">,</w:t>
+            </w:r>
+            <w:r>
+              <w:t xml:space="preserve"> </w:t>
+            </w:r>
+            <w:r>
+              <w:rPr>
+                <w:i/>
+                <w:iCs/>
+              </w:rPr>
+              <w:t xml:space="preserve">true</w:t>
+            </w:r>
+            <w:r>
+              <w:t xml:space="preserve"> </w:t>
+            </w:r>
+            <w:r>
+              <w:t xml:space="preserve">y</w:t>
+            </w:r>
+            <w:r>
+              <w:t xml:space="preserve"> </w:t>
+            </w:r>
+            <w:r>
+              <w:rPr>
+                <w:i/>
+                <w:iCs/>
+              </w:rPr>
+              <w:t xml:space="preserve">60s</w:t>
+            </w:r>
+            <w:r>
+              <w:t xml:space="preserve">).</w:t>
+            </w:r>
+            <w:r>
+              <w:t xml:space="preserve"> </w:t>
+            </w:r>
+            <w:r>
+              <w:rPr>
+                <w:i/>
+                <w:iCs/>
+              </w:rPr>
+              <w:t xml:space="preserve">docker-compose.yml</w:t>
+            </w:r>
+            <w:r>
+              <w:t xml:space="preserve"> </w:t>
+            </w:r>
+            <w:r>
+              <w:t xml:space="preserve">las pasa al contenedor, junto con</w:t>
+            </w:r>
+            <w:r>
+              <w:t xml:space="preserve"> </w:t>
+            </w:r>
+            <w:r>
+              <w:rPr>
+                <w:i/>
+                <w:iCs/>
+              </w:rPr>
+              <w:t xml:space="preserve">PAYMENT_SERVICE_URL</w:t>
+            </w:r>
+            <w:r>
+              <w:t xml:space="preserve"> </w:t>
+            </w:r>
+            <w:r>
+              <w:t xml:space="preserve">(fija:</w:t>
+            </w:r>
+            <w:r>
+              <w:t xml:space="preserve"> </w:t>
+            </w:r>
+            <w:r>
+              <w:rPr>
+                <w:i/>
+                <w:iCs/>
+              </w:rPr>
+              <w:t xml:space="preserve">http://payment-service:3005</w:t>
+            </w:r>
+            <w:r>
+              <w:t xml:space="preserve">).</w:t>
             </w:r>
           </w:p>
         </w:tc>
@@ -6684,8 +8285,8 @@
         <w:t xml:space="preserve">está ignorado.</w:t>
       </w:r>
     </w:p>
-    <w:bookmarkEnd w:id="39"/>
-    <w:bookmarkStart w:id="40" w:name="Xf1742c6fe57d89c9ea69db4b83ba477bdcddeee"/>
+    <w:bookmarkEnd w:id="28"/>
+    <w:bookmarkStart w:id="29" w:name="Xf1742c6fe57d89c9ea69db4b83ba477bdcddeee"/>
     <w:p>
       <w:pPr>
         <w:pStyle w:val="Heading3"/>
@@ -7012,8 +8613,8 @@
         <w:t xml:space="preserve">construidas.</w:t>
       </w:r>
     </w:p>
-    <w:bookmarkEnd w:id="40"/>
-    <w:bookmarkStart w:id="41" w:name="X97ae5d33b7f507728d3288fb75522978320abb8"/>
+    <w:bookmarkEnd w:id="29"/>
+    <w:bookmarkStart w:id="30" w:name="X97ae5d33b7f507728d3288fb75522978320abb8"/>
     <w:p>
       <w:pPr>
         <w:pStyle w:val="Heading3"/>
@@ -7167,12 +8768,48 @@
         <w:rPr>
           <w:rStyle w:val="NormalTok"/>
         </w:rPr>
-        <w:t xml:space="preserve"> compose exec sqlserver /opt/mssql-tools18/bin/sqlcmd </w:t>
+        <w:t xml:space="preserve"> compose exec </w:t>
       </w:r>
       <w:r>
         <w:rPr>
           <w:rStyle w:val="AttributeTok"/>
         </w:rPr>
+        <w:t xml:space="preserve">-e</w:t>
+      </w:r>
+      <w:r>
+        <w:rPr>
+          <w:rStyle w:val="NormalTok"/>
+        </w:rPr>
+        <w:t xml:space="preserve"> SQLCMDPASSWORD=</w:t>
+      </w:r>
+      <w:r>
+        <w:rPr>
+          <w:rStyle w:val="StringTok"/>
+        </w:rPr>
+        <w:t xml:space="preserve">"</w:t>
+      </w:r>
+      <w:r>
+        <w:rPr>
+          <w:rStyle w:val="VariableTok"/>
+        </w:rPr>
+        <w:t xml:space="preserve">$DB_PASSWORD</w:t>
+      </w:r>
+      <w:r>
+        <w:rPr>
+          <w:rStyle w:val="StringTok"/>
+        </w:rPr>
+        <w:t xml:space="preserve">"</w:t>
+      </w:r>
+      <w:r>
+        <w:rPr>
+          <w:rStyle w:val="NormalTok"/>
+        </w:rPr>
+        <w:t xml:space="preserve"> sqlserver /opt/mssql-tools18/bin/sqlcmd </w:t>
+      </w:r>
+      <w:r>
+        <w:rPr>
+          <w:rStyle w:val="AttributeTok"/>
+        </w:rPr>
         <w:t xml:space="preserve">-S</w:t>
       </w:r>
       <w:r>
@@ -7197,217 +8834,342 @@
         <w:rPr>
           <w:rStyle w:val="AttributeTok"/>
         </w:rPr>
+        <w:t xml:space="preserve">-C</w:t>
+      </w:r>
+      <w:r>
+        <w:rPr>
+          <w:rStyle w:val="NormalTok"/>
+        </w:rPr>
+        <w:t xml:space="preserve"> </w:t>
+      </w:r>
+      <w:r>
+        <w:rPr>
+          <w:rStyle w:val="AttributeTok"/>
+        </w:rPr>
+        <w:t xml:space="preserve">-b</w:t>
+      </w:r>
+      <w:r>
+        <w:rPr>
+          <w:rStyle w:val="NormalTok"/>
+        </w:rPr>
+        <w:t xml:space="preserve"> </w:t>
+      </w:r>
+      <w:r>
+        <w:rPr>
+          <w:rStyle w:val="AttributeTok"/>
+        </w:rPr>
+        <w:t xml:space="preserve">-Q</w:t>
+      </w:r>
+      <w:r>
+        <w:rPr>
+          <w:rStyle w:val="NormalTok"/>
+        </w:rPr>
+        <w:t xml:space="preserve"> </w:t>
+      </w:r>
+      <w:r>
+        <w:rPr>
+          <w:rStyle w:val="DataTypeTok"/>
+        </w:rPr>
+        <w:t xml:space="preserve">\</w:t>
+      </w:r>
+      <w:r>
+        <w:br/>
+      </w:r>
+      <w:r>
+        <w:rPr>
+          <w:rStyle w:val="NormalTok"/>
+        </w:rPr>
+        <w:t xml:space="preserve">  </w:t>
+      </w:r>
+      <w:r>
+        <w:rPr>
+          <w:rStyle w:val="StringTok"/>
+        </w:rPr>
+        <w:t xml:space="preserve">"BACKUP DATABASE [LavaRapido] TO DISK = N'/var/opt/mssql/data/pre_v1.1.0.bak' WITH INIT, CHECKSUM"</w:t>
+      </w:r>
+      <w:r>
+        <w:br/>
+      </w:r>
+      <w:r>
+        <w:rPr>
+          <w:rStyle w:val="ExtensionTok"/>
+        </w:rPr>
+        <w:t xml:space="preserve">docker</w:t>
+      </w:r>
+      <w:r>
+        <w:rPr>
+          <w:rStyle w:val="NormalTok"/>
+        </w:rPr>
+        <w:t xml:space="preserve"> compose exec </w:t>
+      </w:r>
+      <w:r>
+        <w:rPr>
+          <w:rStyle w:val="AttributeTok"/>
+        </w:rPr>
+        <w:t xml:space="preserve">-e</w:t>
+      </w:r>
+      <w:r>
+        <w:rPr>
+          <w:rStyle w:val="NormalTok"/>
+        </w:rPr>
+        <w:t xml:space="preserve"> SQLCMDPASSWORD=</w:t>
+      </w:r>
+      <w:r>
+        <w:rPr>
+          <w:rStyle w:val="StringTok"/>
+        </w:rPr>
+        <w:t xml:space="preserve">"</w:t>
+      </w:r>
+      <w:r>
+        <w:rPr>
+          <w:rStyle w:val="VariableTok"/>
+        </w:rPr>
+        <w:t xml:space="preserve">$DB_PASSWORD</w:t>
+      </w:r>
+      <w:r>
+        <w:rPr>
+          <w:rStyle w:val="StringTok"/>
+        </w:rPr>
+        <w:t xml:space="preserve">"</w:t>
+      </w:r>
+      <w:r>
+        <w:rPr>
+          <w:rStyle w:val="NormalTok"/>
+        </w:rPr>
+        <w:t xml:space="preserve"> sqlserver /opt/mssql-tools18/bin/sqlcmd </w:t>
+      </w:r>
+      <w:r>
+        <w:rPr>
+          <w:rStyle w:val="AttributeTok"/>
+        </w:rPr>
+        <w:t xml:space="preserve">-S</w:t>
+      </w:r>
+      <w:r>
+        <w:rPr>
+          <w:rStyle w:val="NormalTok"/>
+        </w:rPr>
+        <w:t xml:space="preserve"> localhost </w:t>
+      </w:r>
+      <w:r>
+        <w:rPr>
+          <w:rStyle w:val="AttributeTok"/>
+        </w:rPr>
+        <w:t xml:space="preserve">-U</w:t>
+      </w:r>
+      <w:r>
+        <w:rPr>
+          <w:rStyle w:val="NormalTok"/>
+        </w:rPr>
+        <w:t xml:space="preserve"> sa </w:t>
+      </w:r>
+      <w:r>
+        <w:rPr>
+          <w:rStyle w:val="AttributeTok"/>
+        </w:rPr>
+        <w:t xml:space="preserve">-C</w:t>
+      </w:r>
+      <w:r>
+        <w:rPr>
+          <w:rStyle w:val="NormalTok"/>
+        </w:rPr>
+        <w:t xml:space="preserve"> </w:t>
+      </w:r>
+      <w:r>
+        <w:rPr>
+          <w:rStyle w:val="AttributeTok"/>
+        </w:rPr>
+        <w:t xml:space="preserve">-b</w:t>
+      </w:r>
+      <w:r>
+        <w:rPr>
+          <w:rStyle w:val="NormalTok"/>
+        </w:rPr>
+        <w:t xml:space="preserve"> </w:t>
+      </w:r>
+      <w:r>
+        <w:rPr>
+          <w:rStyle w:val="AttributeTok"/>
+        </w:rPr>
+        <w:t xml:space="preserve">-Q</w:t>
+      </w:r>
+      <w:r>
+        <w:rPr>
+          <w:rStyle w:val="NormalTok"/>
+        </w:rPr>
+        <w:t xml:space="preserve"> </w:t>
+      </w:r>
+      <w:r>
+        <w:rPr>
+          <w:rStyle w:val="DataTypeTok"/>
+        </w:rPr>
+        <w:t xml:space="preserve">\</w:t>
+      </w:r>
+      <w:r>
+        <w:br/>
+      </w:r>
+      <w:r>
+        <w:rPr>
+          <w:rStyle w:val="NormalTok"/>
+        </w:rPr>
+        <w:t xml:space="preserve">  </w:t>
+      </w:r>
+      <w:r>
+        <w:rPr>
+          <w:rStyle w:val="StringTok"/>
+        </w:rPr>
+        <w:t xml:space="preserve">"RESTORE VERIFYONLY FROM DISK = N'/var/opt/mssql/data/pre_v1.1.0.bak' WITH CHECKSUM"</w:t>
+      </w:r>
+      <w:r>
+        <w:br/>
+      </w:r>
+      <w:r>
+        <w:rPr>
+          <w:rStyle w:val="ExtensionTok"/>
+        </w:rPr>
+        <w:t xml:space="preserve">docker</w:t>
+      </w:r>
+      <w:r>
+        <w:rPr>
+          <w:rStyle w:val="NormalTok"/>
+        </w:rPr>
+        <w:t xml:space="preserve"> cp lavarapido-sqlserver:/var/opt/mssql/data/pre_v1.1.0.bak ./backups/</w:t>
+      </w:r>
+    </w:p>
+    <w:p>
+      <w:pPr>
+        <w:pStyle w:val="FirstParagraph"/>
+      </w:pPr>
+      <w:r>
+        <w:t xml:space="preserve">El comando no usa</w:t>
+      </w:r>
+      <w:r>
+        <w:t xml:space="preserve"> </w:t>
+      </w:r>
+      <w:r>
+        <w:rPr>
+          <w:i/>
+          <w:iCs/>
+        </w:rPr>
+        <w:t xml:space="preserve">COMPRESSION</w:t>
+      </w:r>
+      <w:r>
+        <w:t xml:space="preserve">: SQL Server Express, la edición del servidor público, no la admite y el respaldo fallaría;</w:t>
+      </w:r>
+      <w:r>
+        <w:t xml:space="preserve"> </w:t>
+      </w:r>
+      <w:r>
+        <w:rPr>
+          <w:i/>
+          <w:iCs/>
+        </w:rPr>
+        <w:t xml:space="preserve">backup-db.sh</w:t>
+      </w:r>
+      <w:r>
+        <w:t xml:space="preserve"> </w:t>
+      </w:r>
+      <w:r>
+        <w:t xml:space="preserve">comprime después con</w:t>
+      </w:r>
+      <w:r>
+        <w:t xml:space="preserve"> </w:t>
+      </w:r>
+      <w:r>
+        <w:rPr>
+          <w:i/>
+          <w:iCs/>
+        </w:rPr>
+        <w:t xml:space="preserve">gzip</w:t>
+      </w:r>
+      <w:r>
+        <w:t xml:space="preserve">. La contraseña se le entrega a</w:t>
+      </w:r>
+      <w:r>
+        <w:t xml:space="preserve"> </w:t>
+      </w:r>
+      <w:r>
+        <w:rPr>
+          <w:i/>
+          <w:iCs/>
+        </w:rPr>
+        <w:t xml:space="preserve">sqlcmd</w:t>
+      </w:r>
+      <w:r>
+        <w:t xml:space="preserve"> </w:t>
+      </w:r>
+      <w:r>
+        <w:t xml:space="preserve">en la variable</w:t>
+      </w:r>
+      <w:r>
+        <w:t xml:space="preserve"> </w:t>
+      </w:r>
+      <w:r>
+        <w:rPr>
+          <w:i/>
+          <w:iCs/>
+        </w:rPr>
+        <w:t xml:space="preserve">SQLCMDPASSWORD</w:t>
+      </w:r>
+      <w:r>
+        <w:t xml:space="preserve"> </w:t>
+      </w:r>
+      <w:r>
+        <w:t xml:space="preserve">y no con</w:t>
+      </w:r>
+      <w:r>
+        <w:t xml:space="preserve"> </w:t>
+      </w:r>
+      <w:r>
+        <w:rPr>
+          <w:i/>
+          <w:iCs/>
+        </w:rPr>
         <w:t xml:space="preserve">-P</w:t>
       </w:r>
       <w:r>
-        <w:rPr>
-          <w:rStyle w:val="NormalTok"/>
-        </w:rPr>
-        <w:t xml:space="preserve"> </w:t>
-      </w:r>
-      <w:r>
-        <w:rPr>
-          <w:rStyle w:val="StringTok"/>
-        </w:rPr>
-        <w:t xml:space="preserve">"</w:t>
-      </w:r>
-      <w:r>
-        <w:rPr>
-          <w:rStyle w:val="VariableTok"/>
-        </w:rPr>
-        <w:t xml:space="preserve">$DB_PASSWORD</w:t>
-      </w:r>
-      <w:r>
-        <w:rPr>
-          <w:rStyle w:val="StringTok"/>
-        </w:rPr>
-        <w:t xml:space="preserve">"</w:t>
-      </w:r>
-      <w:r>
-        <w:rPr>
-          <w:rStyle w:val="NormalTok"/>
-        </w:rPr>
-        <w:t xml:space="preserve"> </w:t>
-      </w:r>
-      <w:r>
-        <w:rPr>
-          <w:rStyle w:val="AttributeTok"/>
-        </w:rPr>
-        <w:t xml:space="preserve">-C</w:t>
-      </w:r>
-      <w:r>
-        <w:rPr>
-          <w:rStyle w:val="NormalTok"/>
-        </w:rPr>
-        <w:t xml:space="preserve"> </w:t>
-      </w:r>
-      <w:r>
-        <w:rPr>
-          <w:rStyle w:val="AttributeTok"/>
-        </w:rPr>
-        <w:t xml:space="preserve">-Q</w:t>
-      </w:r>
-      <w:r>
-        <w:rPr>
-          <w:rStyle w:val="NormalTok"/>
-        </w:rPr>
-        <w:t xml:space="preserve"> </w:t>
-      </w:r>
-      <w:r>
-        <w:rPr>
-          <w:rStyle w:val="DataTypeTok"/>
-        </w:rPr>
-        <w:t xml:space="preserve">\</w:t>
-      </w:r>
-      <w:r>
-        <w:br/>
-      </w:r>
-      <w:r>
-        <w:rPr>
-          <w:rStyle w:val="NormalTok"/>
-        </w:rPr>
-        <w:t xml:space="preserve">  </w:t>
-      </w:r>
-      <w:r>
-        <w:rPr>
-          <w:rStyle w:val="StringTok"/>
-        </w:rPr>
-        <w:t xml:space="preserve">"BACKUP DATABASE [LavaRapido] TO DISK = N'/var/opt/mssql/data/pre_v1.0.0.bak' WITH INIT, CHECKSUM, COMPRESSION"</w:t>
-      </w:r>
-      <w:r>
-        <w:br/>
-      </w:r>
-      <w:r>
-        <w:rPr>
-          <w:rStyle w:val="ExtensionTok"/>
-        </w:rPr>
-        <w:t xml:space="preserve">docker</w:t>
-      </w:r>
-      <w:r>
-        <w:rPr>
-          <w:rStyle w:val="NormalTok"/>
-        </w:rPr>
-        <w:t xml:space="preserve"> compose exec sqlserver /opt/mssql-tools18/bin/sqlcmd </w:t>
-      </w:r>
-      <w:r>
-        <w:rPr>
-          <w:rStyle w:val="AttributeTok"/>
-        </w:rPr>
-        <w:t xml:space="preserve">-S</w:t>
-      </w:r>
-      <w:r>
-        <w:rPr>
-          <w:rStyle w:val="NormalTok"/>
-        </w:rPr>
-        <w:t xml:space="preserve"> localhost </w:t>
-      </w:r>
-      <w:r>
-        <w:rPr>
-          <w:rStyle w:val="AttributeTok"/>
-        </w:rPr>
-        <w:t xml:space="preserve">-U</w:t>
-      </w:r>
-      <w:r>
-        <w:rPr>
-          <w:rStyle w:val="NormalTok"/>
-        </w:rPr>
-        <w:t xml:space="preserve"> sa </w:t>
-      </w:r>
-      <w:r>
-        <w:rPr>
-          <w:rStyle w:val="AttributeTok"/>
-        </w:rPr>
-        <w:t xml:space="preserve">-P</w:t>
-      </w:r>
-      <w:r>
-        <w:rPr>
-          <w:rStyle w:val="NormalTok"/>
-        </w:rPr>
-        <w:t xml:space="preserve"> </w:t>
-      </w:r>
-      <w:r>
-        <w:rPr>
-          <w:rStyle w:val="StringTok"/>
-        </w:rPr>
-        <w:t xml:space="preserve">"</w:t>
-      </w:r>
-      <w:r>
-        <w:rPr>
-          <w:rStyle w:val="VariableTok"/>
-        </w:rPr>
-        <w:t xml:space="preserve">$DB_PASSWORD</w:t>
-      </w:r>
-      <w:r>
-        <w:rPr>
-          <w:rStyle w:val="StringTok"/>
-        </w:rPr>
-        <w:t xml:space="preserve">"</w:t>
-      </w:r>
-      <w:r>
-        <w:rPr>
-          <w:rStyle w:val="NormalTok"/>
-        </w:rPr>
-        <w:t xml:space="preserve"> </w:t>
-      </w:r>
-      <w:r>
-        <w:rPr>
-          <w:rStyle w:val="AttributeTok"/>
-        </w:rPr>
-        <w:t xml:space="preserve">-C</w:t>
-      </w:r>
-      <w:r>
-        <w:rPr>
-          <w:rStyle w:val="NormalTok"/>
-        </w:rPr>
-        <w:t xml:space="preserve"> </w:t>
-      </w:r>
-      <w:r>
-        <w:rPr>
-          <w:rStyle w:val="AttributeTok"/>
-        </w:rPr>
-        <w:t xml:space="preserve">-Q</w:t>
-      </w:r>
-      <w:r>
-        <w:rPr>
-          <w:rStyle w:val="NormalTok"/>
-        </w:rPr>
-        <w:t xml:space="preserve"> </w:t>
-      </w:r>
-      <w:r>
-        <w:rPr>
-          <w:rStyle w:val="DataTypeTok"/>
-        </w:rPr>
-        <w:t xml:space="preserve">\</w:t>
-      </w:r>
-      <w:r>
-        <w:br/>
-      </w:r>
-      <w:r>
-        <w:rPr>
-          <w:rStyle w:val="NormalTok"/>
-        </w:rPr>
-        <w:t xml:space="preserve">  </w:t>
-      </w:r>
-      <w:r>
-        <w:rPr>
-          <w:rStyle w:val="StringTok"/>
-        </w:rPr>
-        <w:t xml:space="preserve">"RESTORE VERIFYONLY FROM DISK = N'/var/opt/mssql/data/pre_v1.0.0.bak' WITH CHECKSUM"</w:t>
-      </w:r>
-      <w:r>
-        <w:br/>
-      </w:r>
-      <w:r>
-        <w:rPr>
-          <w:rStyle w:val="ExtensionTok"/>
-        </w:rPr>
-        <w:t xml:space="preserve">docker</w:t>
-      </w:r>
-      <w:r>
-        <w:rPr>
-          <w:rStyle w:val="NormalTok"/>
-        </w:rPr>
-        <w:t xml:space="preserve"> cp lavarapido-sqlserver:/var/opt/mssql/data/pre_v1.0.0.bak ./backups/</w:t>
+        <w:t xml:space="preserve">, como hace</w:t>
+      </w:r>
+      <w:r>
+        <w:t xml:space="preserve"> </w:t>
+      </w:r>
+      <w:r>
+        <w:rPr>
+          <w:i/>
+          <w:iCs/>
+        </w:rPr>
+        <w:t xml:space="preserve">backup-db.sh</w:t>
+      </w:r>
+      <w:r>
+        <w:t xml:space="preserve">. En el servidor público no se escribe este comando: se usa</w:t>
+      </w:r>
+      <w:r>
+        <w:t xml:space="preserve"> </w:t>
+      </w:r>
+      <w:r>
+        <w:rPr>
+          <w:i/>
+          <w:iCs/>
+        </w:rPr>
+        <w:t xml:space="preserve">bash ~/lavarapido/lavarapido-infra/deploy/backup-db.sh</w:t>
+      </w:r>
+      <w:r>
+        <w:t xml:space="preserve"> </w:t>
+      </w:r>
+      <w:r>
+        <w:t xml:space="preserve">y, para probar que el respaldo sirve,</w:t>
+      </w:r>
+      <w:r>
+        <w:t xml:space="preserve"> </w:t>
+      </w:r>
+      <w:r>
+        <w:rPr>
+          <w:i/>
+          <w:iCs/>
+        </w:rPr>
+        <w:t xml:space="preserve">deploy/verify-backup.sh</w:t>
+      </w:r>
+      <w:r>
+        <w:t xml:space="preserve">.</w:t>
       </w:r>
     </w:p>
     <w:p>
@@ -7497,8 +9259,8 @@
         <w:t xml:space="preserve">).</w:t>
       </w:r>
     </w:p>
-    <w:bookmarkEnd w:id="41"/>
-    <w:bookmarkStart w:id="42" w:name="X6df4e8904b9ac3fabde701ee5c9af82e5c229b6"/>
+    <w:bookmarkEnd w:id="30"/>
+    <w:bookmarkStart w:id="31" w:name="X6df4e8904b9ac3fabde701ee5c9af82e5c229b6"/>
     <w:p>
       <w:pPr>
         <w:pStyle w:val="Heading3"/>
@@ -7820,8 +9582,8 @@
         <w:t xml:space="preserve">.</w:t>
       </w:r>
     </w:p>
-    <w:bookmarkEnd w:id="42"/>
-    <w:bookmarkStart w:id="43" w:name="X339dd83d082ec38a93001c181e1a90599de204e"/>
+    <w:bookmarkEnd w:id="31"/>
+    <w:bookmarkStart w:id="32" w:name="X339dd83d082ec38a93001c181e1a90599de204e"/>
     <w:p>
       <w:pPr>
         <w:pStyle w:val="Heading3"/>
@@ -8260,8 +10022,8 @@
         <w:t xml:space="preserve">salida del ciclo de salud y del conteo de tablas.</w:t>
       </w:r>
     </w:p>
-    <w:bookmarkEnd w:id="43"/>
-    <w:bookmarkStart w:id="44" w:name="X605a89caf8dc1163ceb4bba4b50d2c5a8a534a1"/>
+    <w:bookmarkEnd w:id="32"/>
+    <w:bookmarkStart w:id="33" w:name="X605a89caf8dc1163ceb4bba4b50d2c5a8a534a1"/>
     <w:p>
       <w:pPr>
         <w:pStyle w:val="Heading3"/>
@@ -8661,8 +10423,8 @@
         <w:t xml:space="preserve">captura de la pantalla de bienvenida servida desde el servidor, con la barra de direcciones visible.</w:t>
       </w:r>
     </w:p>
-    <w:bookmarkEnd w:id="44"/>
-    <w:bookmarkStart w:id="45" w:name="X6cc5598072d6f0f8b265942af4475593608c9d9"/>
+    <w:bookmarkEnd w:id="33"/>
+    <w:bookmarkStart w:id="34" w:name="X6cc5598072d6f0f8b265942af4475593608c9d9"/>
     <w:p>
       <w:pPr>
         <w:pStyle w:val="Heading3"/>
@@ -9343,8 +11105,8 @@
         <w:t xml:space="preserve">captura de cada pantalla configurada y lista de cuentas creadas (sin contraseñas).</w:t>
       </w:r>
     </w:p>
-    <w:bookmarkEnd w:id="45"/>
-    <w:bookmarkStart w:id="46" w:name="Xc149dd31de19f36f8bc5d60195461b6bdb1f6a7"/>
+    <w:bookmarkEnd w:id="34"/>
+    <w:bookmarkStart w:id="35" w:name="Xc149dd31de19f36f8bc5d60195461b6bdb1f6a7"/>
     <w:p>
       <w:pPr>
         <w:pStyle w:val="Heading3"/>
@@ -9959,8 +11721,8 @@
         <w:t xml:space="preserve">las once pruebas pasan. Una falla en H1 a H8, H10 o H11 activa la evaluación de reversión (sección 12).</w:t>
       </w:r>
     </w:p>
-    <w:bookmarkEnd w:id="46"/>
-    <w:bookmarkStart w:id="47" w:name="X0c6420cf9a76cdbfdb44bf1d7ba7147d23aeb6e"/>
+    <w:bookmarkEnd w:id="35"/>
+    <w:bookmarkStart w:id="36" w:name="X0c6420cf9a76cdbfdb44bf1d7ba7147d23aeb6e"/>
     <w:p>
       <w:pPr>
         <w:pStyle w:val="Heading3"/>
@@ -10133,8 +11895,8 @@
         <w:t xml:space="preserve">acta de aceptación firmada y resultados de los casos.</w:t>
       </w:r>
     </w:p>
-    <w:bookmarkEnd w:id="47"/>
-    <w:bookmarkStart w:id="48" w:name="X699ba4a5f713b6099b2f99636987a147d91c332"/>
+    <w:bookmarkEnd w:id="36"/>
+    <w:bookmarkStart w:id="37" w:name="X699ba4a5f713b6099b2f99636987a147d91c332"/>
     <w:p>
       <w:pPr>
         <w:pStyle w:val="Heading3"/>
@@ -10483,8 +12245,8 @@
         <w:t xml:space="preserve">lista de asistencia con fecha, tema y firma.</w:t>
       </w:r>
     </w:p>
-    <w:bookmarkEnd w:id="48"/>
-    <w:bookmarkStart w:id="49" w:name="X17ee5b5cebc84b0ac83246502853c0378421245"/>
+    <w:bookmarkEnd w:id="37"/>
+    <w:bookmarkStart w:id="38" w:name="X17ee5b5cebc84b0ac83246502853c0378421245"/>
     <w:p>
       <w:pPr>
         <w:pStyle w:val="Heading3"/>
@@ -10934,8 +12696,8 @@
         <w:t xml:space="preserve">registro diario del monitoreo y de las incidencias atendidas.</w:t>
       </w:r>
     </w:p>
-    <w:bookmarkEnd w:id="49"/>
-    <w:bookmarkStart w:id="50" w:name="X4141c7948195946d7f5f4501a131efb2252b273"/>
+    <w:bookmarkEnd w:id="38"/>
+    <w:bookmarkStart w:id="39" w:name="X4141c7948195946d7f5f4501a131efb2252b273"/>
     <w:p>
       <w:pPr>
         <w:pStyle w:val="Heading3"/>
@@ -11026,9 +12788,9 @@
         <w:t xml:space="preserve">Archivar la bitácora, el acta de aceptación y las listas de asistencia con la versión implementada.</w:t>
       </w:r>
     </w:p>
-    <w:bookmarkEnd w:id="50"/>
-    <w:bookmarkEnd w:id="51"/>
-    <w:bookmarkStart w:id="52" w:name="X3aaab0f76a4b4654e7386ecf7487d0cf0de6701"/>
+    <w:bookmarkEnd w:id="39"/>
+    <w:bookmarkEnd w:id="40"/>
+    <w:bookmarkStart w:id="41" w:name="X3aaab0f76a4b4654e7386ecf7487d0cf0de6701"/>
     <w:p>
       <w:pPr>
         <w:pStyle w:val="Heading2"/>
@@ -11389,27 +13151,204 @@
         </w:numPr>
       </w:pPr>
       <w:r>
-        <w:t xml:space="preserve">En cada repositorio, volver a la etiqueta anterior (</w:t>
+        <w:t xml:space="preserve">En cada repositorio afectado, volver a la versión anterior anotada en la fase 3: su etiqueta (la primera que existe es</w:t>
+      </w:r>
+      <w:r>
+        <w:t xml:space="preserve"> </w:t>
       </w:r>
       <w:r>
         <w:rPr>
           <w:i/>
           <w:iCs/>
         </w:rPr>
-        <w:t xml:space="preserve">git checkout v0.9.0</w:t>
-      </w:r>
-      <w:r>
-        <w:t xml:space="preserve">), reconstruir y levantar:</w:t>
-      </w:r>
-      <w:r>
-        <w:t xml:space="preserve"> </w:t>
+        <w:t xml:space="preserve">v1.0.0</w:t>
+      </w:r>
+      <w:r>
+        <w:t xml:space="preserve">; no hay versiones anteriores etiquetadas) o, si no tiene, su commit (</w:t>
       </w:r>
       <w:r>
         <w:rPr>
           <w:i/>
           <w:iCs/>
         </w:rPr>
+        <w:t xml:space="preserve">git checkout &lt;etiqueta o commit&gt;</w:t>
+      </w:r>
+      <w:r>
+        <w:t xml:space="preserve">); luego reconstruir y levantar:</w:t>
+      </w:r>
+      <w:r>
+        <w:t xml:space="preserve"> </w:t>
+      </w:r>
+      <w:r>
+        <w:rPr>
+          <w:i/>
+          <w:iCs/>
+        </w:rPr>
         <w:t xml:space="preserve">docker compose --profile app up -d --build</w:t>
+      </w:r>
+      <w:r>
+        <w:t xml:space="preserve">. En el servidor público no se hace así, porque</w:t>
+      </w:r>
+      <w:r>
+        <w:t xml:space="preserve"> </w:t>
+      </w:r>
+      <w:r>
+        <w:rPr>
+          <w:i/>
+          <w:iCs/>
+        </w:rPr>
+        <w:t xml:space="preserve">update-server.sh</w:t>
+      </w:r>
+      <w:r>
+        <w:t xml:space="preserve"> </w:t>
+      </w:r>
+      <w:r>
+        <w:t xml:space="preserve">vuelve a bajar la punta de la rama: se revierte el cambio en GitHub (</w:t>
+      </w:r>
+      <w:r>
+        <w:rPr>
+          <w:i/>
+          <w:iCs/>
+        </w:rPr>
+        <w:t xml:space="preserve">git revert</w:t>
+      </w:r>
+      <w:r>
+        <w:t xml:space="preserve"> </w:t>
+      </w:r>
+      <w:r>
+        <w:t xml:space="preserve">en una rama con su PR) y se despliega de nuevo o, de urgencia, se vuelve a las imágenes que</w:t>
+      </w:r>
+      <w:r>
+        <w:t xml:space="preserve"> </w:t>
+      </w:r>
+      <w:r>
+        <w:rPr>
+          <w:i/>
+          <w:iCs/>
+        </w:rPr>
+        <w:t xml:space="preserve">update-server.sh</w:t>
+      </w:r>
+      <w:r>
+        <w:t xml:space="preserve"> </w:t>
+      </w:r>
+      <w:r>
+        <w:t xml:space="preserve">guardó como</w:t>
+      </w:r>
+      <w:r>
+        <w:t xml:space="preserve"> </w:t>
+      </w:r>
+      <w:r>
+        <w:rPr>
+          <w:i/>
+          <w:iCs/>
+        </w:rPr>
+        <w:t xml:space="preserve">:prev</w:t>
+      </w:r>
+      <w:r>
+        <w:t xml:space="preserve"> </w:t>
+      </w:r>
+      <w:r>
+        <w:t xml:space="preserve">con</w:t>
+      </w:r>
+      <w:r>
+        <w:t xml:space="preserve"> </w:t>
+      </w:r>
+      <w:r>
+        <w:rPr>
+          <w:i/>
+          <w:iCs/>
+        </w:rPr>
+        <w:t xml:space="preserve">bash deploy/rollback.sh</w:t>
+      </w:r>
+      <w:r>
+        <w:t xml:space="preserve"> </w:t>
+      </w:r>
+      <w:r>
+        <w:t xml:space="preserve">(todos los servicios) o</w:t>
+      </w:r>
+      <w:r>
+        <w:t xml:space="preserve"> </w:t>
+      </w:r>
+      <w:r>
+        <w:rPr>
+          <w:i/>
+          <w:iCs/>
+        </w:rPr>
+        <w:t xml:space="preserve">rollback.sh &lt;servicio&gt;</w:t>
+      </w:r>
+      <w:r>
+        <w:t xml:space="preserve">, que pide escribir</w:t>
+      </w:r>
+      <w:r>
+        <w:t xml:space="preserve"> </w:t>
+      </w:r>
+      <w:r>
+        <w:rPr>
+          <w:i/>
+          <w:iCs/>
+        </w:rPr>
+        <w:t xml:space="preserve">VOLVER</w:t>
+      </w:r>
+      <w:r>
+        <w:t xml:space="preserve">, recrea los contenedores sin compilar y espera a que queden sanos (Documento de Despliegue, sección 3.4). Desde el 24 de octubre de 2026</w:t>
+      </w:r>
+      <w:r>
+        <w:t xml:space="preserve"> </w:t>
+      </w:r>
+      <w:r>
+        <w:rPr>
+          <w:i/>
+          <w:iCs/>
+        </w:rPr>
+        <w:t xml:space="preserve">restore-db.sh</w:t>
+      </w:r>
+      <w:r>
+        <w:t xml:space="preserve"> </w:t>
+      </w:r>
+      <w:r>
+        <w:t xml:space="preserve">corre</w:t>
+      </w:r>
+      <w:r>
+        <w:t xml:space="preserve"> </w:t>
+      </w:r>
+      <w:r>
+        <w:rPr>
+          <w:i/>
+          <w:iCs/>
+        </w:rPr>
+        <w:t xml:space="preserve">payment-migrate</w:t>
+      </w:r>
+      <w:r>
+        <w:t xml:space="preserve"> </w:t>
+      </w:r>
+      <w:r>
+        <w:t xml:space="preserve">al final y</w:t>
+      </w:r>
+      <w:r>
+        <w:t xml:space="preserve"> </w:t>
+      </w:r>
+      <w:r>
+        <w:rPr>
+          <w:i/>
+          <w:iCs/>
+        </w:rPr>
+        <w:t xml:space="preserve">setup-server.sh</w:t>
+      </w:r>
+      <w:r>
+        <w:t xml:space="preserve"> </w:t>
+      </w:r>
+      <w:r>
+        <w:t xml:space="preserve">nunca baja de versión sin</w:t>
+      </w:r>
+      <w:r>
+        <w:t xml:space="preserve"> </w:t>
+      </w:r>
+      <w:r>
+        <w:rPr>
+          <w:i/>
+          <w:iCs/>
+        </w:rPr>
+        <w:t xml:space="preserve">ALLOW_DOWNGRADE=1</w:t>
       </w:r>
       <w:r>
         <w:t xml:space="preserve">.</w:t>
@@ -11513,8 +13452,8 @@
         <w:t xml:space="preserve">los registros posteriores al respaldo de la fase 3.</w:t>
       </w:r>
     </w:p>
-    <w:bookmarkEnd w:id="52"/>
-    <w:bookmarkStart w:id="53" w:name="X4fafcc0144f5b5a03c42d86ca8af6ac6ca87a2d"/>
+    <w:bookmarkEnd w:id="41"/>
+    <w:bookmarkStart w:id="42" w:name="X4fafcc0144f5b5a03c42d86ca8af6ac6ca87a2d"/>
     <w:p>
       <w:pPr>
         <w:pStyle w:val="Heading2"/>
@@ -11542,7 +13481,7 @@
         <w:t xml:space="preserve"> </w:t>
       </w:r>
       <w:r>
-        <w:t xml:space="preserve">Cada versión implementada se etiqueta en los once repositorios con el mismo nombre (versionado semántico:</w:t>
+        <w:t xml:space="preserve">Cada versión implementada se etiqueta en los repositorios de código con el mismo nombre (versionado semántico:</w:t>
       </w:r>
       <w:r>
         <w:t xml:space="preserve"> </w:t>
@@ -11568,7 +13507,52 @@
         <w:t xml:space="preserve">v1.0.0</w:t>
       </w:r>
       <w:r>
-        <w:t xml:space="preserve">). Las etiquetas permiten reconstruir exactamente lo implementado y revertir.</w:t>
+        <w:t xml:space="preserve">). Las etiquetas permiten reconstruir exactamente lo implementado y revertir. Estado al 24 de octubre de 2026:</w:t>
+      </w:r>
+      <w:r>
+        <w:t xml:space="preserve"> </w:t>
+      </w:r>
+      <w:r>
+        <w:rPr>
+          <w:i/>
+          <w:iCs/>
+        </w:rPr>
+        <w:t xml:space="preserve">v1.0.0</w:t>
+      </w:r>
+      <w:r>
+        <w:t xml:space="preserve"> </w:t>
+      </w:r>
+      <w:r>
+        <w:t xml:space="preserve">en 9 repositorios (web, api-gateway, security, customer, booking, operations, notification e infra desde el 23 de octubre, y payment-service desde el 24, con su PR #2 fusionado); falta la app móvil (PR #1 abierto), y</w:t>
+      </w:r>
+      <w:r>
+        <w:t xml:space="preserve"> </w:t>
+      </w:r>
+      <w:r>
+        <w:rPr>
+          <w:i/>
+          <w:iCs/>
+        </w:rPr>
+        <w:t xml:space="preserve">develop</w:t>
+      </w:r>
+      <w:r>
+        <w:t xml:space="preserve"> </w:t>
+      </w:r>
+      <w:r>
+        <w:t xml:space="preserve">ya tiene los arreglos del 23 y del 24 de octubre para</w:t>
+      </w:r>
+      <w:r>
+        <w:t xml:space="preserve"> </w:t>
+      </w:r>
+      <w:r>
+        <w:rPr>
+          <w:i/>
+          <w:iCs/>
+        </w:rPr>
+        <w:t xml:space="preserve">v1.1.0</w:t>
+      </w:r>
+      <w:r>
+        <w:t xml:space="preserve">.</w:t>
       </w:r>
     </w:p>
     <w:p>
@@ -11600,13 +13584,10 @@
           <w:i/>
           <w:iCs/>
         </w:rPr>
-        <w:t xml:space="preserve">develop</w:t>
-      </w:r>
-      <w:r>
-        <w:t xml:space="preserve"> </w:t>
-      </w:r>
-      <w:r>
-        <w:t xml:space="preserve">o</w:t>
+        <w:t xml:space="preserve">main</w:t>
+      </w:r>
+      <w:r>
+        <w:t xml:space="preserve">, que tiene la versión etiquetada; payment-service, mientras no tenga versión, desde</w:t>
       </w:r>
       <w:r>
         <w:t xml:space="preserve"> </w:t>
@@ -11616,13 +13597,10 @@
           <w:i/>
           <w:iCs/>
         </w:rPr>
-        <w:t xml:space="preserve">main</w:t>
-      </w:r>
-      <w:r>
-        <w:t xml:space="preserve"> </w:t>
-      </w:r>
-      <w:r>
-        <w:t xml:space="preserve">(convenciones de</w:t>
+        <w:t xml:space="preserve">develop</w:t>
+      </w:r>
+      <w:r>
+        <w:t xml:space="preserve">; nunca desde una rama</w:t>
       </w:r>
       <w:r>
         <w:t xml:space="preserve"> </w:t>
@@ -11632,10 +13610,10 @@
           <w:i/>
           <w:iCs/>
         </w:rPr>
-        <w:t xml:space="preserve">00-governance/git-conventions.md</w:t>
-      </w:r>
-      <w:r>
-        <w:t xml:space="preserve">); nunca desde una rama</w:t>
+        <w:t xml:space="preserve">feature/*</w:t>
+      </w:r>
+      <w:r>
+        <w:t xml:space="preserve">. El servidor público corre</w:t>
       </w:r>
       <w:r>
         <w:t xml:space="preserve"> </w:t>
@@ -11645,10 +13623,58 @@
           <w:i/>
           <w:iCs/>
         </w:rPr>
-        <w:t xml:space="preserve">feature/*</w:t>
-      </w:r>
-      <w:r>
-        <w:t xml:space="preserve">.</w:t>
+        <w:t xml:space="preserve">develop</w:t>
+      </w:r>
+      <w:r>
+        <w:t xml:space="preserve"> </w:t>
+      </w:r>
+      <w:r>
+        <w:t xml:space="preserve">del 24 de octubre de 2026 y se actualiza con</w:t>
+      </w:r>
+      <w:r>
+        <w:t xml:space="preserve"> </w:t>
+      </w:r>
+      <w:r>
+        <w:rPr>
+          <w:i/>
+          <w:iCs/>
+        </w:rPr>
+        <w:t xml:space="preserve">BRANCH=develop</w:t>
+      </w:r>
+      <w:r>
+        <w:t xml:space="preserve"> </w:t>
+      </w:r>
+      <w:r>
+        <w:t xml:space="preserve">hasta</w:t>
+      </w:r>
+      <w:r>
+        <w:t xml:space="preserve"> </w:t>
+      </w:r>
+      <w:r>
+        <w:rPr>
+          <w:i/>
+          <w:iCs/>
+        </w:rPr>
+        <w:t xml:space="preserve">v1.1.0</w:t>
+      </w:r>
+      <w:r>
+        <w:t xml:space="preserve">; después, el despliegue continuo despliega</w:t>
+      </w:r>
+      <w:r>
+        <w:t xml:space="preserve"> </w:t>
+      </w:r>
+      <w:r>
+        <w:rPr>
+          <w:i/>
+          <w:iCs/>
+        </w:rPr>
+        <w:t xml:space="preserve">main</w:t>
+      </w:r>
+      <w:r>
+        <w:t xml:space="preserve"> </w:t>
+      </w:r>
+      <w:r>
+        <w:t xml:space="preserve">(Documento de Despliegue, sección 4.3.4).</w:t>
       </w:r>
     </w:p>
     <w:p>
@@ -11683,17 +13709,91 @@
         <w:t xml:space="preserve">lavarapido/&lt;servicio&gt;:local</w:t>
       </w:r>
       <w:r>
-        <w:t xml:space="preserve">. Para conservar la versión anterior, antes de reconstruir se puede etiquetar cada imagen con la versión vigente (</w:t>
+        <w:t xml:space="preserve">. Para conservar la versión anterior, antes de reconstruir se etiqueta cada imagen (</w:t>
       </w:r>
       <w:r>
         <w:rPr>
           <w:i/>
           <w:iCs/>
         </w:rPr>
-        <w:t xml:space="preserve">docker tag lavarapido/booking-service:local lavarapido/booking-service:v0.9.0</w:t>
-      </w:r>
-      <w:r>
-        <w:t xml:space="preserve">).</w:t>
+        <w:t xml:space="preserve">docker tag lavarapido/booking-service:local lavarapido/booking-service:prev</w:t>
+      </w:r>
+      <w:r>
+        <w:t xml:space="preserve">, o con el nombre de la versión vigente,</w:t>
+      </w:r>
+      <w:r>
+        <w:t xml:space="preserve"> </w:t>
+      </w:r>
+      <w:r>
+        <w:rPr>
+          <w:i/>
+          <w:iCs/>
+        </w:rPr>
+        <w:t xml:space="preserve">:v1.0.0</w:t>
+      </w:r>
+      <w:r>
+        <w:t xml:space="preserve">); para volver se hace la operación inversa y</w:t>
+      </w:r>
+      <w:r>
+        <w:t xml:space="preserve"> </w:t>
+      </w:r>
+      <w:r>
+        <w:rPr>
+          <w:i/>
+          <w:iCs/>
+        </w:rPr>
+        <w:t xml:space="preserve">docker compose up -d --no-build &lt;servicio&gt;</w:t>
+      </w:r>
+      <w:r>
+        <w:t xml:space="preserve">. En el servidor público lo hacen solos desde el 24 de octubre de 2026:</w:t>
+      </w:r>
+      <w:r>
+        <w:t xml:space="preserve"> </w:t>
+      </w:r>
+      <w:r>
+        <w:rPr>
+          <w:i/>
+          <w:iCs/>
+        </w:rPr>
+        <w:t xml:space="preserve">update-server.sh</w:t>
+      </w:r>
+      <w:r>
+        <w:t xml:space="preserve"> </w:t>
+      </w:r>
+      <w:r>
+        <w:t xml:space="preserve">etiqueta</w:t>
+      </w:r>
+      <w:r>
+        <w:t xml:space="preserve"> </w:t>
+      </w:r>
+      <w:r>
+        <w:rPr>
+          <w:i/>
+          <w:iCs/>
+        </w:rPr>
+        <w:t xml:space="preserve">:prev</w:t>
+      </w:r>
+      <w:r>
+        <w:t xml:space="preserve"> </w:t>
+      </w:r>
+      <w:r>
+        <w:t xml:space="preserve">antes de reconstruir y</w:t>
+      </w:r>
+      <w:r>
+        <w:t xml:space="preserve"> </w:t>
+      </w:r>
+      <w:r>
+        <w:rPr>
+          <w:i/>
+          <w:iCs/>
+        </w:rPr>
+        <w:t xml:space="preserve">rollback.sh</w:t>
+      </w:r>
+      <w:r>
+        <w:t xml:space="preserve"> </w:t>
+      </w:r>
+      <w:r>
+        <w:t xml:space="preserve">vuelve a esa imagen.</w:t>
       </w:r>
     </w:p>
     <w:p>
@@ -11876,7 +13976,101 @@
         <w:t xml:space="preserve">FOLLOW_UP_*</w:t>
       </w:r>
       <w:r>
-        <w:t xml:space="preserve">) todavía no cumplen esta regla (acción ACO-14).</w:t>
+        <w:t xml:space="preserve">, nueve variables) ya cumplen esta regla (acción ACO-14, cerrada el 23 de octubre de 2026), igual que</w:t>
+      </w:r>
+      <w:r>
+        <w:t xml:space="preserve"> </w:t>
+      </w:r>
+      <w:r>
+        <w:rPr>
+          <w:i/>
+          <w:iCs/>
+        </w:rPr>
+        <w:t xml:space="preserve">ALLOWED_EMAIL_DOMAINS</w:t>
+      </w:r>
+      <w:r>
+        <w:t xml:space="preserve"> </w:t>
+      </w:r>
+      <w:r>
+        <w:t xml:space="preserve">y</w:t>
+      </w:r>
+      <w:r>
+        <w:t xml:space="preserve"> </w:t>
+      </w:r>
+      <w:r>
+        <w:rPr>
+          <w:i/>
+          <w:iCs/>
+        </w:rPr>
+        <w:t xml:space="preserve">DEMO_*_PASSWORD</w:t>
+      </w:r>
+      <w:r>
+        <w:t xml:space="preserve"> </w:t>
+      </w:r>
+      <w:r>
+        <w:t xml:space="preserve">del 23 de octubre. Las del 24 de octubre en el gateway (</w:t>
+      </w:r>
+      <w:r>
+        <w:rPr>
+          <w:i/>
+          <w:iCs/>
+        </w:rPr>
+        <w:t xml:space="preserve">AUTH_RATE_LIMIT_*</w:t>
+      </w:r>
+      <w:r>
+        <w:t xml:space="preserve">,</w:t>
+      </w:r>
+      <w:r>
+        <w:t xml:space="preserve"> </w:t>
+      </w:r>
+      <w:r>
+        <w:rPr>
+          <w:i/>
+          <w:iCs/>
+        </w:rPr>
+        <w:t xml:space="preserve">TRUSTED_PROXIES</w:t>
+      </w:r>
+      <w:r>
+        <w:t xml:space="preserve">,</w:t>
+      </w:r>
+      <w:r>
+        <w:t xml:space="preserve"> </w:t>
+      </w:r>
+      <w:r>
+        <w:rPr>
+          <w:i/>
+          <w:iCs/>
+        </w:rPr>
+        <w:t xml:space="preserve">ROUTE_*_TIMEOUT</w:t>
+      </w:r>
+      <w:r>
+        <w:t xml:space="preserve">) y en operations-service (</w:t>
+      </w:r>
+      <w:r>
+        <w:rPr>
+          <w:i/>
+          <w:iCs/>
+        </w:rPr>
+        <w:t xml:space="preserve">START_LATE_LIMIT</w:t>
+      </w:r>
+      <w:r>
+        <w:t xml:space="preserve">) tienen valor por defecto pero todavía no están en</w:t>
+      </w:r>
+      <w:r>
+        <w:t xml:space="preserve"> </w:t>
+      </w:r>
+      <w:r>
+        <w:rPr>
+          <w:i/>
+          <w:iCs/>
+        </w:rPr>
+        <w:t xml:space="preserve">.env.example</w:t>
+      </w:r>
+      <w:r>
+        <w:t xml:space="preserve"> </w:t>
+      </w:r>
+      <w:r>
+        <w:t xml:space="preserve">ni en el compose (ACO-40).</w:t>
       </w:r>
     </w:p>
     <w:p>
@@ -11901,8 +14095,8 @@
         <w:t xml:space="preserve">El control de versiones de cada manual registra la versión del software a la que corresponde.</w:t>
       </w:r>
     </w:p>
-    <w:bookmarkEnd w:id="53"/>
-    <w:bookmarkStart w:id="54" w:name="X757d44fe9bb6d8de5c4fe8fd09e26b726e13a77"/>
+    <w:bookmarkEnd w:id="42"/>
+    <w:bookmarkStart w:id="43" w:name="X757d44fe9bb6d8de5c4fe8fd09e26b726e13a77"/>
     <w:p>
       <w:pPr>
         <w:pStyle w:val="Heading2"/>
@@ -12334,7 +14528,46 @@
               <w:t xml:space="preserve"> </w:t>
             </w:r>
             <w:r>
-              <w:t xml:space="preserve">después del último push.</w:t>
+              <w:t xml:space="preserve">después del último push. Con el despliegue continuo (activo desde el 26 de octubre de 2026, AC-90), lo que entra a</w:t>
+            </w:r>
+            <w:r>
+              <w:t xml:space="preserve"> </w:t>
+            </w:r>
+            <w:r>
+              <w:rPr>
+                <w:i/>
+                <w:iCs/>
+              </w:rPr>
+              <w:t xml:space="preserve">main</w:t>
+            </w:r>
+            <w:r>
+              <w:t xml:space="preserve"> </w:t>
+            </w:r>
+            <w:r>
+              <w:t xml:space="preserve">con la máquina apagada se despliega solo al encenderla (</w:t>
+            </w:r>
+            <w:r>
+              <w:rPr>
+                <w:i/>
+                <w:iCs/>
+              </w:rPr>
+              <w:t xml:space="preserve">deploy/boot-update.sh</w:t>
+            </w:r>
+            <w:r>
+              <w:t xml:space="preserve">, instalado en el servidor ese día); para la exposición la máquina se enciende antes y se congela</w:t>
+            </w:r>
+            <w:r>
+              <w:t xml:space="preserve"> </w:t>
+            </w:r>
+            <w:r>
+              <w:rPr>
+                <w:i/>
+                <w:iCs/>
+              </w:rPr>
+              <w:t xml:space="preserve">main</w:t>
+            </w:r>
+            <w:r>
+              <w:t xml:space="preserve">.</w:t>
             </w:r>
           </w:p>
         </w:tc>
@@ -12820,8 +15053,8 @@
         <w:t xml:space="preserve">, un límite de solicitudes y un Outbox para los eventos si no se acepta perder un evento durante una caída del intermediario (Equipo de Desarrollo Vehicle Washing, 2026a).</w:t>
       </w:r>
     </w:p>
-    <w:bookmarkEnd w:id="54"/>
-    <w:bookmarkStart w:id="55" w:name="X140bcfa54aa7749a3d1a63c07bb24d91d8024f3"/>
+    <w:bookmarkEnd w:id="43"/>
+    <w:bookmarkStart w:id="44" w:name="X140bcfa54aa7749a3d1a63c07bb24d91d8024f3"/>
     <w:p>
       <w:pPr>
         <w:pStyle w:val="Heading2"/>
@@ -13288,8 +15521,8 @@
         <w:t xml:space="preserve">Elaborado por los autores a partir de la gestión de incidentes del proyecto.</w:t>
       </w:r>
     </w:p>
-    <w:bookmarkEnd w:id="55"/>
-    <w:bookmarkStart w:id="56" w:name="X55141ffe2caec989cd81a215e92af83eacaff12"/>
+    <w:bookmarkEnd w:id="44"/>
+    <w:bookmarkStart w:id="45" w:name="X55141ffe2caec989cd81a215e92af83eacaff12"/>
     <w:p>
       <w:pPr>
         <w:pStyle w:val="Heading2"/>
@@ -13406,8 +15639,8 @@
         <w:t xml:space="preserve">La bitácora, el acta y las lecciones aprendidas están archivadas con la versión.</w:t>
       </w:r>
     </w:p>
-    <w:bookmarkEnd w:id="56"/>
-    <w:bookmarkStart w:id="57" w:name="X5c5d60b771c24ae01308d34b8db86f688b0f152"/>
+    <w:bookmarkEnd w:id="45"/>
+    <w:bookmarkStart w:id="46" w:name="X5c5d60b771c24ae01308d34b8db86f688b0f152"/>
     <w:p>
       <w:pPr>
         <w:pStyle w:val="Heading2"/>
@@ -13842,8 +16075,8 @@
         <w:t xml:space="preserve">Elaborado por los autores a partir de ISO et al. (2017) y de la documentación del proyecto.</w:t>
       </w:r>
     </w:p>
-    <w:bookmarkEnd w:id="57"/>
-    <w:bookmarkStart w:id="62" w:name="referencias"/>
+    <w:bookmarkEnd w:id="46"/>
+    <w:bookmarkStart w:id="51" w:name="referencias"/>
     <w:p>
       <w:pPr>
         <w:pStyle w:val="Heading2"/>
@@ -13878,7 +16111,7 @@
       <w:r>
         <w:t xml:space="preserve"> </w:t>
       </w:r>
-      <w:hyperlink r:id="rId58">
+      <w:hyperlink r:id="rId47">
         <w:r>
           <w:rPr>
             <w:rStyle w:val="Hyperlink"/>
@@ -13913,7 +16146,7 @@
       <w:r>
         <w:t xml:space="preserve"> </w:t>
       </w:r>
-      <w:hyperlink r:id="rId59">
+      <w:hyperlink r:id="rId48">
         <w:r>
           <w:rPr>
             <w:rStyle w:val="Hyperlink"/>
@@ -13969,7 +16202,7 @@
       <w:r>
         <w:t xml:space="preserve"> </w:t>
       </w:r>
-      <w:hyperlink r:id="rId60">
+      <w:hyperlink r:id="rId49">
         <w:r>
           <w:rPr>
             <w:rStyle w:val="Hyperlink"/>
@@ -14025,7 +16258,7 @@
       <w:r>
         <w:t xml:space="preserve"> </w:t>
       </w:r>
-      <w:hyperlink r:id="rId61">
+      <w:hyperlink r:id="rId50">
         <w:r>
           <w:rPr>
             <w:rStyle w:val="Hyperlink"/>
@@ -14034,8 +16267,8 @@
         </w:r>
       </w:hyperlink>
     </w:p>
-    <w:bookmarkEnd w:id="62"/>
-    <w:bookmarkStart w:id="68" w:name="X2e3e49dda673ee34f20c24c82b99ea2a956b06e"/>
+    <w:bookmarkEnd w:id="51"/>
+    <w:bookmarkStart w:id="57" w:name="X2e3e49dda673ee34f20c24c82b99ea2a956b06e"/>
     <w:p>
       <w:pPr>
         <w:pStyle w:val="Heading2"/>
@@ -14044,7 +16277,7 @@
         <w:t xml:space="preserve">18. Anexos</w:t>
       </w:r>
     </w:p>
-    <w:bookmarkStart w:id="63" w:name="Xfccd58a0f26cd76b59aae39ab3b08f03c293317"/>
+    <w:bookmarkStart w:id="52" w:name="Xfccd58a0f26cd76b59aae39ab3b08f03c293317"/>
     <w:p>
       <w:pPr>
         <w:pStyle w:val="Heading3"/>
@@ -14452,8 +16685,8 @@
         <w:t xml:space="preserve">Elaborado por los autores.</w:t>
       </w:r>
     </w:p>
-    <w:bookmarkEnd w:id="63"/>
-    <w:bookmarkStart w:id="64" w:name="anexo-b-casos-de-prueba-de-aceptación"/>
+    <w:bookmarkEnd w:id="52"/>
+    <w:bookmarkStart w:id="53" w:name="anexo-b-casos-de-prueba-de-aceptación"/>
     <w:p>
       <w:pPr>
         <w:pStyle w:val="Heading3"/>
@@ -15490,8 +17723,8 @@
         <w:t xml:space="preserve">Elaborado por los autores a partir de los requisitos funcionales y de los manuales de usuario y administrador.</w:t>
       </w:r>
     </w:p>
-    <w:bookmarkEnd w:id="64"/>
-    <w:bookmarkStart w:id="65" w:name="anexo-c-plantilla-de-acta-de-aceptación"/>
+    <w:bookmarkEnd w:id="53"/>
+    <w:bookmarkStart w:id="54" w:name="anexo-c-plantilla-de-acta-de-aceptación"/>
     <w:p>
       <w:pPr>
         <w:pStyle w:val="Heading3"/>
@@ -15763,8 +17996,8 @@
         </w:tc>
       </w:tr>
     </w:tbl>
-    <w:bookmarkEnd w:id="65"/>
-    <w:bookmarkStart w:id="66" w:name="Xf0d40a5350a7d39b8eb90cb8b290ff8d9375684"/>
+    <w:bookmarkEnd w:id="54"/>
+    <w:bookmarkStart w:id="55" w:name="Xf0d40a5350a7d39b8eb90cb8b290ff8d9375684"/>
     <w:p>
       <w:pPr>
         <w:pStyle w:val="Heading3"/>
@@ -15933,8 +18166,8 @@
         </w:tc>
       </w:tr>
     </w:tbl>
-    <w:bookmarkEnd w:id="66"/>
-    <w:bookmarkStart w:id="67" w:name="anexo-e-resumen-de-comandos"/>
+    <w:bookmarkEnd w:id="55"/>
+    <w:bookmarkStart w:id="56" w:name="anexo-e-resumen-de-comandos"/>
     <w:p>
       <w:pPr>
         <w:pStyle w:val="Heading3"/>
@@ -16590,9 +18823,9 @@
         <w:t xml:space="preserve">  operations-service payment-service notification-service</w:t>
       </w:r>
     </w:p>
-    <w:bookmarkEnd w:id="67"/>
-    <w:bookmarkEnd w:id="68"/>
-    <w:bookmarkEnd w:id="69"/>
+    <w:bookmarkEnd w:id="56"/>
+    <w:bookmarkEnd w:id="57"/>
+    <w:bookmarkEnd w:id="58"/>
     <w:sectPr>
       <w:footnotePr>
         <w:numRestart w:val="eachSect"/>

--- a/07_PROCEDIMIENTO_DE_IMPLEMENTACION/ES/WORD/07_Procedimiento_De_Implementacion.docx
+++ b/07_PROCEDIMIENTO_DE_IMPLEMENTACION/ES/WORD/07_Procedimiento_De_Implementacion.docx
@@ -64,7 +64,7 @@
         <w:pStyle w:val="BodyText"/>
       </w:pPr>
       <w:r>
-        <w:t xml:space="preserve">26 de octubre de 2026</w:t>
+        <w:t xml:space="preserve">27 de octubre de 2026</w:t>
       </w:r>
     </w:p>
     <w:p>
@@ -72,7 +72,7 @@
         <w:pStyle w:val="BodyText"/>
       </w:pPr>
       <w:r>
-        <w:t xml:space="preserve">Tipo de documento: Procedimiento de implementación (equipo de desarrollo, administrador de TI y responsable del negocio) · Versión 2.9</w:t>
+        <w:t xml:space="preserve">Tipo de documento: Procedimiento de implementación (equipo de desarrollo, administrador de TI y responsable del negocio) · Versión 2.10</w:t>
       </w:r>
     </w:p>
     <w:bookmarkStart w:id="9" w:name="control-de-versiones"/>
@@ -1164,6 +1164,142 @@
           </w:p>
         </w:tc>
       </w:tr>
+      <w:tr>
+        <w:tc>
+          <w:tcPr/>
+          <w:p>
+            <w:pPr>
+              <w:pStyle w:val="Compact"/>
+            </w:pPr>
+            <w:r>
+              <w:t xml:space="preserve">2.10</w:t>
+            </w:r>
+          </w:p>
+        </w:tc>
+        <w:tc>
+          <w:tcPr/>
+          <w:p>
+            <w:pPr>
+              <w:pStyle w:val="Compact"/>
+            </w:pPr>
+            <w:r>
+              <w:t xml:space="preserve">2026-10-27</w:t>
+            </w:r>
+          </w:p>
+        </w:tc>
+        <w:tc>
+          <w:tcPr/>
+          <w:p>
+            <w:pPr>
+              <w:pStyle w:val="Compact"/>
+            </w:pPr>
+            <w:r>
+              <w:t xml:space="preserve">Revisión contra</w:t>
+            </w:r>
+            <w:r>
+              <w:t xml:space="preserve"> </w:t>
+            </w:r>
+            <w:r>
+              <w:rPr>
+                <w:i/>
+                <w:iCs/>
+              </w:rPr>
+              <w:t xml:space="preserve">main</w:t>
+            </w:r>
+            <w:r>
+              <w:t xml:space="preserve"> </w:t>
+            </w:r>
+            <w:r>
+              <w:t xml:space="preserve">del 27 de octubre de 2026: criterio E2 con las pruebas de ese día (1 337, con las 17 de integración de payment en el CI, y 19 de 19 de punta a punta), criterio E4 y clonado con las versiones</w:t>
+            </w:r>
+            <w:r>
+              <w:t xml:space="preserve"> </w:t>
+            </w:r>
+            <w:r>
+              <w:rPr>
+                <w:i/>
+                <w:iCs/>
+              </w:rPr>
+              <w:t xml:space="preserve">v1.1.0</w:t>
+            </w:r>
+            <w:r>
+              <w:t xml:space="preserve">,</w:t>
+            </w:r>
+            <w:r>
+              <w:t xml:space="preserve"> </w:t>
+            </w:r>
+            <w:r>
+              <w:rPr>
+                <w:i/>
+                <w:iCs/>
+              </w:rPr>
+              <w:t xml:space="preserve">v1.1.1</w:t>
+            </w:r>
+            <w:r>
+              <w:t xml:space="preserve"> </w:t>
+            </w:r>
+            <w:r>
+              <w:t xml:space="preserve">y</w:t>
+            </w:r>
+            <w:r>
+              <w:t xml:space="preserve"> </w:t>
+            </w:r>
+            <w:r>
+              <w:rPr>
+                <w:i/>
+                <w:iCs/>
+              </w:rPr>
+              <w:t xml:space="preserve">v1.1.2</w:t>
+            </w:r>
+            <w:r>
+              <w:t xml:space="preserve"> </w:t>
+            </w:r>
+            <w:r>
+              <w:t xml:space="preserve">en</w:t>
+            </w:r>
+            <w:r>
+              <w:t xml:space="preserve"> </w:t>
+            </w:r>
+            <w:r>
+              <w:rPr>
+                <w:i/>
+                <w:iCs/>
+              </w:rPr>
+              <w:t xml:space="preserve">main</w:t>
+            </w:r>
+            <w:r>
+              <w:t xml:space="preserve">, protegida en los 10 repositorios, servidor público en</w:t>
+            </w:r>
+            <w:r>
+              <w:t xml:space="preserve"> </w:t>
+            </w:r>
+            <w:r>
+              <w:rPr>
+                <w:i/>
+                <w:iCs/>
+              </w:rPr>
+              <w:t xml:space="preserve">main</w:t>
+            </w:r>
+            <w:r>
+              <w:t xml:space="preserve"> </w:t>
+            </w:r>
+            <w:r>
+              <w:t xml:space="preserve">por despliegue continuo y verificación de la fase 6 con 58 tablas y las colas actuales de RabbitMQ.</w:t>
+            </w:r>
+          </w:p>
+        </w:tc>
+        <w:tc>
+          <w:tcPr/>
+          <w:p>
+            <w:pPr>
+              <w:pStyle w:val="Compact"/>
+            </w:pPr>
+            <w:r>
+              <w:t xml:space="preserve">Equipo de desarrollo</w:t>
+            </w:r>
+          </w:p>
+        </w:tc>
+      </w:tr>
     </w:tbl>
     <w:p>
       <w:pPr>
@@ -2110,7 +2246,23 @@
         <w:t xml:space="preserve"> </w:t>
       </w:r>
       <w:r>
-        <w:t xml:space="preserve">al 21 de octubre de 2026), en especial</w:t>
+        <w:t xml:space="preserve">al 21 de octubre de 2026 y, en lo que se actualizó después,</w:t>
+      </w:r>
+      <w:r>
+        <w:t xml:space="preserve"> </w:t>
+      </w:r>
+      <w:r>
+        <w:rPr>
+          <w:i/>
+          <w:iCs/>
+        </w:rPr>
+        <w:t xml:space="preserve">main</w:t>
+      </w:r>
+      <w:r>
+        <w:t xml:space="preserve"> </w:t>
+      </w:r>
+      <w:r>
+        <w:t xml:space="preserve">del 27 de octubre de 2026), en especial</w:t>
       </w:r>
       <w:r>
         <w:t xml:space="preserve"> </w:t>
@@ -5431,7 +5583,7 @@
               <w:pStyle w:val="Compact"/>
             </w:pPr>
             <w:r>
-              <w:t xml:space="preserve">Resúmenes sin fallos. Último CI de</w:t>
+              <w:t xml:space="preserve">Resúmenes sin fallos. CI de</w:t>
             </w:r>
             <w:r>
               <w:t xml:space="preserve"> </w:t>
@@ -5441,13 +5593,13 @@
                 <w:i/>
                 <w:iCs/>
               </w:rPr>
-              <w:t xml:space="preserve">develop</w:t>
-            </w:r>
-            <w:r>
-              <w:t xml:space="preserve"> </w:t>
-            </w:r>
-            <w:r>
-              <w:t xml:space="preserve">(24 de octubre de 2026): 1 119 pruebas automatizadas en la web, el gateway y los seis servicios (11 de integración de payment omitidas sin SQL Server) y 73 de la app móvil, 1 192 en total; la suite de punta a punta local (19 pruebas) se ejecutó por última vez el 21 de octubre de 2026 y la batería remota (</w:t>
+              <w:t xml:space="preserve">main</w:t>
+            </w:r>
+            <w:r>
+              <w:t xml:space="preserve"> </w:t>
+            </w:r>
+            <w:r>
+              <w:t xml:space="preserve">del 27 de octubre de 2026: 1 231 pruebas automatizadas en la web, el gateway y los seis servicios (incluidas las 17 de integración de payment, que corren en el CI contra SQL Server 2022 sin omitir ninguna) y 106 de la app móvil, 1 337 en total; la suite de punta a punta local (19 pruebas) pasó 19 de 19 el 27 de octubre de 2026, ya enviando el modo de pago al reservar, y la batería remota (</w:t>
             </w:r>
             <w:r>
               <w:rPr>
@@ -5552,10 +5704,10 @@
                 <w:i/>
                 <w:iCs/>
               </w:rPr>
-              <w:t xml:space="preserve">v1.0.0</w:t>
-            </w:r>
-            <w:r>
-              <w:t xml:space="preserve">) (sección 13). Al 24 de octubre de 2026</w:t>
+              <w:t xml:space="preserve">v1.1.0</w:t>
+            </w:r>
+            <w:r>
+              <w:t xml:space="preserve">) (sección 13). Al 27 de octubre de 2026 los 10 repositorios tienen su versión en</w:t>
             </w:r>
             <w:r>
               <w:t xml:space="preserve"> </w:t>
@@ -5565,45 +5717,10 @@
                 <w:i/>
                 <w:iCs/>
               </w:rPr>
-              <w:t xml:space="preserve">v1.0.0</w:t>
-            </w:r>
-            <w:r>
-              <w:t xml:space="preserve"> </w:t>
-            </w:r>
-            <w:r>
-              <w:t xml:space="preserve">existe en 9 repositorios (payment-service la tiene desde ese día, con su PR #2 fusionado); la app móvil todavía no tiene etiqueta (PR #1 abierto) y se implementa desde</w:t>
-            </w:r>
-            <w:r>
-              <w:t xml:space="preserve"> </w:t>
-            </w:r>
-            <w:r>
-              <w:rPr>
-                <w:i/>
-                <w:iCs/>
-              </w:rPr>
-              <w:t xml:space="preserve">develop</w:t>
-            </w:r>
-            <w:r>
-              <w:t xml:space="preserve"> </w:t>
-            </w:r>
-            <w:r>
-              <w:t xml:space="preserve">hasta su primera versión (excepción registrada en el documento de acciones correctivas, ACO-24). El servidor público corre</w:t>
-            </w:r>
-            <w:r>
-              <w:t xml:space="preserve"> </w:t>
-            </w:r>
-            <w:r>
-              <w:rPr>
-                <w:i/>
-                <w:iCs/>
-              </w:rPr>
-              <w:t xml:space="preserve">develop</w:t>
-            </w:r>
-            <w:r>
-              <w:t xml:space="preserve"> </w:t>
-            </w:r>
-            <w:r>
-              <w:t xml:space="preserve">del 24 de octubre, que saldrá como</w:t>
+              <w:t xml:space="preserve">main</w:t>
+            </w:r>
+            <w:r>
+              <w:t xml:space="preserve">:</w:t>
             </w:r>
             <w:r>
               <w:t xml:space="preserve"> </w:t>
@@ -5616,7 +5733,87 @@
               <w:t xml:space="preserve">v1.1.0</w:t>
             </w:r>
             <w:r>
-              <w:t xml:space="preserve">.</w:t>
+              <w:t xml:space="preserve"> </w:t>
+            </w:r>
+            <w:r>
+              <w:t xml:space="preserve">en el API Gateway, security-service, operations-service y notification-service;</w:t>
+            </w:r>
+            <w:r>
+              <w:t xml:space="preserve"> </w:t>
+            </w:r>
+            <w:r>
+              <w:rPr>
+                <w:i/>
+                <w:iCs/>
+              </w:rPr>
+              <w:t xml:space="preserve">v1.1.1</w:t>
+            </w:r>
+            <w:r>
+              <w:t xml:space="preserve"> </w:t>
+            </w:r>
+            <w:r>
+              <w:t xml:space="preserve">en customer-service y booking-service, y</w:t>
+            </w:r>
+            <w:r>
+              <w:t xml:space="preserve"> </w:t>
+            </w:r>
+            <w:r>
+              <w:rPr>
+                <w:i/>
+                <w:iCs/>
+              </w:rPr>
+              <w:t xml:space="preserve">v1.1.2</w:t>
+            </w:r>
+            <w:r>
+              <w:t xml:space="preserve"> </w:t>
+            </w:r>
+            <w:r>
+              <w:t xml:space="preserve">en la web, la app móvil, payment-service e infra.</w:t>
+            </w:r>
+            <w:r>
+              <w:t xml:space="preserve"> </w:t>
+            </w:r>
+            <w:r>
+              <w:rPr>
+                <w:i/>
+                <w:iCs/>
+              </w:rPr>
+              <w:t xml:space="preserve">main</w:t>
+            </w:r>
+            <w:r>
+              <w:t xml:space="preserve"> </w:t>
+            </w:r>
+            <w:r>
+              <w:t xml:space="preserve">está protegida en los 10 (solo recibe cambios por</w:t>
+            </w:r>
+            <w:r>
+              <w:t xml:space="preserve"> </w:t>
+            </w:r>
+            <w:r>
+              <w:rPr>
+                <w:i/>
+                <w:iCs/>
+              </w:rPr>
+              <w:t xml:space="preserve">pull request</w:t>
+            </w:r>
+            <w:r>
+              <w:t xml:space="preserve"> </w:t>
+            </w:r>
+            <w:r>
+              <w:t xml:space="preserve">con una aprobación y el CI en verde) y el servidor público corre</w:t>
+            </w:r>
+            <w:r>
+              <w:t xml:space="preserve"> </w:t>
+            </w:r>
+            <w:r>
+              <w:rPr>
+                <w:i/>
+                <w:iCs/>
+              </w:rPr>
+              <w:t xml:space="preserve">main</w:t>
+            </w:r>
+            <w:r>
+              <w:t xml:space="preserve">, que el despliegue continuo actualiza con cada fusión (Documento de Despliegue, sección 4.3.4).</w:t>
             </w:r>
           </w:p>
         </w:tc>
@@ -6226,7 +6423,7 @@
         <w:t xml:space="preserve">uno al lado del otro y con su nombre original</w:t>
       </w:r>
       <w:r>
-        <w:t xml:space="preserve">, en la etiqueta de la versión. Al 24 de octubre de 2026 la etiqueta</w:t>
+        <w:t xml:space="preserve">, en la etiqueta de la versión. Al 27 de octubre de 2026 las versiones vigentes son</w:t>
       </w:r>
       <w:r>
         <w:t xml:space="preserve"> </w:t>
@@ -6236,13 +6433,13 @@
           <w:i/>
           <w:iCs/>
         </w:rPr>
-        <w:t xml:space="preserve">v1.0.0</w:t>
-      </w:r>
-      <w:r>
-        <w:t xml:space="preserve"> </w:t>
-      </w:r>
-      <w:r>
-        <w:t xml:space="preserve">existe en 9 repositorios: payment-service la tiene desde ese día (su PR #2 se fusionó y su</w:t>
+        <w:t xml:space="preserve">v1.1.0</w:t>
+      </w:r>
+      <w:r>
+        <w:t xml:space="preserve"> </w:t>
+      </w:r>
+      <w:r>
+        <w:t xml:space="preserve">(API Gateway, security-service, operations-service y notification-service),</w:t>
       </w:r>
       <w:r>
         <w:t xml:space="preserve"> </w:t>
@@ -6252,13 +6449,13 @@
           <w:i/>
           <w:iCs/>
         </w:rPr>
-        <w:t xml:space="preserve">main</w:t>
-      </w:r>
-      <w:r>
-        <w:t xml:space="preserve"> </w:t>
-      </w:r>
-      <w:r>
-        <w:t xml:space="preserve">incluye todo</w:t>
+        <w:t xml:space="preserve">v1.1.1</w:t>
+      </w:r>
+      <w:r>
+        <w:t xml:space="preserve"> </w:t>
+      </w:r>
+      <w:r>
+        <w:t xml:space="preserve">(customer-service y booking-service) y</w:t>
       </w:r>
       <w:r>
         <w:t xml:space="preserve"> </w:t>
@@ -6268,10 +6465,13 @@
           <w:i/>
           <w:iCs/>
         </w:rPr>
-        <w:t xml:space="preserve">develop</w:t>
-      </w:r>
-      <w:r>
-        <w:t xml:space="preserve">, así que clonarlo desde</w:t>
+        <w:t xml:space="preserve">v1.1.2</w:t>
+      </w:r>
+      <w:r>
+        <w:t xml:space="preserve"> </w:t>
+      </w:r>
+      <w:r>
+        <w:t xml:space="preserve">(infra, payment-service y la web); cada una es la punta de</w:t>
       </w:r>
       <w:r>
         <w:t xml:space="preserve"> </w:t>
@@ -6281,10 +6481,13 @@
           <w:i/>
           <w:iCs/>
         </w:rPr>
-        <w:t xml:space="preserve">develop</w:t>
-      </w:r>
-      <w:r>
-        <w:t xml:space="preserve">, como en el bloque de abajo, da lo mismo); solo la app móvil no tiene versión. Los arreglos del 23 y del 24 de octubre están en</w:t>
+        <w:t xml:space="preserve">main</w:t>
+      </w:r>
+      <w:r>
+        <w:t xml:space="preserve"> </w:t>
+      </w:r>
+      <w:r>
+        <w:t xml:space="preserve">y es lo que corre el servidor público, así que clonar con</w:t>
       </w:r>
       <w:r>
         <w:t xml:space="preserve"> </w:t>
@@ -6294,10 +6497,13 @@
           <w:i/>
           <w:iCs/>
         </w:rPr>
-        <w:t xml:space="preserve">develop</w:t>
-      </w:r>
-      <w:r>
-        <w:t xml:space="preserve">, que es lo que corre en el servidor público desde el 24 de octubre, y llegarán a</w:t>
+        <w:t xml:space="preserve">-b main</w:t>
+      </w:r>
+      <w:r>
+        <w:t xml:space="preserve"> </w:t>
+      </w:r>
+      <w:r>
+        <w:t xml:space="preserve">da lo mismo mientras no salga otra versión. El repositorio de operaciones se llama</w:t>
       </w:r>
       <w:r>
         <w:t xml:space="preserve"> </w:t>
@@ -6307,13 +6513,13 @@
           <w:i/>
           <w:iCs/>
         </w:rPr>
-        <w:t xml:space="preserve">main</w:t>
-      </w:r>
-      <w:r>
-        <w:t xml:space="preserve"> </w:t>
-      </w:r>
-      <w:r>
-        <w:t xml:space="preserve">con</w:t>
+        <w:t xml:space="preserve">lavarapido-operation-service</w:t>
+      </w:r>
+      <w:r>
+        <w:t xml:space="preserve"> </w:t>
+      </w:r>
+      <w:r>
+        <w:t xml:space="preserve">(en singular) y</w:t>
       </w:r>
       <w:r>
         <w:t xml:space="preserve"> </w:t>
@@ -6323,96 +6529,6 @@
           <w:i/>
           <w:iCs/>
         </w:rPr>
-        <w:t xml:space="preserve">v1.1.0</w:t>
-      </w:r>
-      <w:r>
-        <w:t xml:space="preserve">: para instalar esa versión antes, reemplazar</w:t>
-      </w:r>
-      <w:r>
-        <w:t xml:space="preserve"> </w:t>
-      </w:r>
-      <w:r>
-        <w:rPr>
-          <w:i/>
-          <w:iCs/>
-        </w:rPr>
-        <w:t xml:space="preserve">-b v1.0.0</w:t>
-      </w:r>
-      <w:r>
-        <w:t xml:space="preserve"> </w:t>
-      </w:r>
-      <w:r>
-        <w:t xml:space="preserve">por</w:t>
-      </w:r>
-      <w:r>
-        <w:t xml:space="preserve"> </w:t>
-      </w:r>
-      <w:r>
-        <w:rPr>
-          <w:i/>
-          <w:iCs/>
-        </w:rPr>
-        <w:t xml:space="preserve">-b develop</w:t>
-      </w:r>
-      <w:r>
-        <w:t xml:space="preserve"> </w:t>
-      </w:r>
-      <w:r>
-        <w:t xml:space="preserve">(en el servidor público,</w:t>
-      </w:r>
-      <w:r>
-        <w:t xml:space="preserve"> </w:t>
-      </w:r>
-      <w:r>
-        <w:rPr>
-          <w:i/>
-          <w:iCs/>
-        </w:rPr>
-        <w:t xml:space="preserve">BRANCH=develop</w:t>
-      </w:r>
-      <w:r>
-        <w:t xml:space="preserve">; sin ella,</w:t>
-      </w:r>
-      <w:r>
-        <w:t xml:space="preserve"> </w:t>
-      </w:r>
-      <w:r>
-        <w:rPr>
-          <w:i/>
-          <w:iCs/>
-        </w:rPr>
-        <w:t xml:space="preserve">setup-server.sh</w:t>
-      </w:r>
-      <w:r>
-        <w:t xml:space="preserve"> </w:t>
-      </w:r>
-      <w:r>
-        <w:t xml:space="preserve">se detiene porque nunca baja de versión). El repositorio de operaciones se llama</w:t>
-      </w:r>
-      <w:r>
-        <w:t xml:space="preserve"> </w:t>
-      </w:r>
-      <w:r>
-        <w:rPr>
-          <w:i/>
-          <w:iCs/>
-        </w:rPr>
-        <w:t xml:space="preserve">lavarapido-operation-service</w:t>
-      </w:r>
-      <w:r>
-        <w:t xml:space="preserve"> </w:t>
-      </w:r>
-      <w:r>
-        <w:t xml:space="preserve">(en singular) y</w:t>
-      </w:r>
-      <w:r>
-        <w:t xml:space="preserve"> </w:t>
-      </w:r>
-      <w:r>
-        <w:rPr>
-          <w:i/>
-          <w:iCs/>
-        </w:rPr>
         <w:t xml:space="preserve">docker-compose.yml</w:t>
       </w:r>
       <w:r>
@@ -6487,7 +6603,7 @@
         <w:rPr>
           <w:rStyle w:val="NormalTok"/>
         </w:rPr>
-        <w:t xml:space="preserve"> lavarapido-infra lavarapido-security-service lavarapido-api-gateway </w:t>
+        <w:t xml:space="preserve"> lavarapido-security-service lavarapido-api-gateway </w:t>
       </w:r>
       <w:r>
         <w:rPr>
@@ -6553,7 +6669,7 @@
         <w:rPr>
           <w:rStyle w:val="NormalTok"/>
         </w:rPr>
-        <w:t xml:space="preserve"> v1.0.0 https://github.com/BrayanCABRERA123/</w:t>
+        <w:t xml:space="preserve"> v1.1.0 https://github.com/BrayanCABRERA123/</w:t>
       </w:r>
       <w:r>
         <w:rPr>
@@ -6601,7 +6717,7 @@
         <w:rPr>
           <w:rStyle w:val="NormalTok"/>
         </w:rPr>
-        <w:t xml:space="preserve"> v1.0.0 https://github.com/camiloguilombo12/lavarapido-customer-service.git</w:t>
+        <w:t xml:space="preserve"> v1.1.2 https://github.com/BrayanCABRERA123/lavarapido-infra.git</w:t>
       </w:r>
       <w:r>
         <w:br/>
@@ -6628,7 +6744,7 @@
         <w:rPr>
           <w:rStyle w:val="NormalTok"/>
         </w:rPr>
-        <w:t xml:space="preserve"> v1.0.0 https://github.com/camiloguilombo12/lavarapido-booking-service.git</w:t>
+        <w:t xml:space="preserve"> v1.1.1 https://github.com/camiloguilombo12/lavarapido-customer-service.git</w:t>
       </w:r>
       <w:r>
         <w:br/>
@@ -6655,19 +6771,40 @@
         <w:rPr>
           <w:rStyle w:val="NormalTok"/>
         </w:rPr>
-        <w:t xml:space="preserve"> develop https://github.com/merari0322/lavarapido-payment-service.git   </w:t>
-      </w:r>
-      <w:r>
-        <w:rPr>
-          <w:rStyle w:val="CommentTok"/>
-        </w:rPr>
-        <w:t xml:space="preserve"># sin etiqueta todavía</w:t>
+        <w:t xml:space="preserve"> v1.1.1 https://github.com/camiloguilombo12/lavarapido-booking-service.git</w:t>
       </w:r>
       <w:r>
         <w:br/>
       </w:r>
       <w:r>
         <w:rPr>
+          <w:rStyle w:val="FunctionTok"/>
+        </w:rPr>
+        <w:t xml:space="preserve">git</w:t>
+      </w:r>
+      <w:r>
+        <w:rPr>
+          <w:rStyle w:val="NormalTok"/>
+        </w:rPr>
+        <w:t xml:space="preserve"> clone </w:t>
+      </w:r>
+      <w:r>
+        <w:rPr>
+          <w:rStyle w:val="AttributeTok"/>
+        </w:rPr>
+        <w:t xml:space="preserve">-b</w:t>
+      </w:r>
+      <w:r>
+        <w:rPr>
+          <w:rStyle w:val="NormalTok"/>
+        </w:rPr>
+        <w:t xml:space="preserve"> v1.1.2 https://github.com/merari0322/lavarapido-payment-service.git</w:t>
+      </w:r>
+      <w:r>
+        <w:br/>
+      </w:r>
+      <w:r>
+        <w:rPr>
           <w:rStyle w:val="BuiltInTok"/>
         </w:rPr>
         <w:t xml:space="preserve">cd</w:t>
@@ -6751,7 +6888,7 @@
         <w:rPr>
           <w:rStyle w:val="NormalTok"/>
         </w:rPr>
-        <w:t xml:space="preserve"> v1.0.0 https://github.com/BrayanCABRERA123/Front-end-proyecto-web.git</w:t>
+        <w:t xml:space="preserve"> v1.1.2 https://github.com/BrayanCABRERA123/Front-end-proyecto-web.git</w:t>
       </w:r>
     </w:p>
     <w:p>
@@ -9880,7 +10017,7 @@
         </w:numPr>
       </w:pPr>
       <w:r>
-        <w:t xml:space="preserve">Verificar que la base tiene 57 tablas en los nueve esquemas (Manual de Instalación, sección 11.5) y que la topología de RabbitMQ existe (exchange</w:t>
+        <w:t xml:space="preserve">Verificar que la base tiene 58 tablas en los nueve esquemas (Manual de Instalación, sección 11.5) y que la topología de RabbitMQ existe: el exchange</w:t>
       </w:r>
       <w:r>
         <w:t xml:space="preserve"> </w:t>
@@ -9893,10 +10030,7 @@
         <w:t xml:space="preserve">carwash.events</w:t>
       </w:r>
       <w:r>
-        <w:t xml:space="preserve"> </w:t>
-      </w:r>
-      <w:r>
-        <w:t xml:space="preserve">y las colas</w:t>
+        <w:t xml:space="preserve">, el de mensajes muertos</w:t>
       </w:r>
       <w:r>
         <w:t xml:space="preserve"> </w:t>
@@ -9906,13 +10040,13 @@
           <w:i/>
           <w:iCs/>
         </w:rPr>
-        <w:t xml:space="preserve">customer-service.events</w:t>
-      </w:r>
-      <w:r>
-        <w:t xml:space="preserve"> </w:t>
-      </w:r>
-      <w:r>
-        <w:t xml:space="preserve">y</w:t>
+        <w:t xml:space="preserve">carwash.events.dlx</w:t>
+      </w:r>
+      <w:r>
+        <w:t xml:space="preserve"> </w:t>
+      </w:r>
+      <w:r>
+        <w:t xml:space="preserve">y las colas</w:t>
       </w:r>
       <w:r>
         <w:t xml:space="preserve"> </w:t>
@@ -9922,10 +10056,10 @@
           <w:i/>
           <w:iCs/>
         </w:rPr>
-        <w:t xml:space="preserve">notification-service.events</w:t>
-      </w:r>
-      <w:r>
-        <w:t xml:space="preserve">, cada una con su</w:t>
+        <w:t xml:space="preserve">customer-service.events</w:t>
+      </w:r>
+      <w:r>
+        <w:t xml:space="preserve">,</w:t>
       </w:r>
       <w:r>
         <w:t xml:space="preserve"> </w:t>
@@ -9935,10 +10069,10 @@
           <w:i/>
           <w:iCs/>
         </w:rPr>
-        <w:t xml:space="preserve">.dlq</w:t>
-      </w:r>
-      <w:r>
-        <w:t xml:space="preserve">, y</w:t>
+        <w:t xml:space="preserve">notification-service.events</w:t>
+      </w:r>
+      <w:r>
+        <w:t xml:space="preserve">,</w:t>
       </w:r>
       <w:r>
         <w:t xml:space="preserve"> </w:t>
@@ -9948,10 +10082,55 @@
           <w:i/>
           <w:iCs/>
         </w:rPr>
+        <w:t xml:space="preserve">operations-service.booking-confirmed</w:t>
+      </w:r>
+      <w:r>
+        <w:t xml:space="preserve"> </w:t>
+      </w:r>
+      <w:r>
+        <w:t xml:space="preserve">y</w:t>
+      </w:r>
+      <w:r>
+        <w:t xml:space="preserve"> </w:t>
+      </w:r>
+      <w:r>
+        <w:rPr>
+          <w:i/>
+          <w:iCs/>
+        </w:rPr>
+        <w:t xml:space="preserve">booking.payment-events</w:t>
+      </w:r>
+      <w:r>
+        <w:t xml:space="preserve">, cada una con su</w:t>
+      </w:r>
+      <w:r>
+        <w:t xml:space="preserve"> </w:t>
+      </w:r>
+      <w:r>
+        <w:rPr>
+          <w:i/>
+          <w:iCs/>
+        </w:rPr>
+        <w:t xml:space="preserve">.dlq</w:t>
+      </w:r>
+      <w:r>
+        <w:t xml:space="preserve">. La cola vieja</w:t>
+      </w:r>
+      <w:r>
+        <w:t xml:space="preserve"> </w:t>
+      </w:r>
+      <w:r>
+        <w:rPr>
+          <w:i/>
+          <w:iCs/>
+        </w:rPr>
         <w:t xml:space="preserve">operations-service.events</w:t>
       </w:r>
       <w:r>
-        <w:t xml:space="preserve">, que no tiene cola de mensajes muertos).</w:t>
+        <w:t xml:space="preserve"> </w:t>
+      </w:r>
+      <w:r>
+        <w:t xml:space="preserve">ya no se usa: operations-service la vacía y la borra al arrancar.</w:t>
       </w:r>
     </w:p>
     <w:p>
@@ -13587,7 +13766,7 @@
         <w:t xml:space="preserve">main</w:t>
       </w:r>
       <w:r>
-        <w:t xml:space="preserve">, que tiene la versión etiquetada; payment-service, mientras no tenga versión, desde</w:t>
+        <w:t xml:space="preserve">, que tiene la versión etiquetada y está protegida en los 10 repositorios; nunca desde una rama</w:t>
       </w:r>
       <w:r>
         <w:t xml:space="preserve"> </w:t>
@@ -13597,10 +13776,10 @@
           <w:i/>
           <w:iCs/>
         </w:rPr>
-        <w:t xml:space="preserve">develop</w:t>
-      </w:r>
-      <w:r>
-        <w:t xml:space="preserve">; nunca desde una rama</w:t>
+        <w:t xml:space="preserve">feature/*</w:t>
+      </w:r>
+      <w:r>
+        <w:t xml:space="preserve">. Desde el 26 de octubre de 2026 el servidor público corre</w:t>
       </w:r>
       <w:r>
         <w:t xml:space="preserve"> </w:t>
@@ -13610,55 +13789,10 @@
           <w:i/>
           <w:iCs/>
         </w:rPr>
-        <w:t xml:space="preserve">feature/*</w:t>
-      </w:r>
-      <w:r>
-        <w:t xml:space="preserve">. El servidor público corre</w:t>
-      </w:r>
-      <w:r>
-        <w:t xml:space="preserve"> </w:t>
-      </w:r>
-      <w:r>
-        <w:rPr>
-          <w:i/>
-          <w:iCs/>
-        </w:rPr>
-        <w:t xml:space="preserve">develop</w:t>
-      </w:r>
-      <w:r>
-        <w:t xml:space="preserve"> </w:t>
-      </w:r>
-      <w:r>
-        <w:t xml:space="preserve">del 24 de octubre de 2026 y se actualiza con</w:t>
-      </w:r>
-      <w:r>
-        <w:t xml:space="preserve"> </w:t>
-      </w:r>
-      <w:r>
-        <w:rPr>
-          <w:i/>
-          <w:iCs/>
-        </w:rPr>
-        <w:t xml:space="preserve">BRANCH=develop</w:t>
-      </w:r>
-      <w:r>
-        <w:t xml:space="preserve"> </w:t>
-      </w:r>
-      <w:r>
-        <w:t xml:space="preserve">hasta</w:t>
-      </w:r>
-      <w:r>
-        <w:t xml:space="preserve"> </w:t>
-      </w:r>
-      <w:r>
-        <w:rPr>
-          <w:i/>
-          <w:iCs/>
-        </w:rPr>
-        <w:t xml:space="preserve">v1.1.0</w:t>
-      </w:r>
-      <w:r>
-        <w:t xml:space="preserve">; después, el despliegue continuo despliega</w:t>
+        <w:t xml:space="preserve">main</w:t>
+      </w:r>
+      <w:r>
+        <w:t xml:space="preserve">, y el despliegue continuo lo actualiza con cada fusión aprobada a</w:t>
       </w:r>
       <w:r>
         <w:t xml:space="preserve"> </w:t>
